--- a/ADR-0002_-_Mapa_de_Contexto_-_Fila_da_Cantina (2).docx
+++ b/ADR-0002_-_Mapa_de_Contexto_-_Fila_da_Cantina (2).docx
@@ -1,57 +1,115 @@
 
 <file path=word/document.xml><?xml version="1.0" encoding="utf-8"?>
-<w:document xmlns:mc="http://schemas.openxmlformats.org/markup-compatibility/2006" xmlns:o="urn:schemas-microsoft-com:office:office" xmlns:r="http://schemas.openxmlformats.org/officeDocument/2006/relationships" xmlns:m="http://schemas.openxmlformats.org/officeDocument/2006/math" xmlns:v="urn:schemas-microsoft-com:vml" xmlns:wp="http://schemas.openxmlformats.org/drawingml/2006/wordprocessingDrawing" xmlns:w10="urn:schemas-microsoft-com:office:word" xmlns:w="http://schemas.openxmlformats.org/wordprocessingml/2006/main" xmlns:wne="http://schemas.microsoft.com/office/word/2006/wordml" xmlns:sl="http://schemas.openxmlformats.org/schemaLibrary/2006/main" xmlns:a="http://schemas.openxmlformats.org/drawingml/2006/main" xmlns:pic="http://schemas.openxmlformats.org/drawingml/2006/picture" xmlns:c="http://schemas.openxmlformats.org/drawingml/2006/chart" xmlns:lc="http://schemas.openxmlformats.org/drawingml/2006/lockedCanvas" xmlns:dgm="http://schemas.openxmlformats.org/drawingml/2006/diagram" xmlns:wps="http://schemas.microsoft.com/office/word/2010/wordprocessingShape" xmlns:wpg="http://schemas.microsoft.com/office/word/2010/wordprocessingGroup" xmlns:w14="http://schemas.microsoft.com/office/word/2010/wordml" xmlns:w15="http://schemas.microsoft.com/office/word/2012/wordml" xmlns:w16="http://schemas.microsoft.com/office/word/2018/wordml" xmlns:w16cex="http://schemas.microsoft.com/office/word/2018/wordml/cex" xmlns:w16cid="http://schemas.microsoft.com/office/word/2016/wordml/cid" xmlns="http://schemas.microsoft.com/office/tasks/2019/documenttasks" xmlns:cr="http://schemas.microsoft.com/office/comments/2020/reactions">
+<w:document xmlns:wpc="http://schemas.microsoft.com/office/word/2010/wordprocessingCanvas" xmlns:cx="http://schemas.microsoft.com/office/drawing/2014/chartex" xmlns:cx1="http://schemas.microsoft.com/office/drawing/2015/9/8/chartex" xmlns:cx2="http://schemas.microsoft.com/office/drawing/2015/10/21/chartex" xmlns:cx3="http://schemas.microsoft.com/office/drawing/2016/5/9/chartex" xmlns:cx4="http://schemas.microsoft.com/office/drawing/2016/5/10/chartex" xmlns:cx5="http://schemas.microsoft.com/office/drawing/2016/5/11/chartex" xmlns:cx6="http://schemas.microsoft.com/office/drawing/2016/5/12/chartex" xmlns:cx7="http://schemas.microsoft.com/office/drawing/2016/5/13/chartex" xmlns:cx8="http://schemas.microsoft.com/office/drawing/2016/5/14/chartex" xmlns:mc="http://schemas.openxmlformats.org/markup-compatibility/2006" xmlns:aink="http://schemas.microsoft.com/office/drawing/2016/ink" xmlns:am3d="http://schemas.microsoft.com/office/drawing/2017/model3d" xmlns:o="urn:schemas-microsoft-com:office:office" xmlns:oel="http://schemas.microsoft.com/office/2019/extlst" xmlns:r="http://schemas.openxmlformats.org/officeDocument/2006/relationships" xmlns:m="http://schemas.openxmlformats.org/officeDocument/2006/math" xmlns:v="urn:schemas-microsoft-com:vml" xmlns:wp14="http://schemas.microsoft.com/office/word/2010/wordprocessingDrawing" xmlns:wp="http://schemas.openxmlformats.org/drawingml/2006/wordprocessingDrawing" xmlns:w10="urn:schemas-microsoft-com:office:word" xmlns:w="http://schemas.openxmlformats.org/wordprocessingml/2006/main" xmlns:w14="http://schemas.microsoft.com/office/word/2010/wordml" xmlns:w15="http://schemas.microsoft.com/office/word/2012/wordml" xmlns:w16cei="http://schemas.microsoft.com/office/word/2026/wordml/cei" xmlns:w16cex="http://schemas.microsoft.com/office/word/2018/wordml/cex" xmlns:w16cid="http://schemas.microsoft.com/office/word/2016/wordml/cid" xmlns:w16="http://schemas.microsoft.com/office/word/2018/wordml" xmlns:w16du="http://schemas.microsoft.com/office/word/2023/wordml/word16du" xmlns:w16sdtdh="http://schemas.microsoft.com/office/word/2020/wordml/sdtdatahash" xmlns:w16sdtfl="http://schemas.microsoft.com/office/word/2024/wordml/sdtformatlock" xmlns:w16se="http://schemas.microsoft.com/office/word/2015/wordml/symex" xmlns:wpg="http://schemas.microsoft.com/office/word/2010/wordprocessingGroup" xmlns:wpi="http://schemas.microsoft.com/office/word/2010/wordprocessingInk" xmlns:wne="http://schemas.microsoft.com/office/word/2006/wordml" xmlns:wps="http://schemas.microsoft.com/office/word/2010/wordprocessingShape" mc:Ignorable="w14 w15 w16se w16cid w16 w16cex w16sdtdh w16sdtfl w16du wp14">
   <w:body>
     <w:p>
       <w:pPr>
-        <w:pStyle w:val="Title"/>
+        <w:pStyle w:val="Ttulo"/>
         <w:spacing w:line="360" w:lineRule="auto"/>
         <w:jc w:val="center"/>
         <w:rPr>
-          <w:rFonts w:ascii="Arial" w:cs="Arial" w:eastAsia="Arial" w:hAnsi="Arial"/>
-          <w:b w:val="1"/>
-          <w:bCs w:val="1"/>
+          <w:rFonts w:ascii="Arial" w:eastAsia="Arial" w:hAnsi="Arial" w:cs="Arial"/>
+          <w:b/>
+          <w:bCs/>
           <w:color w:val="000000"/>
           <w:sz w:val="40"/>
           <w:szCs w:val="40"/>
         </w:rPr>
       </w:pPr>
-      <w:bookmarkStart w:colFirst="0" w:colLast="0" w:name="_x9h6fe8cb1et" w:id="0"/>
+      <w:bookmarkStart w:id="0" w:name="_x9h6fe8cb1et" w:colFirst="0" w:colLast="0"/>
       <w:bookmarkEnd w:id="0"/>
       <w:r>
         <w:rPr>
-          <w:rFonts w:ascii="Arial" w:cs="Arial" w:eastAsia="Arial" w:hAnsi="Arial"/>
-          <w:b w:val="1"/>
-          <w:bCs w:val="1"/>
+          <w:rFonts w:ascii="Arial" w:eastAsia="Arial" w:hAnsi="Arial" w:cs="Arial"/>
+          <w:b/>
+          <w:bCs/>
           <w:color w:val="000000"/>
           <w:sz w:val="40"/>
           <w:szCs w:val="40"/>
-          <w:rtl w:val="0"/>
-        </w:rPr>
-        <w:t xml:space="preserve">ADR-0002 – Mapa de Contexto</w:t>
-        <w:br w:type="textWrapping"/>
-        <w:t xml:space="preserve">A Fila da Cantina</w:t>
+        </w:rPr>
+        <w:t xml:space="preserve">ADR-0002 – Mapa de </w:t>
+      </w:r>
+      <w:proofErr w:type="spellStart"/>
+      <w:r>
+        <w:rPr>
+          <w:rFonts w:ascii="Arial" w:eastAsia="Arial" w:hAnsi="Arial" w:cs="Arial"/>
+          <w:b/>
+          <w:bCs/>
+          <w:color w:val="000000"/>
+          <w:sz w:val="40"/>
+          <w:szCs w:val="40"/>
+        </w:rPr>
+        <w:t>Contexto</w:t>
+      </w:r>
+      <w:proofErr w:type="spellEnd"/>
+      <w:r>
+        <w:rPr>
+          <w:rFonts w:ascii="Arial" w:eastAsia="Arial" w:hAnsi="Arial" w:cs="Arial"/>
+          <w:b/>
+          <w:bCs/>
+          <w:color w:val="000000"/>
+          <w:sz w:val="40"/>
+          <w:szCs w:val="40"/>
+        </w:rPr>
+        <w:br/>
+        <w:t>A Fila da Cantina</w:t>
+      </w:r>
+    </w:p>
+    <w:p>
+      <w:r>
+        <w:t>https://campus-cantina-order-app-wzzkkr.sticklight.app</w:t>
+      </w:r>
+    </w:p>
+    <w:p>
+      <w:proofErr w:type="spellStart"/>
+      <w:r>
+        <w:t>Alunos</w:t>
+      </w:r>
+      <w:proofErr w:type="spellEnd"/>
+      <w:r>
+        <w:t>:</w:t>
+      </w:r>
+    </w:p>
+    <w:p>
+      <w:r>
+        <w:t>Arthur Sousa</w:t>
+      </w:r>
+    </w:p>
+    <w:p>
+      <w:r>
+        <w:t xml:space="preserve"> </w:t>
+      </w:r>
+      <w:r>
+        <w:t>Erick</w:t>
+      </w:r>
+    </w:p>
+    <w:p>
+      <w:r>
+        <w:t xml:space="preserve"> </w:t>
+      </w:r>
+      <w:r>
+        <w:t>Pedro Herinque Ochoa</w:t>
+      </w:r>
+    </w:p>
+    <w:p>
+      <w:r>
+        <w:t xml:space="preserve"> </w:t>
+      </w:r>
+      <w:r>
+        <w:t>Danielle</w:t>
+      </w:r>
+    </w:p>
+    <w:p>
+      <w:r>
+        <w:t xml:space="preserve"> </w:t>
+      </w:r>
+      <w:r>
+        <w:t xml:space="preserve">Jóse Renato  </w:t>
       </w:r>
     </w:p>
     <w:p>
       <w:pPr>
-        <w:rPr/>
-      </w:pPr>
-      <w:r>
-        <w:rPr>
-          <w:rtl w:val="0"/>
-        </w:rPr>
-        <w:t xml:space="preserve">Alunos: Arthur Sousa, Erick, Pedro Herinque Ochoa, Danielle, Jóse Renato  </w:t>
-      </w:r>
-      <w:r>
-        <w:rPr>
-          <w:rtl w:val="0"/>
-        </w:rPr>
-      </w:r>
-    </w:p>
-    <w:p>
-      <w:pPr>
-        <w:pStyle w:val="Heading1"/>
+        <w:pStyle w:val="Ttulo1"/>
         <w:spacing w:line="360" w:lineRule="auto"/>
         <w:jc w:val="both"/>
         <w:rPr>
@@ -60,306 +118,609 @@
           <w:szCs w:val="24"/>
         </w:rPr>
       </w:pPr>
-      <w:bookmarkStart w:colFirst="0" w:colLast="0" w:name="_yno7vy66v59k" w:id="1"/>
+      <w:bookmarkStart w:id="1" w:name="_yno7vy66v59k" w:colFirst="0" w:colLast="0"/>
       <w:bookmarkEnd w:id="1"/>
       <w:r>
         <w:rPr>
           <w:color w:val="000000"/>
           <w:sz w:val="36"/>
           <w:szCs w:val="36"/>
-          <w:rtl w:val="0"/>
-        </w:rPr>
-        <w:t xml:space="preserve">1. Participantes</w:t>
-      </w:r>
-      <w:r>
-        <w:rPr>
-          <w:rtl w:val="0"/>
-        </w:rPr>
-      </w:r>
+        </w:rPr>
+        <w:t xml:space="preserve">1. </w:t>
+      </w:r>
+      <w:proofErr w:type="spellStart"/>
+      <w:r>
+        <w:rPr>
+          <w:color w:val="000000"/>
+          <w:sz w:val="36"/>
+          <w:szCs w:val="36"/>
+        </w:rPr>
+        <w:t>Participantes</w:t>
+      </w:r>
+      <w:proofErr w:type="spellEnd"/>
     </w:p>
     <w:tbl>
       <w:tblPr>
-        <w:tblStyle w:val="Table1"/>
-        <w:tblW w:w="9075.0" w:type="dxa"/>
-        <w:jc w:val="left"/>
-        <w:tblInd w:w="-115.0" w:type="dxa"/>
+        <w:tblStyle w:val="a"/>
+        <w:tblW w:w="9075" w:type="dxa"/>
+        <w:tblInd w:w="-115" w:type="dxa"/>
         <w:tblBorders>
-          <w:top w:color="000000" w:space="0" w:sz="12" w:val="single"/>
-          <w:left w:color="000000" w:space="0" w:sz="12" w:val="single"/>
-          <w:bottom w:color="000000" w:space="0" w:sz="12" w:val="single"/>
-          <w:right w:color="000000" w:space="0" w:sz="12" w:val="single"/>
-          <w:insideH w:color="000000" w:space="0" w:sz="12" w:val="single"/>
-          <w:insideV w:color="000000" w:space="0" w:sz="12" w:val="single"/>
+          <w:top w:val="single" w:sz="12" w:space="0" w:color="000000"/>
+          <w:left w:val="single" w:sz="12" w:space="0" w:color="000000"/>
+          <w:bottom w:val="single" w:sz="12" w:space="0" w:color="000000"/>
+          <w:right w:val="single" w:sz="12" w:space="0" w:color="000000"/>
+          <w:insideH w:val="single" w:sz="12" w:space="0" w:color="000000"/>
+          <w:insideV w:val="single" w:sz="12" w:space="0" w:color="000000"/>
         </w:tblBorders>
         <w:tblLayout w:type="fixed"/>
-        <w:tblLook w:val="0400"/>
+        <w:tblLook w:val="0400" w:firstRow="0" w:lastRow="0" w:firstColumn="0" w:lastColumn="0" w:noHBand="0" w:noVBand="1"/>
       </w:tblPr>
       <w:tblGrid>
         <w:gridCol w:w="4545"/>
         <w:gridCol w:w="4530"/>
-        <w:tblGridChange w:id="0">
-          <w:tblGrid>
-            <w:gridCol w:w="4545"/>
-            <w:gridCol w:w="4530"/>
-          </w:tblGrid>
-        </w:tblGridChange>
       </w:tblGrid>
       <w:tr>
-        <w:trPr>
-          <w:cantSplit w:val="0"/>
-          <w:tblHeader w:val="0"/>
-        </w:trPr>
         <w:tc>
-          <w:tcPr/>
+          <w:tcPr>
+            <w:tcW w:w="4545" w:type="dxa"/>
+          </w:tcPr>
           <w:p>
             <w:pPr>
               <w:spacing w:line="360" w:lineRule="auto"/>
               <w:jc w:val="center"/>
               <w:rPr>
-                <w:rFonts w:ascii="Arial" w:cs="Arial" w:eastAsia="Arial" w:hAnsi="Arial"/>
+                <w:rFonts w:ascii="Arial" w:eastAsia="Arial" w:hAnsi="Arial" w:cs="Arial"/>
                 <w:sz w:val="24"/>
                 <w:szCs w:val="24"/>
               </w:rPr>
             </w:pPr>
+            <w:proofErr w:type="spellStart"/>
             <w:r>
               <w:rPr>
-                <w:rFonts w:ascii="Arial" w:cs="Arial" w:eastAsia="Arial" w:hAnsi="Arial"/>
-                <w:sz w:val="24"/>
-                <w:szCs w:val="24"/>
-                <w:rtl w:val="0"/>
-              </w:rPr>
-              <w:t xml:space="preserve">Participante</w:t>
+                <w:rFonts w:ascii="Arial" w:eastAsia="Arial" w:hAnsi="Arial" w:cs="Arial"/>
+                <w:sz w:val="24"/>
+                <w:szCs w:val="24"/>
+              </w:rPr>
+              <w:t>Participante</w:t>
             </w:r>
+            <w:proofErr w:type="spellEnd"/>
           </w:p>
         </w:tc>
         <w:tc>
-          <w:tcPr/>
+          <w:tcPr>
+            <w:tcW w:w="4530" w:type="dxa"/>
+          </w:tcPr>
           <w:p>
             <w:pPr>
               <w:spacing w:line="360" w:lineRule="auto"/>
               <w:jc w:val="center"/>
               <w:rPr>
-                <w:rFonts w:ascii="Arial" w:cs="Arial" w:eastAsia="Arial" w:hAnsi="Arial"/>
+                <w:rFonts w:ascii="Arial" w:eastAsia="Arial" w:hAnsi="Arial" w:cs="Arial"/>
                 <w:sz w:val="24"/>
                 <w:szCs w:val="24"/>
               </w:rPr>
             </w:pPr>
             <w:r>
               <w:rPr>
-                <w:rFonts w:ascii="Arial" w:cs="Arial" w:eastAsia="Arial" w:hAnsi="Arial"/>
-                <w:sz w:val="24"/>
-                <w:szCs w:val="24"/>
-                <w:rtl w:val="0"/>
-              </w:rPr>
-              <w:t xml:space="preserve">Papel</w:t>
+                <w:rFonts w:ascii="Arial" w:eastAsia="Arial" w:hAnsi="Arial" w:cs="Arial"/>
+                <w:sz w:val="24"/>
+                <w:szCs w:val="24"/>
+              </w:rPr>
+              <w:t>Papel</w:t>
             </w:r>
           </w:p>
         </w:tc>
       </w:tr>
       <w:tr>
-        <w:trPr>
-          <w:cantSplit w:val="0"/>
-          <w:tblHeader w:val="0"/>
-        </w:trPr>
         <w:tc>
-          <w:tcPr/>
+          <w:tcPr>
+            <w:tcW w:w="4545" w:type="dxa"/>
+          </w:tcPr>
           <w:p>
             <w:pPr>
               <w:spacing w:line="360" w:lineRule="auto"/>
               <w:jc w:val="center"/>
               <w:rPr>
-                <w:rFonts w:ascii="Arial" w:cs="Arial" w:eastAsia="Arial" w:hAnsi="Arial"/>
+                <w:rFonts w:ascii="Arial" w:eastAsia="Arial" w:hAnsi="Arial" w:cs="Arial"/>
                 <w:sz w:val="24"/>
                 <w:szCs w:val="24"/>
               </w:rPr>
             </w:pPr>
+            <w:proofErr w:type="spellStart"/>
             <w:r>
               <w:rPr>
-                <w:rFonts w:ascii="Arial" w:cs="Arial" w:eastAsia="Arial" w:hAnsi="Arial"/>
-                <w:sz w:val="24"/>
-                <w:szCs w:val="24"/>
-                <w:rtl w:val="0"/>
-              </w:rPr>
-              <w:t xml:space="preserve">Aluno</w:t>
+                <w:rFonts w:ascii="Arial" w:eastAsia="Arial" w:hAnsi="Arial" w:cs="Arial"/>
+                <w:sz w:val="24"/>
+                <w:szCs w:val="24"/>
+              </w:rPr>
+              <w:t>Aluno</w:t>
             </w:r>
+            <w:proofErr w:type="spellEnd"/>
           </w:p>
         </w:tc>
         <w:tc>
-          <w:tcPr/>
+          <w:tcPr>
+            <w:tcW w:w="4530" w:type="dxa"/>
+          </w:tcPr>
           <w:p>
             <w:pPr>
               <w:spacing w:line="360" w:lineRule="auto"/>
               <w:jc w:val="center"/>
               <w:rPr>
-                <w:rFonts w:ascii="Arial" w:cs="Arial" w:eastAsia="Arial" w:hAnsi="Arial"/>
+                <w:rFonts w:ascii="Arial" w:eastAsia="Arial" w:hAnsi="Arial" w:cs="Arial"/>
                 <w:sz w:val="24"/>
                 <w:szCs w:val="24"/>
               </w:rPr>
             </w:pPr>
+            <w:proofErr w:type="spellStart"/>
             <w:r>
               <w:rPr>
-                <w:rFonts w:ascii="Arial" w:cs="Arial" w:eastAsia="Arial" w:hAnsi="Arial"/>
-                <w:sz w:val="24"/>
-                <w:szCs w:val="24"/>
-                <w:rtl w:val="0"/>
-              </w:rPr>
-              <w:t xml:space="preserve">Reserva o prato do dia e realiza a retirada.</w:t>
+                <w:rFonts w:ascii="Arial" w:eastAsia="Arial" w:hAnsi="Arial" w:cs="Arial"/>
+                <w:sz w:val="24"/>
+                <w:szCs w:val="24"/>
+              </w:rPr>
+              <w:t>Reserva</w:t>
+            </w:r>
+            <w:proofErr w:type="spellEnd"/>
+            <w:r>
+              <w:rPr>
+                <w:rFonts w:ascii="Arial" w:eastAsia="Arial" w:hAnsi="Arial" w:cs="Arial"/>
+                <w:sz w:val="24"/>
+                <w:szCs w:val="24"/>
+              </w:rPr>
+              <w:t xml:space="preserve"> o </w:t>
+            </w:r>
+            <w:proofErr w:type="spellStart"/>
+            <w:r>
+              <w:rPr>
+                <w:rFonts w:ascii="Arial" w:eastAsia="Arial" w:hAnsi="Arial" w:cs="Arial"/>
+                <w:sz w:val="24"/>
+                <w:szCs w:val="24"/>
+              </w:rPr>
+              <w:t>prato</w:t>
+            </w:r>
+            <w:proofErr w:type="spellEnd"/>
+            <w:r>
+              <w:rPr>
+                <w:rFonts w:ascii="Arial" w:eastAsia="Arial" w:hAnsi="Arial" w:cs="Arial"/>
+                <w:sz w:val="24"/>
+                <w:szCs w:val="24"/>
+              </w:rPr>
+              <w:t xml:space="preserve"> do </w:t>
+            </w:r>
+            <w:proofErr w:type="spellStart"/>
+            <w:r>
+              <w:rPr>
+                <w:rFonts w:ascii="Arial" w:eastAsia="Arial" w:hAnsi="Arial" w:cs="Arial"/>
+                <w:sz w:val="24"/>
+                <w:szCs w:val="24"/>
+              </w:rPr>
+              <w:t>dia</w:t>
+            </w:r>
+            <w:proofErr w:type="spellEnd"/>
+            <w:r>
+              <w:rPr>
+                <w:rFonts w:ascii="Arial" w:eastAsia="Arial" w:hAnsi="Arial" w:cs="Arial"/>
+                <w:sz w:val="24"/>
+                <w:szCs w:val="24"/>
+              </w:rPr>
+              <w:t xml:space="preserve"> e </w:t>
+            </w:r>
+            <w:proofErr w:type="spellStart"/>
+            <w:r>
+              <w:rPr>
+                <w:rFonts w:ascii="Arial" w:eastAsia="Arial" w:hAnsi="Arial" w:cs="Arial"/>
+                <w:sz w:val="24"/>
+                <w:szCs w:val="24"/>
+              </w:rPr>
+              <w:t>realiza</w:t>
+            </w:r>
+            <w:proofErr w:type="spellEnd"/>
+            <w:r>
+              <w:rPr>
+                <w:rFonts w:ascii="Arial" w:eastAsia="Arial" w:hAnsi="Arial" w:cs="Arial"/>
+                <w:sz w:val="24"/>
+                <w:szCs w:val="24"/>
+              </w:rPr>
+              <w:t xml:space="preserve"> a </w:t>
+            </w:r>
+            <w:proofErr w:type="spellStart"/>
+            <w:r>
+              <w:rPr>
+                <w:rFonts w:ascii="Arial" w:eastAsia="Arial" w:hAnsi="Arial" w:cs="Arial"/>
+                <w:sz w:val="24"/>
+                <w:szCs w:val="24"/>
+              </w:rPr>
+              <w:t>retirada</w:t>
+            </w:r>
+            <w:proofErr w:type="spellEnd"/>
+            <w:r>
+              <w:rPr>
+                <w:rFonts w:ascii="Arial" w:eastAsia="Arial" w:hAnsi="Arial" w:cs="Arial"/>
+                <w:sz w:val="24"/>
+                <w:szCs w:val="24"/>
+              </w:rPr>
+              <w:t>.</w:t>
             </w:r>
           </w:p>
         </w:tc>
       </w:tr>
       <w:tr>
-        <w:trPr>
-          <w:cantSplit w:val="0"/>
-          <w:tblHeader w:val="0"/>
-        </w:trPr>
         <w:tc>
-          <w:tcPr/>
+          <w:tcPr>
+            <w:tcW w:w="4545" w:type="dxa"/>
+          </w:tcPr>
           <w:p>
             <w:pPr>
               <w:spacing w:line="360" w:lineRule="auto"/>
               <w:jc w:val="center"/>
               <w:rPr>
-                <w:rFonts w:ascii="Arial" w:cs="Arial" w:eastAsia="Arial" w:hAnsi="Arial"/>
+                <w:rFonts w:ascii="Arial" w:eastAsia="Arial" w:hAnsi="Arial" w:cs="Arial"/>
                 <w:sz w:val="24"/>
                 <w:szCs w:val="24"/>
               </w:rPr>
             </w:pPr>
             <w:r>
               <w:rPr>
-                <w:rFonts w:ascii="Arial" w:cs="Arial" w:eastAsia="Arial" w:hAnsi="Arial"/>
-                <w:sz w:val="24"/>
-                <w:szCs w:val="24"/>
-                <w:rtl w:val="0"/>
-              </w:rPr>
-              <w:t xml:space="preserve">Equipe da cozinha</w:t>
+                <w:rFonts w:ascii="Arial" w:eastAsia="Arial" w:hAnsi="Arial" w:cs="Arial"/>
+                <w:sz w:val="24"/>
+                <w:szCs w:val="24"/>
+              </w:rPr>
+              <w:t xml:space="preserve">Equipe da </w:t>
             </w:r>
+            <w:proofErr w:type="spellStart"/>
+            <w:r>
+              <w:rPr>
+                <w:rFonts w:ascii="Arial" w:eastAsia="Arial" w:hAnsi="Arial" w:cs="Arial"/>
+                <w:sz w:val="24"/>
+                <w:szCs w:val="24"/>
+              </w:rPr>
+              <w:t>cozinha</w:t>
+            </w:r>
+            <w:proofErr w:type="spellEnd"/>
           </w:p>
         </w:tc>
         <w:tc>
-          <w:tcPr/>
+          <w:tcPr>
+            <w:tcW w:w="4530" w:type="dxa"/>
+          </w:tcPr>
           <w:p>
             <w:pPr>
               <w:spacing w:line="360" w:lineRule="auto"/>
               <w:jc w:val="center"/>
               <w:rPr>
-                <w:rFonts w:ascii="Arial" w:cs="Arial" w:eastAsia="Arial" w:hAnsi="Arial"/>
+                <w:rFonts w:ascii="Arial" w:eastAsia="Arial" w:hAnsi="Arial" w:cs="Arial"/>
                 <w:sz w:val="24"/>
                 <w:szCs w:val="24"/>
               </w:rPr>
             </w:pPr>
+            <w:proofErr w:type="spellStart"/>
             <w:r>
               <w:rPr>
-                <w:rFonts w:ascii="Arial" w:cs="Arial" w:eastAsia="Arial" w:hAnsi="Arial"/>
-                <w:sz w:val="24"/>
-                <w:szCs w:val="24"/>
-                <w:rtl w:val="0"/>
-              </w:rPr>
-              <w:t xml:space="preserve">Prepara os pratos conforme as reservas.</w:t>
+                <w:rFonts w:ascii="Arial" w:eastAsia="Arial" w:hAnsi="Arial" w:cs="Arial"/>
+                <w:sz w:val="24"/>
+                <w:szCs w:val="24"/>
+              </w:rPr>
+              <w:t>Prepara</w:t>
+            </w:r>
+            <w:proofErr w:type="spellEnd"/>
+            <w:r>
+              <w:rPr>
+                <w:rFonts w:ascii="Arial" w:eastAsia="Arial" w:hAnsi="Arial" w:cs="Arial"/>
+                <w:sz w:val="24"/>
+                <w:szCs w:val="24"/>
+              </w:rPr>
+              <w:t xml:space="preserve"> </w:t>
+            </w:r>
+            <w:proofErr w:type="spellStart"/>
+            <w:r>
+              <w:rPr>
+                <w:rFonts w:ascii="Arial" w:eastAsia="Arial" w:hAnsi="Arial" w:cs="Arial"/>
+                <w:sz w:val="24"/>
+                <w:szCs w:val="24"/>
+              </w:rPr>
+              <w:t>os</w:t>
+            </w:r>
+            <w:proofErr w:type="spellEnd"/>
+            <w:r>
+              <w:rPr>
+                <w:rFonts w:ascii="Arial" w:eastAsia="Arial" w:hAnsi="Arial" w:cs="Arial"/>
+                <w:sz w:val="24"/>
+                <w:szCs w:val="24"/>
+              </w:rPr>
+              <w:t xml:space="preserve"> </w:t>
+            </w:r>
+            <w:proofErr w:type="spellStart"/>
+            <w:r>
+              <w:rPr>
+                <w:rFonts w:ascii="Arial" w:eastAsia="Arial" w:hAnsi="Arial" w:cs="Arial"/>
+                <w:sz w:val="24"/>
+                <w:szCs w:val="24"/>
+              </w:rPr>
+              <w:t>pratos</w:t>
+            </w:r>
+            <w:proofErr w:type="spellEnd"/>
+            <w:r>
+              <w:rPr>
+                <w:rFonts w:ascii="Arial" w:eastAsia="Arial" w:hAnsi="Arial" w:cs="Arial"/>
+                <w:sz w:val="24"/>
+                <w:szCs w:val="24"/>
+              </w:rPr>
+              <w:t xml:space="preserve"> </w:t>
+            </w:r>
+            <w:proofErr w:type="spellStart"/>
+            <w:r>
+              <w:rPr>
+                <w:rFonts w:ascii="Arial" w:eastAsia="Arial" w:hAnsi="Arial" w:cs="Arial"/>
+                <w:sz w:val="24"/>
+                <w:szCs w:val="24"/>
+              </w:rPr>
+              <w:t>conforme</w:t>
+            </w:r>
+            <w:proofErr w:type="spellEnd"/>
+            <w:r>
+              <w:rPr>
+                <w:rFonts w:ascii="Arial" w:eastAsia="Arial" w:hAnsi="Arial" w:cs="Arial"/>
+                <w:sz w:val="24"/>
+                <w:szCs w:val="24"/>
+              </w:rPr>
+              <w:t xml:space="preserve"> as </w:t>
+            </w:r>
+            <w:proofErr w:type="spellStart"/>
+            <w:r>
+              <w:rPr>
+                <w:rFonts w:ascii="Arial" w:eastAsia="Arial" w:hAnsi="Arial" w:cs="Arial"/>
+                <w:sz w:val="24"/>
+                <w:szCs w:val="24"/>
+              </w:rPr>
+              <w:t>reservas</w:t>
+            </w:r>
+            <w:proofErr w:type="spellEnd"/>
+            <w:r>
+              <w:rPr>
+                <w:rFonts w:ascii="Arial" w:eastAsia="Arial" w:hAnsi="Arial" w:cs="Arial"/>
+                <w:sz w:val="24"/>
+                <w:szCs w:val="24"/>
+              </w:rPr>
+              <w:t>.</w:t>
             </w:r>
           </w:p>
         </w:tc>
       </w:tr>
       <w:tr>
-        <w:trPr>
-          <w:cantSplit w:val="0"/>
-          <w:tblHeader w:val="0"/>
-        </w:trPr>
         <w:tc>
-          <w:tcPr/>
+          <w:tcPr>
+            <w:tcW w:w="4545" w:type="dxa"/>
+          </w:tcPr>
           <w:p>
             <w:pPr>
               <w:spacing w:line="360" w:lineRule="auto"/>
               <w:jc w:val="center"/>
               <w:rPr>
-                <w:rFonts w:ascii="Arial" w:cs="Arial" w:eastAsia="Arial" w:hAnsi="Arial"/>
+                <w:rFonts w:ascii="Arial" w:eastAsia="Arial" w:hAnsi="Arial" w:cs="Arial"/>
                 <w:sz w:val="24"/>
                 <w:szCs w:val="24"/>
               </w:rPr>
             </w:pPr>
+            <w:proofErr w:type="spellStart"/>
             <w:r>
               <w:rPr>
-                <w:rFonts w:ascii="Arial" w:cs="Arial" w:eastAsia="Arial" w:hAnsi="Arial"/>
-                <w:sz w:val="24"/>
-                <w:szCs w:val="24"/>
-                <w:rtl w:val="0"/>
-              </w:rPr>
-              <w:t xml:space="preserve">Atendente/Caixa</w:t>
+                <w:rFonts w:ascii="Arial" w:eastAsia="Arial" w:hAnsi="Arial" w:cs="Arial"/>
+                <w:sz w:val="24"/>
+                <w:szCs w:val="24"/>
+              </w:rPr>
+              <w:t>Atendente</w:t>
+            </w:r>
+            <w:proofErr w:type="spellEnd"/>
+            <w:r>
+              <w:rPr>
+                <w:rFonts w:ascii="Arial" w:eastAsia="Arial" w:hAnsi="Arial" w:cs="Arial"/>
+                <w:sz w:val="24"/>
+                <w:szCs w:val="24"/>
+              </w:rPr>
+              <w:t>/Caixa</w:t>
             </w:r>
           </w:p>
         </w:tc>
         <w:tc>
-          <w:tcPr/>
+          <w:tcPr>
+            <w:tcW w:w="4530" w:type="dxa"/>
+          </w:tcPr>
           <w:p>
             <w:pPr>
               <w:spacing w:line="360" w:lineRule="auto"/>
               <w:jc w:val="center"/>
               <w:rPr>
-                <w:rFonts w:ascii="Arial" w:cs="Arial" w:eastAsia="Arial" w:hAnsi="Arial"/>
+                <w:rFonts w:ascii="Arial" w:eastAsia="Arial" w:hAnsi="Arial" w:cs="Arial"/>
                 <w:sz w:val="24"/>
                 <w:szCs w:val="24"/>
               </w:rPr>
             </w:pPr>
             <w:r>
               <w:rPr>
-                <w:rFonts w:ascii="Arial" w:cs="Arial" w:eastAsia="Arial" w:hAnsi="Arial"/>
-                <w:sz w:val="24"/>
-                <w:szCs w:val="24"/>
-                <w:rtl w:val="0"/>
-              </w:rPr>
-              <w:t xml:space="preserve">Entrega pedidos e recebe pagamento, se presencial.</w:t>
+                <w:rFonts w:ascii="Arial" w:eastAsia="Arial" w:hAnsi="Arial" w:cs="Arial"/>
+                <w:sz w:val="24"/>
+                <w:szCs w:val="24"/>
+              </w:rPr>
+              <w:t xml:space="preserve">Entrega </w:t>
+            </w:r>
+            <w:proofErr w:type="spellStart"/>
+            <w:r>
+              <w:rPr>
+                <w:rFonts w:ascii="Arial" w:eastAsia="Arial" w:hAnsi="Arial" w:cs="Arial"/>
+                <w:sz w:val="24"/>
+                <w:szCs w:val="24"/>
+              </w:rPr>
+              <w:t>pedidos</w:t>
+            </w:r>
+            <w:proofErr w:type="spellEnd"/>
+            <w:r>
+              <w:rPr>
+                <w:rFonts w:ascii="Arial" w:eastAsia="Arial" w:hAnsi="Arial" w:cs="Arial"/>
+                <w:sz w:val="24"/>
+                <w:szCs w:val="24"/>
+              </w:rPr>
+              <w:t xml:space="preserve"> e </w:t>
+            </w:r>
+            <w:proofErr w:type="spellStart"/>
+            <w:r>
+              <w:rPr>
+                <w:rFonts w:ascii="Arial" w:eastAsia="Arial" w:hAnsi="Arial" w:cs="Arial"/>
+                <w:sz w:val="24"/>
+                <w:szCs w:val="24"/>
+              </w:rPr>
+              <w:t>recebe</w:t>
+            </w:r>
+            <w:proofErr w:type="spellEnd"/>
+            <w:r>
+              <w:rPr>
+                <w:rFonts w:ascii="Arial" w:eastAsia="Arial" w:hAnsi="Arial" w:cs="Arial"/>
+                <w:sz w:val="24"/>
+                <w:szCs w:val="24"/>
+              </w:rPr>
+              <w:t xml:space="preserve"> </w:t>
+            </w:r>
+            <w:proofErr w:type="spellStart"/>
+            <w:r>
+              <w:rPr>
+                <w:rFonts w:ascii="Arial" w:eastAsia="Arial" w:hAnsi="Arial" w:cs="Arial"/>
+                <w:sz w:val="24"/>
+                <w:szCs w:val="24"/>
+              </w:rPr>
+              <w:t>pagamento</w:t>
+            </w:r>
+            <w:proofErr w:type="spellEnd"/>
+            <w:r>
+              <w:rPr>
+                <w:rFonts w:ascii="Arial" w:eastAsia="Arial" w:hAnsi="Arial" w:cs="Arial"/>
+                <w:sz w:val="24"/>
+                <w:szCs w:val="24"/>
+              </w:rPr>
+              <w:t xml:space="preserve">, se </w:t>
+            </w:r>
+            <w:proofErr w:type="spellStart"/>
+            <w:r>
+              <w:rPr>
+                <w:rFonts w:ascii="Arial" w:eastAsia="Arial" w:hAnsi="Arial" w:cs="Arial"/>
+                <w:sz w:val="24"/>
+                <w:szCs w:val="24"/>
+              </w:rPr>
+              <w:t>presencial</w:t>
+            </w:r>
+            <w:proofErr w:type="spellEnd"/>
+            <w:r>
+              <w:rPr>
+                <w:rFonts w:ascii="Arial" w:eastAsia="Arial" w:hAnsi="Arial" w:cs="Arial"/>
+                <w:sz w:val="24"/>
+                <w:szCs w:val="24"/>
+              </w:rPr>
+              <w:t>.</w:t>
             </w:r>
           </w:p>
         </w:tc>
       </w:tr>
       <w:tr>
-        <w:trPr>
-          <w:cantSplit w:val="0"/>
-          <w:tblHeader w:val="0"/>
-        </w:trPr>
         <w:tc>
-          <w:tcPr/>
+          <w:tcPr>
+            <w:tcW w:w="4545" w:type="dxa"/>
+          </w:tcPr>
           <w:p>
             <w:pPr>
               <w:spacing w:line="360" w:lineRule="auto"/>
               <w:jc w:val="center"/>
               <w:rPr>
-                <w:rFonts w:ascii="Arial" w:cs="Arial" w:eastAsia="Arial" w:hAnsi="Arial"/>
+                <w:rFonts w:ascii="Arial" w:eastAsia="Arial" w:hAnsi="Arial" w:cs="Arial"/>
                 <w:sz w:val="24"/>
                 <w:szCs w:val="24"/>
               </w:rPr>
             </w:pPr>
+            <w:proofErr w:type="spellStart"/>
             <w:r>
               <w:rPr>
-                <w:rFonts w:ascii="Arial" w:cs="Arial" w:eastAsia="Arial" w:hAnsi="Arial"/>
-                <w:sz w:val="24"/>
-                <w:szCs w:val="24"/>
-                <w:rtl w:val="0"/>
-              </w:rPr>
-              <w:t xml:space="preserve">Coordenação</w:t>
+                <w:rFonts w:ascii="Arial" w:eastAsia="Arial" w:hAnsi="Arial" w:cs="Arial"/>
+                <w:sz w:val="24"/>
+                <w:szCs w:val="24"/>
+              </w:rPr>
+              <w:t>Coordenação</w:t>
             </w:r>
+            <w:proofErr w:type="spellEnd"/>
           </w:p>
         </w:tc>
         <w:tc>
-          <w:tcPr/>
+          <w:tcPr>
+            <w:tcW w:w="4530" w:type="dxa"/>
+          </w:tcPr>
           <w:p>
             <w:pPr>
               <w:spacing w:line="360" w:lineRule="auto"/>
               <w:jc w:val="center"/>
               <w:rPr>
-                <w:rFonts w:ascii="Arial" w:cs="Arial" w:eastAsia="Arial" w:hAnsi="Arial"/>
+                <w:rFonts w:ascii="Arial" w:eastAsia="Arial" w:hAnsi="Arial" w:cs="Arial"/>
                 <w:sz w:val="24"/>
                 <w:szCs w:val="24"/>
               </w:rPr>
             </w:pPr>
             <w:r>
               <w:rPr>
-                <w:rFonts w:ascii="Arial" w:cs="Arial" w:eastAsia="Arial" w:hAnsi="Arial"/>
-                <w:sz w:val="24"/>
-                <w:szCs w:val="24"/>
-                <w:rtl w:val="0"/>
-              </w:rPr>
-              <w:t xml:space="preserve">Define regras e acompanha o funcionamento.</w:t>
+                <w:rFonts w:ascii="Arial" w:eastAsia="Arial" w:hAnsi="Arial" w:cs="Arial"/>
+                <w:sz w:val="24"/>
+                <w:szCs w:val="24"/>
+              </w:rPr>
+              <w:t xml:space="preserve">Define </w:t>
+            </w:r>
+            <w:proofErr w:type="spellStart"/>
+            <w:r>
+              <w:rPr>
+                <w:rFonts w:ascii="Arial" w:eastAsia="Arial" w:hAnsi="Arial" w:cs="Arial"/>
+                <w:sz w:val="24"/>
+                <w:szCs w:val="24"/>
+              </w:rPr>
+              <w:t>regras</w:t>
+            </w:r>
+            <w:proofErr w:type="spellEnd"/>
+            <w:r>
+              <w:rPr>
+                <w:rFonts w:ascii="Arial" w:eastAsia="Arial" w:hAnsi="Arial" w:cs="Arial"/>
+                <w:sz w:val="24"/>
+                <w:szCs w:val="24"/>
+              </w:rPr>
+              <w:t xml:space="preserve"> e </w:t>
+            </w:r>
+            <w:proofErr w:type="spellStart"/>
+            <w:r>
+              <w:rPr>
+                <w:rFonts w:ascii="Arial" w:eastAsia="Arial" w:hAnsi="Arial" w:cs="Arial"/>
+                <w:sz w:val="24"/>
+                <w:szCs w:val="24"/>
+              </w:rPr>
+              <w:t>acompanha</w:t>
+            </w:r>
+            <w:proofErr w:type="spellEnd"/>
+            <w:r>
+              <w:rPr>
+                <w:rFonts w:ascii="Arial" w:eastAsia="Arial" w:hAnsi="Arial" w:cs="Arial"/>
+                <w:sz w:val="24"/>
+                <w:szCs w:val="24"/>
+              </w:rPr>
+              <w:t xml:space="preserve"> o </w:t>
+            </w:r>
+            <w:proofErr w:type="spellStart"/>
+            <w:r>
+              <w:rPr>
+                <w:rFonts w:ascii="Arial" w:eastAsia="Arial" w:hAnsi="Arial" w:cs="Arial"/>
+                <w:sz w:val="24"/>
+                <w:szCs w:val="24"/>
+              </w:rPr>
+              <w:t>funcionamento</w:t>
+            </w:r>
+            <w:proofErr w:type="spellEnd"/>
+            <w:r>
+              <w:rPr>
+                <w:rFonts w:ascii="Arial" w:eastAsia="Arial" w:hAnsi="Arial" w:cs="Arial"/>
+                <w:sz w:val="24"/>
+                <w:szCs w:val="24"/>
+              </w:rPr>
+              <w:t>.</w:t>
             </w:r>
           </w:p>
         </w:tc>
@@ -367,7 +728,7 @@
     </w:tbl>
     <w:p>
       <w:pPr>
-        <w:pStyle w:val="Heading1"/>
+        <w:pStyle w:val="Ttulo1"/>
         <w:spacing w:line="360" w:lineRule="auto"/>
         <w:jc w:val="both"/>
         <w:rPr>
@@ -376,285 +737,735 @@
           <w:szCs w:val="24"/>
         </w:rPr>
       </w:pPr>
-      <w:bookmarkStart w:colFirst="0" w:colLast="0" w:name="_mgtm6rlyb4ci" w:id="2"/>
+      <w:bookmarkStart w:id="2" w:name="_mgtm6rlyb4ci" w:colFirst="0" w:colLast="0"/>
       <w:bookmarkEnd w:id="2"/>
       <w:r>
         <w:rPr>
-          <w:rFonts w:ascii="Arial" w:cs="Arial" w:eastAsia="Arial" w:hAnsi="Arial"/>
+          <w:rFonts w:ascii="Arial" w:eastAsia="Arial" w:hAnsi="Arial" w:cs="Arial"/>
           <w:color w:val="000000"/>
           <w:sz w:val="36"/>
           <w:szCs w:val="36"/>
-          <w:rtl w:val="0"/>
-        </w:rPr>
-        <w:t xml:space="preserve">2. O que já existe hoje</w:t>
-      </w:r>
-      <w:r>
-        <w:rPr>
-          <w:rtl w:val="0"/>
-        </w:rPr>
-      </w:r>
+        </w:rPr>
+        <w:t xml:space="preserve">2. O </w:t>
+      </w:r>
+      <w:proofErr w:type="spellStart"/>
+      <w:r>
+        <w:rPr>
+          <w:rFonts w:ascii="Arial" w:eastAsia="Arial" w:hAnsi="Arial" w:cs="Arial"/>
+          <w:color w:val="000000"/>
+          <w:sz w:val="36"/>
+          <w:szCs w:val="36"/>
+        </w:rPr>
+        <w:t>que</w:t>
+      </w:r>
+      <w:proofErr w:type="spellEnd"/>
+      <w:r>
+        <w:rPr>
+          <w:rFonts w:ascii="Arial" w:eastAsia="Arial" w:hAnsi="Arial" w:cs="Arial"/>
+          <w:color w:val="000000"/>
+          <w:sz w:val="36"/>
+          <w:szCs w:val="36"/>
+        </w:rPr>
+        <w:t xml:space="preserve"> </w:t>
+      </w:r>
+      <w:proofErr w:type="spellStart"/>
+      <w:r>
+        <w:rPr>
+          <w:rFonts w:ascii="Arial" w:eastAsia="Arial" w:hAnsi="Arial" w:cs="Arial"/>
+          <w:color w:val="000000"/>
+          <w:sz w:val="36"/>
+          <w:szCs w:val="36"/>
+        </w:rPr>
+        <w:t>já</w:t>
+      </w:r>
+      <w:proofErr w:type="spellEnd"/>
+      <w:r>
+        <w:rPr>
+          <w:rFonts w:ascii="Arial" w:eastAsia="Arial" w:hAnsi="Arial" w:cs="Arial"/>
+          <w:color w:val="000000"/>
+          <w:sz w:val="36"/>
+          <w:szCs w:val="36"/>
+        </w:rPr>
+        <w:t xml:space="preserve"> </w:t>
+      </w:r>
+      <w:proofErr w:type="spellStart"/>
+      <w:r>
+        <w:rPr>
+          <w:rFonts w:ascii="Arial" w:eastAsia="Arial" w:hAnsi="Arial" w:cs="Arial"/>
+          <w:color w:val="000000"/>
+          <w:sz w:val="36"/>
+          <w:szCs w:val="36"/>
+        </w:rPr>
+        <w:t>existe</w:t>
+      </w:r>
+      <w:proofErr w:type="spellEnd"/>
+      <w:r>
+        <w:rPr>
+          <w:rFonts w:ascii="Arial" w:eastAsia="Arial" w:hAnsi="Arial" w:cs="Arial"/>
+          <w:color w:val="000000"/>
+          <w:sz w:val="36"/>
+          <w:szCs w:val="36"/>
+        </w:rPr>
+        <w:t xml:space="preserve"> </w:t>
+      </w:r>
+      <w:proofErr w:type="spellStart"/>
+      <w:r>
+        <w:rPr>
+          <w:rFonts w:ascii="Arial" w:eastAsia="Arial" w:hAnsi="Arial" w:cs="Arial"/>
+          <w:color w:val="000000"/>
+          <w:sz w:val="36"/>
+          <w:szCs w:val="36"/>
+        </w:rPr>
+        <w:t>hoje</w:t>
+      </w:r>
+      <w:proofErr w:type="spellEnd"/>
     </w:p>
     <w:p>
       <w:pPr>
-        <w:keepNext w:val="0"/>
-        <w:keepLines w:val="0"/>
-        <w:pageBreakBefore w:val="0"/>
-        <w:widowControl w:val="1"/>
         <w:numPr>
           <w:ilvl w:val="0"/>
           <w:numId w:val="1"/>
         </w:numPr>
         <w:pBdr>
-          <w:top w:space="0" w:sz="0" w:val="nil"/>
-          <w:left w:space="0" w:sz="0" w:val="nil"/>
-          <w:bottom w:space="0" w:sz="0" w:val="nil"/>
-          <w:right w:space="0" w:sz="0" w:val="nil"/>
-          <w:between w:space="0" w:sz="0" w:val="nil"/>
+          <w:top w:val="nil"/>
+          <w:left w:val="nil"/>
+          <w:bottom w:val="nil"/>
+          <w:right w:val="nil"/>
+          <w:between w:val="nil"/>
         </w:pBdr>
-        <w:shd w:fill="auto" w:val="clear"/>
-        <w:spacing w:after="0" w:before="0" w:line="360" w:lineRule="auto"/>
-        <w:ind w:left="360" w:right="0" w:hanging="360"/>
+        <w:spacing w:after="0" w:line="360" w:lineRule="auto"/>
         <w:jc w:val="both"/>
         <w:rPr>
-          <w:rFonts w:ascii="Arial" w:cs="Arial" w:eastAsia="Arial" w:hAnsi="Arial"/>
+          <w:rFonts w:ascii="Arial" w:eastAsia="Arial" w:hAnsi="Arial" w:cs="Arial"/>
           <w:sz w:val="24"/>
           <w:szCs w:val="24"/>
         </w:rPr>
       </w:pPr>
       <w:r>
         <w:rPr>
-          <w:rFonts w:ascii="Arial" w:cs="Arial" w:eastAsia="Arial" w:hAnsi="Arial"/>
-          <w:i w:val="0"/>
-          <w:iCs w:val="0"/>
-          <w:smallCaps w:val="0"/>
-          <w:strike w:val="0"/>
-          <w:sz w:val="24"/>
-          <w:szCs w:val="24"/>
-          <w:u w:val="none"/>
-          <w:vertAlign w:val="baseline"/>
-          <w:rtl w:val="0"/>
-        </w:rPr>
-        <w:t xml:space="preserve">A cantina física continua funcionando normalmente.</w:t>
+          <w:rFonts w:ascii="Arial" w:eastAsia="Arial" w:hAnsi="Arial" w:cs="Arial"/>
+          <w:sz w:val="24"/>
+          <w:szCs w:val="24"/>
+        </w:rPr>
+        <w:t xml:space="preserve">A cantina </w:t>
+      </w:r>
+      <w:proofErr w:type="spellStart"/>
+      <w:r>
+        <w:rPr>
+          <w:rFonts w:ascii="Arial" w:eastAsia="Arial" w:hAnsi="Arial" w:cs="Arial"/>
+          <w:sz w:val="24"/>
+          <w:szCs w:val="24"/>
+        </w:rPr>
+        <w:t>física</w:t>
+      </w:r>
+      <w:proofErr w:type="spellEnd"/>
+      <w:r>
+        <w:rPr>
+          <w:rFonts w:ascii="Arial" w:eastAsia="Arial" w:hAnsi="Arial" w:cs="Arial"/>
+          <w:sz w:val="24"/>
+          <w:szCs w:val="24"/>
+        </w:rPr>
+        <w:t xml:space="preserve"> continua </w:t>
+      </w:r>
+      <w:proofErr w:type="spellStart"/>
+      <w:r>
+        <w:rPr>
+          <w:rFonts w:ascii="Arial" w:eastAsia="Arial" w:hAnsi="Arial" w:cs="Arial"/>
+          <w:sz w:val="24"/>
+          <w:szCs w:val="24"/>
+        </w:rPr>
+        <w:t>funcionando</w:t>
+      </w:r>
+      <w:proofErr w:type="spellEnd"/>
+      <w:r>
+        <w:rPr>
+          <w:rFonts w:ascii="Arial" w:eastAsia="Arial" w:hAnsi="Arial" w:cs="Arial"/>
+          <w:sz w:val="24"/>
+          <w:szCs w:val="24"/>
+        </w:rPr>
+        <w:t xml:space="preserve"> </w:t>
+      </w:r>
+      <w:proofErr w:type="spellStart"/>
+      <w:r>
+        <w:rPr>
+          <w:rFonts w:ascii="Arial" w:eastAsia="Arial" w:hAnsi="Arial" w:cs="Arial"/>
+          <w:sz w:val="24"/>
+          <w:szCs w:val="24"/>
+        </w:rPr>
+        <w:t>normalmente</w:t>
+      </w:r>
+      <w:proofErr w:type="spellEnd"/>
+      <w:r>
+        <w:rPr>
+          <w:rFonts w:ascii="Arial" w:eastAsia="Arial" w:hAnsi="Arial" w:cs="Arial"/>
+          <w:sz w:val="24"/>
+          <w:szCs w:val="24"/>
+        </w:rPr>
+        <w:t>.</w:t>
       </w:r>
     </w:p>
     <w:p>
       <w:pPr>
-        <w:keepNext w:val="0"/>
-        <w:keepLines w:val="0"/>
-        <w:pageBreakBefore w:val="0"/>
-        <w:widowControl w:val="1"/>
         <w:numPr>
           <w:ilvl w:val="0"/>
           <w:numId w:val="1"/>
         </w:numPr>
         <w:pBdr>
-          <w:top w:space="0" w:sz="0" w:val="nil"/>
-          <w:left w:space="0" w:sz="0" w:val="nil"/>
-          <w:bottom w:space="0" w:sz="0" w:val="nil"/>
-          <w:right w:space="0" w:sz="0" w:val="nil"/>
-          <w:between w:space="0" w:sz="0" w:val="nil"/>
+          <w:top w:val="nil"/>
+          <w:left w:val="nil"/>
+          <w:bottom w:val="nil"/>
+          <w:right w:val="nil"/>
+          <w:between w:val="nil"/>
         </w:pBdr>
-        <w:shd w:fill="auto" w:val="clear"/>
-        <w:spacing w:after="0" w:before="0" w:line="360" w:lineRule="auto"/>
-        <w:ind w:left="360" w:right="0" w:hanging="360"/>
+        <w:spacing w:after="0" w:line="360" w:lineRule="auto"/>
         <w:jc w:val="both"/>
         <w:rPr>
-          <w:rFonts w:ascii="Arial" w:cs="Arial" w:eastAsia="Arial" w:hAnsi="Arial"/>
+          <w:rFonts w:ascii="Arial" w:eastAsia="Arial" w:hAnsi="Arial" w:cs="Arial"/>
           <w:sz w:val="24"/>
           <w:szCs w:val="24"/>
         </w:rPr>
       </w:pPr>
       <w:r>
         <w:rPr>
-          <w:rFonts w:ascii="Arial" w:cs="Arial" w:eastAsia="Arial" w:hAnsi="Arial"/>
-          <w:i w:val="0"/>
-          <w:iCs w:val="0"/>
-          <w:smallCaps w:val="0"/>
-          <w:strike w:val="0"/>
-          <w:sz w:val="24"/>
-          <w:szCs w:val="24"/>
-          <w:u w:val="none"/>
-          <w:vertAlign w:val="baseline"/>
-          <w:rtl w:val="0"/>
-        </w:rPr>
-        <w:t xml:space="preserve">O preparo dos alimentos continua sendo realizado pela cozinha.</w:t>
+          <w:rFonts w:ascii="Arial" w:eastAsia="Arial" w:hAnsi="Arial" w:cs="Arial"/>
+          <w:sz w:val="24"/>
+          <w:szCs w:val="24"/>
+        </w:rPr>
+        <w:t xml:space="preserve">O </w:t>
+      </w:r>
+      <w:proofErr w:type="spellStart"/>
+      <w:r>
+        <w:rPr>
+          <w:rFonts w:ascii="Arial" w:eastAsia="Arial" w:hAnsi="Arial" w:cs="Arial"/>
+          <w:sz w:val="24"/>
+          <w:szCs w:val="24"/>
+        </w:rPr>
+        <w:t>preparo</w:t>
+      </w:r>
+      <w:proofErr w:type="spellEnd"/>
+      <w:r>
+        <w:rPr>
+          <w:rFonts w:ascii="Arial" w:eastAsia="Arial" w:hAnsi="Arial" w:cs="Arial"/>
+          <w:sz w:val="24"/>
+          <w:szCs w:val="24"/>
+        </w:rPr>
+        <w:t xml:space="preserve"> dos </w:t>
+      </w:r>
+      <w:proofErr w:type="spellStart"/>
+      <w:r>
+        <w:rPr>
+          <w:rFonts w:ascii="Arial" w:eastAsia="Arial" w:hAnsi="Arial" w:cs="Arial"/>
+          <w:sz w:val="24"/>
+          <w:szCs w:val="24"/>
+        </w:rPr>
+        <w:t>alimentos</w:t>
+      </w:r>
+      <w:proofErr w:type="spellEnd"/>
+      <w:r>
+        <w:rPr>
+          <w:rFonts w:ascii="Arial" w:eastAsia="Arial" w:hAnsi="Arial" w:cs="Arial"/>
+          <w:sz w:val="24"/>
+          <w:szCs w:val="24"/>
+        </w:rPr>
+        <w:t xml:space="preserve"> continua </w:t>
+      </w:r>
+      <w:proofErr w:type="spellStart"/>
+      <w:r>
+        <w:rPr>
+          <w:rFonts w:ascii="Arial" w:eastAsia="Arial" w:hAnsi="Arial" w:cs="Arial"/>
+          <w:sz w:val="24"/>
+          <w:szCs w:val="24"/>
+        </w:rPr>
+        <w:t>sendo</w:t>
+      </w:r>
+      <w:proofErr w:type="spellEnd"/>
+      <w:r>
+        <w:rPr>
+          <w:rFonts w:ascii="Arial" w:eastAsia="Arial" w:hAnsi="Arial" w:cs="Arial"/>
+          <w:sz w:val="24"/>
+          <w:szCs w:val="24"/>
+        </w:rPr>
+        <w:t xml:space="preserve"> </w:t>
+      </w:r>
+      <w:proofErr w:type="spellStart"/>
+      <w:r>
+        <w:rPr>
+          <w:rFonts w:ascii="Arial" w:eastAsia="Arial" w:hAnsi="Arial" w:cs="Arial"/>
+          <w:sz w:val="24"/>
+          <w:szCs w:val="24"/>
+        </w:rPr>
+        <w:t>realizado</w:t>
+      </w:r>
+      <w:proofErr w:type="spellEnd"/>
+      <w:r>
+        <w:rPr>
+          <w:rFonts w:ascii="Arial" w:eastAsia="Arial" w:hAnsi="Arial" w:cs="Arial"/>
+          <w:sz w:val="24"/>
+          <w:szCs w:val="24"/>
+        </w:rPr>
+        <w:t xml:space="preserve"> pela </w:t>
+      </w:r>
+      <w:proofErr w:type="spellStart"/>
+      <w:r>
+        <w:rPr>
+          <w:rFonts w:ascii="Arial" w:eastAsia="Arial" w:hAnsi="Arial" w:cs="Arial"/>
+          <w:sz w:val="24"/>
+          <w:szCs w:val="24"/>
+        </w:rPr>
+        <w:t>cozinha</w:t>
+      </w:r>
+      <w:proofErr w:type="spellEnd"/>
+      <w:r>
+        <w:rPr>
+          <w:rFonts w:ascii="Arial" w:eastAsia="Arial" w:hAnsi="Arial" w:cs="Arial"/>
+          <w:sz w:val="24"/>
+          <w:szCs w:val="24"/>
+        </w:rPr>
+        <w:t>.</w:t>
       </w:r>
     </w:p>
     <w:p>
       <w:pPr>
-        <w:keepNext w:val="0"/>
-        <w:keepLines w:val="0"/>
-        <w:pageBreakBefore w:val="0"/>
-        <w:widowControl w:val="1"/>
         <w:numPr>
           <w:ilvl w:val="0"/>
           <w:numId w:val="1"/>
         </w:numPr>
         <w:pBdr>
-          <w:top w:space="0" w:sz="0" w:val="nil"/>
-          <w:left w:space="0" w:sz="0" w:val="nil"/>
-          <w:bottom w:space="0" w:sz="0" w:val="nil"/>
-          <w:right w:space="0" w:sz="0" w:val="nil"/>
-          <w:between w:space="0" w:sz="0" w:val="nil"/>
+          <w:top w:val="nil"/>
+          <w:left w:val="nil"/>
+          <w:bottom w:val="nil"/>
+          <w:right w:val="nil"/>
+          <w:between w:val="nil"/>
         </w:pBdr>
-        <w:shd w:fill="auto" w:val="clear"/>
-        <w:spacing w:after="0" w:before="0" w:line="360" w:lineRule="auto"/>
-        <w:ind w:left="360" w:right="0" w:hanging="360"/>
+        <w:spacing w:after="0" w:line="360" w:lineRule="auto"/>
         <w:jc w:val="both"/>
         <w:rPr>
-          <w:rFonts w:ascii="Arial" w:cs="Arial" w:eastAsia="Arial" w:hAnsi="Arial"/>
+          <w:rFonts w:ascii="Arial" w:eastAsia="Arial" w:hAnsi="Arial" w:cs="Arial"/>
           <w:sz w:val="24"/>
           <w:szCs w:val="24"/>
         </w:rPr>
       </w:pPr>
-      <w:r>
-        <w:rPr>
-          <w:rFonts w:ascii="Arial" w:cs="Arial" w:eastAsia="Arial" w:hAnsi="Arial"/>
-          <w:i w:val="0"/>
-          <w:iCs w:val="0"/>
-          <w:smallCaps w:val="0"/>
-          <w:strike w:val="0"/>
-          <w:sz w:val="24"/>
-          <w:szCs w:val="24"/>
-          <w:u w:val="none"/>
-          <w:vertAlign w:val="baseline"/>
-          <w:rtl w:val="0"/>
-        </w:rPr>
-        <w:t xml:space="preserve">Atualmente o pagamento é realizado presencialmente no caixa.</w:t>
+      <w:proofErr w:type="spellStart"/>
+      <w:r>
+        <w:rPr>
+          <w:rFonts w:ascii="Arial" w:eastAsia="Arial" w:hAnsi="Arial" w:cs="Arial"/>
+          <w:sz w:val="24"/>
+          <w:szCs w:val="24"/>
+        </w:rPr>
+        <w:lastRenderedPageBreak/>
+        <w:t>Atualmente</w:t>
+      </w:r>
+      <w:proofErr w:type="spellEnd"/>
+      <w:r>
+        <w:rPr>
+          <w:rFonts w:ascii="Arial" w:eastAsia="Arial" w:hAnsi="Arial" w:cs="Arial"/>
+          <w:sz w:val="24"/>
+          <w:szCs w:val="24"/>
+        </w:rPr>
+        <w:t xml:space="preserve"> o </w:t>
+      </w:r>
+      <w:proofErr w:type="spellStart"/>
+      <w:r>
+        <w:rPr>
+          <w:rFonts w:ascii="Arial" w:eastAsia="Arial" w:hAnsi="Arial" w:cs="Arial"/>
+          <w:sz w:val="24"/>
+          <w:szCs w:val="24"/>
+        </w:rPr>
+        <w:t>pagamento</w:t>
+      </w:r>
+      <w:proofErr w:type="spellEnd"/>
+      <w:r>
+        <w:rPr>
+          <w:rFonts w:ascii="Arial" w:eastAsia="Arial" w:hAnsi="Arial" w:cs="Arial"/>
+          <w:sz w:val="24"/>
+          <w:szCs w:val="24"/>
+        </w:rPr>
+        <w:t xml:space="preserve"> é </w:t>
+      </w:r>
+      <w:proofErr w:type="spellStart"/>
+      <w:r>
+        <w:rPr>
+          <w:rFonts w:ascii="Arial" w:eastAsia="Arial" w:hAnsi="Arial" w:cs="Arial"/>
+          <w:sz w:val="24"/>
+          <w:szCs w:val="24"/>
+        </w:rPr>
+        <w:t>realizado</w:t>
+      </w:r>
+      <w:proofErr w:type="spellEnd"/>
+      <w:r>
+        <w:rPr>
+          <w:rFonts w:ascii="Arial" w:eastAsia="Arial" w:hAnsi="Arial" w:cs="Arial"/>
+          <w:sz w:val="24"/>
+          <w:szCs w:val="24"/>
+        </w:rPr>
+        <w:t xml:space="preserve"> </w:t>
+      </w:r>
+      <w:proofErr w:type="spellStart"/>
+      <w:r>
+        <w:rPr>
+          <w:rFonts w:ascii="Arial" w:eastAsia="Arial" w:hAnsi="Arial" w:cs="Arial"/>
+          <w:sz w:val="24"/>
+          <w:szCs w:val="24"/>
+        </w:rPr>
+        <w:t>presencialmente</w:t>
+      </w:r>
+      <w:proofErr w:type="spellEnd"/>
+      <w:r>
+        <w:rPr>
+          <w:rFonts w:ascii="Arial" w:eastAsia="Arial" w:hAnsi="Arial" w:cs="Arial"/>
+          <w:sz w:val="24"/>
+          <w:szCs w:val="24"/>
+        </w:rPr>
+        <w:t xml:space="preserve"> no </w:t>
+      </w:r>
+      <w:proofErr w:type="spellStart"/>
+      <w:r>
+        <w:rPr>
+          <w:rFonts w:ascii="Arial" w:eastAsia="Arial" w:hAnsi="Arial" w:cs="Arial"/>
+          <w:sz w:val="24"/>
+          <w:szCs w:val="24"/>
+        </w:rPr>
+        <w:t>caixa</w:t>
+      </w:r>
+      <w:proofErr w:type="spellEnd"/>
+      <w:r>
+        <w:rPr>
+          <w:rFonts w:ascii="Arial" w:eastAsia="Arial" w:hAnsi="Arial" w:cs="Arial"/>
+          <w:sz w:val="24"/>
+          <w:szCs w:val="24"/>
+        </w:rPr>
+        <w:t>.</w:t>
       </w:r>
     </w:p>
     <w:p>
       <w:pPr>
-        <w:keepNext w:val="0"/>
-        <w:keepLines w:val="0"/>
-        <w:pageBreakBefore w:val="0"/>
-        <w:widowControl w:val="1"/>
         <w:numPr>
           <w:ilvl w:val="0"/>
           <w:numId w:val="1"/>
         </w:numPr>
         <w:pBdr>
-          <w:top w:space="0" w:sz="0" w:val="nil"/>
-          <w:left w:space="0" w:sz="0" w:val="nil"/>
-          <w:bottom w:space="0" w:sz="0" w:val="nil"/>
-          <w:right w:space="0" w:sz="0" w:val="nil"/>
-          <w:between w:space="0" w:sz="0" w:val="nil"/>
+          <w:top w:val="nil"/>
+          <w:left w:val="nil"/>
+          <w:bottom w:val="nil"/>
+          <w:right w:val="nil"/>
+          <w:between w:val="nil"/>
         </w:pBdr>
-        <w:shd w:fill="auto" w:val="clear"/>
-        <w:spacing w:after="0" w:before="0" w:line="360" w:lineRule="auto"/>
-        <w:ind w:left="360" w:right="0" w:hanging="360"/>
+        <w:spacing w:after="0" w:line="360" w:lineRule="auto"/>
         <w:jc w:val="both"/>
         <w:rPr>
-          <w:rFonts w:ascii="Arial" w:cs="Arial" w:eastAsia="Arial" w:hAnsi="Arial"/>
+          <w:rFonts w:ascii="Arial" w:eastAsia="Arial" w:hAnsi="Arial" w:cs="Arial"/>
           <w:sz w:val="24"/>
           <w:szCs w:val="24"/>
         </w:rPr>
       </w:pPr>
-      <w:r>
-        <w:rPr>
-          <w:rFonts w:ascii="Arial" w:cs="Arial" w:eastAsia="Arial" w:hAnsi="Arial"/>
-          <w:i w:val="0"/>
-          <w:iCs w:val="0"/>
-          <w:smallCaps w:val="0"/>
-          <w:strike w:val="0"/>
-          <w:sz w:val="24"/>
-          <w:szCs w:val="24"/>
-          <w:u w:val="none"/>
-          <w:vertAlign w:val="baseline"/>
-          <w:rtl w:val="0"/>
-        </w:rPr>
-        <w:t xml:space="preserve">Existe apenas uma pessoa no caixa.</w:t>
+      <w:proofErr w:type="spellStart"/>
+      <w:r>
+        <w:rPr>
+          <w:rFonts w:ascii="Arial" w:eastAsia="Arial" w:hAnsi="Arial" w:cs="Arial"/>
+          <w:sz w:val="24"/>
+          <w:szCs w:val="24"/>
+        </w:rPr>
+        <w:t>Existe</w:t>
+      </w:r>
+      <w:proofErr w:type="spellEnd"/>
+      <w:r>
+        <w:rPr>
+          <w:rFonts w:ascii="Arial" w:eastAsia="Arial" w:hAnsi="Arial" w:cs="Arial"/>
+          <w:sz w:val="24"/>
+          <w:szCs w:val="24"/>
+        </w:rPr>
+        <w:t xml:space="preserve"> </w:t>
+      </w:r>
+      <w:proofErr w:type="spellStart"/>
+      <w:r>
+        <w:rPr>
+          <w:rFonts w:ascii="Arial" w:eastAsia="Arial" w:hAnsi="Arial" w:cs="Arial"/>
+          <w:sz w:val="24"/>
+          <w:szCs w:val="24"/>
+        </w:rPr>
+        <w:t>apenas</w:t>
+      </w:r>
+      <w:proofErr w:type="spellEnd"/>
+      <w:r>
+        <w:rPr>
+          <w:rFonts w:ascii="Arial" w:eastAsia="Arial" w:hAnsi="Arial" w:cs="Arial"/>
+          <w:sz w:val="24"/>
+          <w:szCs w:val="24"/>
+        </w:rPr>
+        <w:t xml:space="preserve"> </w:t>
+      </w:r>
+      <w:proofErr w:type="spellStart"/>
+      <w:r>
+        <w:rPr>
+          <w:rFonts w:ascii="Arial" w:eastAsia="Arial" w:hAnsi="Arial" w:cs="Arial"/>
+          <w:sz w:val="24"/>
+          <w:szCs w:val="24"/>
+        </w:rPr>
+        <w:t>uma</w:t>
+      </w:r>
+      <w:proofErr w:type="spellEnd"/>
+      <w:r>
+        <w:rPr>
+          <w:rFonts w:ascii="Arial" w:eastAsia="Arial" w:hAnsi="Arial" w:cs="Arial"/>
+          <w:sz w:val="24"/>
+          <w:szCs w:val="24"/>
+        </w:rPr>
+        <w:t xml:space="preserve"> </w:t>
+      </w:r>
+      <w:proofErr w:type="spellStart"/>
+      <w:r>
+        <w:rPr>
+          <w:rFonts w:ascii="Arial" w:eastAsia="Arial" w:hAnsi="Arial" w:cs="Arial"/>
+          <w:sz w:val="24"/>
+          <w:szCs w:val="24"/>
+        </w:rPr>
+        <w:t>pessoa</w:t>
+      </w:r>
+      <w:proofErr w:type="spellEnd"/>
+      <w:r>
+        <w:rPr>
+          <w:rFonts w:ascii="Arial" w:eastAsia="Arial" w:hAnsi="Arial" w:cs="Arial"/>
+          <w:sz w:val="24"/>
+          <w:szCs w:val="24"/>
+        </w:rPr>
+        <w:t xml:space="preserve"> no </w:t>
+      </w:r>
+      <w:proofErr w:type="spellStart"/>
+      <w:r>
+        <w:rPr>
+          <w:rFonts w:ascii="Arial" w:eastAsia="Arial" w:hAnsi="Arial" w:cs="Arial"/>
+          <w:sz w:val="24"/>
+          <w:szCs w:val="24"/>
+        </w:rPr>
+        <w:t>caixa</w:t>
+      </w:r>
+      <w:proofErr w:type="spellEnd"/>
+      <w:r>
+        <w:rPr>
+          <w:rFonts w:ascii="Arial" w:eastAsia="Arial" w:hAnsi="Arial" w:cs="Arial"/>
+          <w:sz w:val="24"/>
+          <w:szCs w:val="24"/>
+        </w:rPr>
+        <w:t>.</w:t>
       </w:r>
     </w:p>
     <w:p>
       <w:pPr>
-        <w:keepNext w:val="0"/>
-        <w:keepLines w:val="0"/>
-        <w:pageBreakBefore w:val="0"/>
-        <w:widowControl w:val="1"/>
         <w:numPr>
           <w:ilvl w:val="0"/>
           <w:numId w:val="1"/>
         </w:numPr>
         <w:pBdr>
-          <w:top w:space="0" w:sz="0" w:val="nil"/>
-          <w:left w:space="0" w:sz="0" w:val="nil"/>
-          <w:bottom w:space="0" w:sz="0" w:val="nil"/>
-          <w:right w:space="0" w:sz="0" w:val="nil"/>
-          <w:between w:space="0" w:sz="0" w:val="nil"/>
+          <w:top w:val="nil"/>
+          <w:left w:val="nil"/>
+          <w:bottom w:val="nil"/>
+          <w:right w:val="nil"/>
+          <w:between w:val="nil"/>
         </w:pBdr>
-        <w:shd w:fill="auto" w:val="clear"/>
-        <w:spacing w:after="0" w:before="0" w:line="360" w:lineRule="auto"/>
-        <w:ind w:left="360" w:right="0" w:hanging="360"/>
+        <w:spacing w:after="0" w:line="360" w:lineRule="auto"/>
         <w:jc w:val="both"/>
         <w:rPr>
-          <w:rFonts w:ascii="Arial" w:cs="Arial" w:eastAsia="Arial" w:hAnsi="Arial"/>
+          <w:rFonts w:ascii="Arial" w:eastAsia="Arial" w:hAnsi="Arial" w:cs="Arial"/>
           <w:sz w:val="24"/>
           <w:szCs w:val="24"/>
         </w:rPr>
       </w:pPr>
-      <w:r>
-        <w:rPr>
-          <w:rFonts w:ascii="Arial" w:cs="Arial" w:eastAsia="Arial" w:hAnsi="Arial"/>
-          <w:i w:val="0"/>
-          <w:iCs w:val="0"/>
-          <w:smallCaps w:val="0"/>
-          <w:strike w:val="0"/>
-          <w:sz w:val="24"/>
-          <w:szCs w:val="24"/>
-          <w:u w:val="none"/>
-          <w:vertAlign w:val="baseline"/>
-          <w:rtl w:val="0"/>
-        </w:rPr>
-        <w:t xml:space="preserve">Existem apenas duas pessoas na cozinha.</w:t>
+      <w:proofErr w:type="spellStart"/>
+      <w:r>
+        <w:rPr>
+          <w:rFonts w:ascii="Arial" w:eastAsia="Arial" w:hAnsi="Arial" w:cs="Arial"/>
+          <w:sz w:val="24"/>
+          <w:szCs w:val="24"/>
+        </w:rPr>
+        <w:t>Existem</w:t>
+      </w:r>
+      <w:proofErr w:type="spellEnd"/>
+      <w:r>
+        <w:rPr>
+          <w:rFonts w:ascii="Arial" w:eastAsia="Arial" w:hAnsi="Arial" w:cs="Arial"/>
+          <w:sz w:val="24"/>
+          <w:szCs w:val="24"/>
+        </w:rPr>
+        <w:t xml:space="preserve"> </w:t>
+      </w:r>
+      <w:proofErr w:type="spellStart"/>
+      <w:r>
+        <w:rPr>
+          <w:rFonts w:ascii="Arial" w:eastAsia="Arial" w:hAnsi="Arial" w:cs="Arial"/>
+          <w:sz w:val="24"/>
+          <w:szCs w:val="24"/>
+        </w:rPr>
+        <w:t>apenas</w:t>
+      </w:r>
+      <w:proofErr w:type="spellEnd"/>
+      <w:r>
+        <w:rPr>
+          <w:rFonts w:ascii="Arial" w:eastAsia="Arial" w:hAnsi="Arial" w:cs="Arial"/>
+          <w:sz w:val="24"/>
+          <w:szCs w:val="24"/>
+        </w:rPr>
+        <w:t xml:space="preserve"> duas </w:t>
+      </w:r>
+      <w:proofErr w:type="spellStart"/>
+      <w:r>
+        <w:rPr>
+          <w:rFonts w:ascii="Arial" w:eastAsia="Arial" w:hAnsi="Arial" w:cs="Arial"/>
+          <w:sz w:val="24"/>
+          <w:szCs w:val="24"/>
+        </w:rPr>
+        <w:t>pessoas</w:t>
+      </w:r>
+      <w:proofErr w:type="spellEnd"/>
+      <w:r>
+        <w:rPr>
+          <w:rFonts w:ascii="Arial" w:eastAsia="Arial" w:hAnsi="Arial" w:cs="Arial"/>
+          <w:sz w:val="24"/>
+          <w:szCs w:val="24"/>
+        </w:rPr>
+        <w:t xml:space="preserve"> </w:t>
+      </w:r>
+      <w:proofErr w:type="spellStart"/>
+      <w:r>
+        <w:rPr>
+          <w:rFonts w:ascii="Arial" w:eastAsia="Arial" w:hAnsi="Arial" w:cs="Arial"/>
+          <w:sz w:val="24"/>
+          <w:szCs w:val="24"/>
+        </w:rPr>
+        <w:t>na</w:t>
+      </w:r>
+      <w:proofErr w:type="spellEnd"/>
+      <w:r>
+        <w:rPr>
+          <w:rFonts w:ascii="Arial" w:eastAsia="Arial" w:hAnsi="Arial" w:cs="Arial"/>
+          <w:sz w:val="24"/>
+          <w:szCs w:val="24"/>
+        </w:rPr>
+        <w:t xml:space="preserve"> </w:t>
+      </w:r>
+      <w:proofErr w:type="spellStart"/>
+      <w:r>
+        <w:rPr>
+          <w:rFonts w:ascii="Arial" w:eastAsia="Arial" w:hAnsi="Arial" w:cs="Arial"/>
+          <w:sz w:val="24"/>
+          <w:szCs w:val="24"/>
+        </w:rPr>
+        <w:t>cozinha</w:t>
+      </w:r>
+      <w:proofErr w:type="spellEnd"/>
+      <w:r>
+        <w:rPr>
+          <w:rFonts w:ascii="Arial" w:eastAsia="Arial" w:hAnsi="Arial" w:cs="Arial"/>
+          <w:sz w:val="24"/>
+          <w:szCs w:val="24"/>
+        </w:rPr>
+        <w:t>.</w:t>
       </w:r>
     </w:p>
     <w:p>
       <w:pPr>
-        <w:keepNext w:val="0"/>
-        <w:keepLines w:val="0"/>
-        <w:pageBreakBefore w:val="0"/>
-        <w:widowControl w:val="1"/>
         <w:numPr>
           <w:ilvl w:val="0"/>
           <w:numId w:val="1"/>
         </w:numPr>
         <w:pBdr>
-          <w:top w:space="0" w:sz="0" w:val="nil"/>
-          <w:left w:space="0" w:sz="0" w:val="nil"/>
-          <w:bottom w:space="0" w:sz="0" w:val="nil"/>
-          <w:right w:space="0" w:sz="0" w:val="nil"/>
-          <w:between w:space="0" w:sz="0" w:val="nil"/>
+          <w:top w:val="nil"/>
+          <w:left w:val="nil"/>
+          <w:bottom w:val="nil"/>
+          <w:right w:val="nil"/>
+          <w:between w:val="nil"/>
         </w:pBdr>
-        <w:shd w:fill="auto" w:val="clear"/>
-        <w:spacing w:after="200" w:before="0" w:line="360" w:lineRule="auto"/>
-        <w:ind w:left="360" w:right="0" w:hanging="360"/>
+        <w:spacing w:line="360" w:lineRule="auto"/>
         <w:jc w:val="both"/>
         <w:rPr>
-          <w:rFonts w:ascii="Arial" w:cs="Arial" w:eastAsia="Arial" w:hAnsi="Arial"/>
+          <w:rFonts w:ascii="Arial" w:eastAsia="Arial" w:hAnsi="Arial" w:cs="Arial"/>
           <w:sz w:val="24"/>
           <w:szCs w:val="24"/>
         </w:rPr>
       </w:pPr>
       <w:r>
         <w:rPr>
-          <w:rFonts w:ascii="Arial" w:cs="Arial" w:eastAsia="Arial" w:hAnsi="Arial"/>
-          <w:i w:val="0"/>
-          <w:iCs w:val="0"/>
-          <w:smallCaps w:val="0"/>
-          <w:strike w:val="0"/>
-          <w:sz w:val="24"/>
-          <w:szCs w:val="24"/>
-          <w:u w:val="none"/>
-          <w:vertAlign w:val="baseline"/>
-          <w:rtl w:val="0"/>
-        </w:rPr>
-        <w:t xml:space="preserve">O aluno retira a refeição presencialmente.</w:t>
+          <w:rFonts w:ascii="Arial" w:eastAsia="Arial" w:hAnsi="Arial" w:cs="Arial"/>
+          <w:sz w:val="24"/>
+          <w:szCs w:val="24"/>
+        </w:rPr>
+        <w:t xml:space="preserve">O </w:t>
+      </w:r>
+      <w:proofErr w:type="spellStart"/>
+      <w:r>
+        <w:rPr>
+          <w:rFonts w:ascii="Arial" w:eastAsia="Arial" w:hAnsi="Arial" w:cs="Arial"/>
+          <w:sz w:val="24"/>
+          <w:szCs w:val="24"/>
+        </w:rPr>
+        <w:t>aluno</w:t>
+      </w:r>
+      <w:proofErr w:type="spellEnd"/>
+      <w:r>
+        <w:rPr>
+          <w:rFonts w:ascii="Arial" w:eastAsia="Arial" w:hAnsi="Arial" w:cs="Arial"/>
+          <w:sz w:val="24"/>
+          <w:szCs w:val="24"/>
+        </w:rPr>
+        <w:t xml:space="preserve"> </w:t>
+      </w:r>
+      <w:proofErr w:type="spellStart"/>
+      <w:r>
+        <w:rPr>
+          <w:rFonts w:ascii="Arial" w:eastAsia="Arial" w:hAnsi="Arial" w:cs="Arial"/>
+          <w:sz w:val="24"/>
+          <w:szCs w:val="24"/>
+        </w:rPr>
+        <w:t>retira</w:t>
+      </w:r>
+      <w:proofErr w:type="spellEnd"/>
+      <w:r>
+        <w:rPr>
+          <w:rFonts w:ascii="Arial" w:eastAsia="Arial" w:hAnsi="Arial" w:cs="Arial"/>
+          <w:sz w:val="24"/>
+          <w:szCs w:val="24"/>
+        </w:rPr>
+        <w:t xml:space="preserve"> a </w:t>
+      </w:r>
+      <w:proofErr w:type="spellStart"/>
+      <w:r>
+        <w:rPr>
+          <w:rFonts w:ascii="Arial" w:eastAsia="Arial" w:hAnsi="Arial" w:cs="Arial"/>
+          <w:sz w:val="24"/>
+          <w:szCs w:val="24"/>
+        </w:rPr>
+        <w:t>refeição</w:t>
+      </w:r>
+      <w:proofErr w:type="spellEnd"/>
+      <w:r>
+        <w:rPr>
+          <w:rFonts w:ascii="Arial" w:eastAsia="Arial" w:hAnsi="Arial" w:cs="Arial"/>
+          <w:sz w:val="24"/>
+          <w:szCs w:val="24"/>
+        </w:rPr>
+        <w:t xml:space="preserve"> </w:t>
+      </w:r>
+      <w:proofErr w:type="spellStart"/>
+      <w:r>
+        <w:rPr>
+          <w:rFonts w:ascii="Arial" w:eastAsia="Arial" w:hAnsi="Arial" w:cs="Arial"/>
+          <w:sz w:val="24"/>
+          <w:szCs w:val="24"/>
+        </w:rPr>
+        <w:t>presencialmente</w:t>
+      </w:r>
+      <w:proofErr w:type="spellEnd"/>
+      <w:r>
+        <w:rPr>
+          <w:rFonts w:ascii="Arial" w:eastAsia="Arial" w:hAnsi="Arial" w:cs="Arial"/>
+          <w:sz w:val="24"/>
+          <w:szCs w:val="24"/>
+        </w:rPr>
+        <w:t>.</w:t>
       </w:r>
     </w:p>
     <w:p>
       <w:pPr>
-        <w:pStyle w:val="Heading1"/>
+        <w:pStyle w:val="Ttulo1"/>
         <w:spacing w:line="360" w:lineRule="auto"/>
         <w:jc w:val="both"/>
         <w:rPr>
@@ -663,285 +1474,873 @@
           <w:szCs w:val="24"/>
         </w:rPr>
       </w:pPr>
-      <w:bookmarkStart w:colFirst="0" w:colLast="0" w:name="_s9h8vllxlin9" w:id="3"/>
+      <w:bookmarkStart w:id="3" w:name="_s9h8vllxlin9" w:colFirst="0" w:colLast="0"/>
       <w:bookmarkEnd w:id="3"/>
       <w:r>
         <w:rPr>
-          <w:rFonts w:ascii="Arial" w:cs="Arial" w:eastAsia="Arial" w:hAnsi="Arial"/>
+          <w:rFonts w:ascii="Arial" w:eastAsia="Arial" w:hAnsi="Arial" w:cs="Arial"/>
           <w:color w:val="000000"/>
           <w:sz w:val="36"/>
           <w:szCs w:val="36"/>
-          <w:rtl w:val="0"/>
-        </w:rPr>
-        <w:t xml:space="preserve">3. Restrições</w:t>
-      </w:r>
-      <w:r>
-        <w:rPr>
-          <w:rtl w:val="0"/>
-        </w:rPr>
-      </w:r>
+        </w:rPr>
+        <w:t xml:space="preserve">3. </w:t>
+      </w:r>
+      <w:proofErr w:type="spellStart"/>
+      <w:r>
+        <w:rPr>
+          <w:rFonts w:ascii="Arial" w:eastAsia="Arial" w:hAnsi="Arial" w:cs="Arial"/>
+          <w:color w:val="000000"/>
+          <w:sz w:val="36"/>
+          <w:szCs w:val="36"/>
+        </w:rPr>
+        <w:t>Restrições</w:t>
+      </w:r>
+      <w:proofErr w:type="spellEnd"/>
     </w:p>
     <w:p>
       <w:pPr>
-        <w:keepNext w:val="0"/>
-        <w:keepLines w:val="0"/>
-        <w:pageBreakBefore w:val="0"/>
-        <w:widowControl w:val="1"/>
         <w:numPr>
           <w:ilvl w:val="0"/>
           <w:numId w:val="1"/>
         </w:numPr>
         <w:pBdr>
-          <w:top w:space="0" w:sz="0" w:val="nil"/>
-          <w:left w:space="0" w:sz="0" w:val="nil"/>
-          <w:bottom w:space="0" w:sz="0" w:val="nil"/>
-          <w:right w:space="0" w:sz="0" w:val="nil"/>
-          <w:between w:space="0" w:sz="0" w:val="nil"/>
+          <w:top w:val="nil"/>
+          <w:left w:val="nil"/>
+          <w:bottom w:val="nil"/>
+          <w:right w:val="nil"/>
+          <w:between w:val="nil"/>
         </w:pBdr>
-        <w:shd w:fill="auto" w:val="clear"/>
-        <w:spacing w:after="0" w:before="0" w:line="360" w:lineRule="auto"/>
-        <w:ind w:left="360" w:right="0" w:hanging="360"/>
+        <w:spacing w:after="0" w:line="360" w:lineRule="auto"/>
         <w:jc w:val="both"/>
         <w:rPr>
-          <w:rFonts w:ascii="Arial" w:cs="Arial" w:eastAsia="Arial" w:hAnsi="Arial"/>
+          <w:rFonts w:ascii="Arial" w:eastAsia="Arial" w:hAnsi="Arial" w:cs="Arial"/>
           <w:sz w:val="24"/>
           <w:szCs w:val="24"/>
         </w:rPr>
       </w:pPr>
-      <w:r>
-        <w:rPr>
-          <w:rFonts w:ascii="Arial" w:cs="Arial" w:eastAsia="Arial" w:hAnsi="Arial"/>
-          <w:i w:val="0"/>
-          <w:iCs w:val="0"/>
-          <w:smallCaps w:val="0"/>
-          <w:strike w:val="0"/>
-          <w:sz w:val="24"/>
-          <w:szCs w:val="24"/>
-          <w:u w:val="none"/>
-          <w:vertAlign w:val="baseline"/>
-          <w:rtl w:val="0"/>
-        </w:rPr>
-        <w:t xml:space="preserve">Não foi definido se o pagamento será pelo aplicativo ou presencial.</w:t>
+      <w:proofErr w:type="spellStart"/>
+      <w:r>
+        <w:rPr>
+          <w:rFonts w:ascii="Arial" w:eastAsia="Arial" w:hAnsi="Arial" w:cs="Arial"/>
+          <w:sz w:val="24"/>
+          <w:szCs w:val="24"/>
+        </w:rPr>
+        <w:t>Não</w:t>
+      </w:r>
+      <w:proofErr w:type="spellEnd"/>
+      <w:r>
+        <w:rPr>
+          <w:rFonts w:ascii="Arial" w:eastAsia="Arial" w:hAnsi="Arial" w:cs="Arial"/>
+          <w:sz w:val="24"/>
+          <w:szCs w:val="24"/>
+        </w:rPr>
+        <w:t xml:space="preserve"> </w:t>
+      </w:r>
+      <w:proofErr w:type="spellStart"/>
+      <w:r>
+        <w:rPr>
+          <w:rFonts w:ascii="Arial" w:eastAsia="Arial" w:hAnsi="Arial" w:cs="Arial"/>
+          <w:sz w:val="24"/>
+          <w:szCs w:val="24"/>
+        </w:rPr>
+        <w:t>foi</w:t>
+      </w:r>
+      <w:proofErr w:type="spellEnd"/>
+      <w:r>
+        <w:rPr>
+          <w:rFonts w:ascii="Arial" w:eastAsia="Arial" w:hAnsi="Arial" w:cs="Arial"/>
+          <w:sz w:val="24"/>
+          <w:szCs w:val="24"/>
+        </w:rPr>
+        <w:t xml:space="preserve"> </w:t>
+      </w:r>
+      <w:proofErr w:type="spellStart"/>
+      <w:r>
+        <w:rPr>
+          <w:rFonts w:ascii="Arial" w:eastAsia="Arial" w:hAnsi="Arial" w:cs="Arial"/>
+          <w:sz w:val="24"/>
+          <w:szCs w:val="24"/>
+        </w:rPr>
+        <w:t>definido</w:t>
+      </w:r>
+      <w:proofErr w:type="spellEnd"/>
+      <w:r>
+        <w:rPr>
+          <w:rFonts w:ascii="Arial" w:eastAsia="Arial" w:hAnsi="Arial" w:cs="Arial"/>
+          <w:sz w:val="24"/>
+          <w:szCs w:val="24"/>
+        </w:rPr>
+        <w:t xml:space="preserve"> se o </w:t>
+      </w:r>
+      <w:proofErr w:type="spellStart"/>
+      <w:r>
+        <w:rPr>
+          <w:rFonts w:ascii="Arial" w:eastAsia="Arial" w:hAnsi="Arial" w:cs="Arial"/>
+          <w:sz w:val="24"/>
+          <w:szCs w:val="24"/>
+        </w:rPr>
+        <w:t>pagamento</w:t>
+      </w:r>
+      <w:proofErr w:type="spellEnd"/>
+      <w:r>
+        <w:rPr>
+          <w:rFonts w:ascii="Arial" w:eastAsia="Arial" w:hAnsi="Arial" w:cs="Arial"/>
+          <w:sz w:val="24"/>
+          <w:szCs w:val="24"/>
+        </w:rPr>
+        <w:t xml:space="preserve"> </w:t>
+      </w:r>
+      <w:proofErr w:type="spellStart"/>
+      <w:r>
+        <w:rPr>
+          <w:rFonts w:ascii="Arial" w:eastAsia="Arial" w:hAnsi="Arial" w:cs="Arial"/>
+          <w:sz w:val="24"/>
+          <w:szCs w:val="24"/>
+        </w:rPr>
+        <w:t>será</w:t>
+      </w:r>
+      <w:proofErr w:type="spellEnd"/>
+      <w:r>
+        <w:rPr>
+          <w:rFonts w:ascii="Arial" w:eastAsia="Arial" w:hAnsi="Arial" w:cs="Arial"/>
+          <w:sz w:val="24"/>
+          <w:szCs w:val="24"/>
+        </w:rPr>
+        <w:t xml:space="preserve"> </w:t>
+      </w:r>
+      <w:proofErr w:type="spellStart"/>
+      <w:r>
+        <w:rPr>
+          <w:rFonts w:ascii="Arial" w:eastAsia="Arial" w:hAnsi="Arial" w:cs="Arial"/>
+          <w:sz w:val="24"/>
+          <w:szCs w:val="24"/>
+        </w:rPr>
+        <w:t>pelo</w:t>
+      </w:r>
+      <w:proofErr w:type="spellEnd"/>
+      <w:r>
+        <w:rPr>
+          <w:rFonts w:ascii="Arial" w:eastAsia="Arial" w:hAnsi="Arial" w:cs="Arial"/>
+          <w:sz w:val="24"/>
+          <w:szCs w:val="24"/>
+        </w:rPr>
+        <w:t xml:space="preserve"> </w:t>
+      </w:r>
+      <w:proofErr w:type="spellStart"/>
+      <w:r>
+        <w:rPr>
+          <w:rFonts w:ascii="Arial" w:eastAsia="Arial" w:hAnsi="Arial" w:cs="Arial"/>
+          <w:sz w:val="24"/>
+          <w:szCs w:val="24"/>
+        </w:rPr>
+        <w:t>aplicativo</w:t>
+      </w:r>
+      <w:proofErr w:type="spellEnd"/>
+      <w:r>
+        <w:rPr>
+          <w:rFonts w:ascii="Arial" w:eastAsia="Arial" w:hAnsi="Arial" w:cs="Arial"/>
+          <w:sz w:val="24"/>
+          <w:szCs w:val="24"/>
+        </w:rPr>
+        <w:t xml:space="preserve"> </w:t>
+      </w:r>
+      <w:proofErr w:type="spellStart"/>
+      <w:r>
+        <w:rPr>
+          <w:rFonts w:ascii="Arial" w:eastAsia="Arial" w:hAnsi="Arial" w:cs="Arial"/>
+          <w:sz w:val="24"/>
+          <w:szCs w:val="24"/>
+        </w:rPr>
+        <w:t>ou</w:t>
+      </w:r>
+      <w:proofErr w:type="spellEnd"/>
+      <w:r>
+        <w:rPr>
+          <w:rFonts w:ascii="Arial" w:eastAsia="Arial" w:hAnsi="Arial" w:cs="Arial"/>
+          <w:sz w:val="24"/>
+          <w:szCs w:val="24"/>
+        </w:rPr>
+        <w:t xml:space="preserve"> </w:t>
+      </w:r>
+      <w:proofErr w:type="spellStart"/>
+      <w:r>
+        <w:rPr>
+          <w:rFonts w:ascii="Arial" w:eastAsia="Arial" w:hAnsi="Arial" w:cs="Arial"/>
+          <w:sz w:val="24"/>
+          <w:szCs w:val="24"/>
+        </w:rPr>
+        <w:t>presencial</w:t>
+      </w:r>
+      <w:proofErr w:type="spellEnd"/>
+      <w:r>
+        <w:rPr>
+          <w:rFonts w:ascii="Arial" w:eastAsia="Arial" w:hAnsi="Arial" w:cs="Arial"/>
+          <w:sz w:val="24"/>
+          <w:szCs w:val="24"/>
+        </w:rPr>
+        <w:t>.</w:t>
       </w:r>
     </w:p>
     <w:p>
       <w:pPr>
-        <w:keepNext w:val="0"/>
-        <w:keepLines w:val="0"/>
-        <w:pageBreakBefore w:val="0"/>
-        <w:widowControl w:val="1"/>
         <w:numPr>
           <w:ilvl w:val="0"/>
           <w:numId w:val="1"/>
         </w:numPr>
         <w:pBdr>
-          <w:top w:space="0" w:sz="0" w:val="nil"/>
-          <w:left w:space="0" w:sz="0" w:val="nil"/>
-          <w:bottom w:space="0" w:sz="0" w:val="nil"/>
-          <w:right w:space="0" w:sz="0" w:val="nil"/>
-          <w:between w:space="0" w:sz="0" w:val="nil"/>
+          <w:top w:val="nil"/>
+          <w:left w:val="nil"/>
+          <w:bottom w:val="nil"/>
+          <w:right w:val="nil"/>
+          <w:between w:val="nil"/>
         </w:pBdr>
-        <w:shd w:fill="auto" w:val="clear"/>
-        <w:spacing w:after="0" w:before="0" w:line="360" w:lineRule="auto"/>
-        <w:ind w:left="360" w:right="0" w:hanging="360"/>
+        <w:spacing w:after="0" w:line="360" w:lineRule="auto"/>
         <w:jc w:val="both"/>
         <w:rPr>
-          <w:rFonts w:ascii="Arial" w:cs="Arial" w:eastAsia="Arial" w:hAnsi="Arial"/>
+          <w:rFonts w:ascii="Arial" w:eastAsia="Arial" w:hAnsi="Arial" w:cs="Arial"/>
           <w:sz w:val="24"/>
           <w:szCs w:val="24"/>
         </w:rPr>
       </w:pPr>
-      <w:r>
-        <w:rPr>
-          <w:rFonts w:ascii="Arial" w:cs="Arial" w:eastAsia="Arial" w:hAnsi="Arial"/>
-          <w:i w:val="0"/>
-          <w:iCs w:val="0"/>
-          <w:smallCaps w:val="0"/>
-          <w:strike w:val="0"/>
-          <w:sz w:val="24"/>
-          <w:szCs w:val="24"/>
-          <w:u w:val="none"/>
-          <w:vertAlign w:val="baseline"/>
-          <w:rtl w:val="0"/>
-        </w:rPr>
-        <w:t xml:space="preserve">Não existe regra para alunos que reservam e não comparecem.</w:t>
+      <w:proofErr w:type="spellStart"/>
+      <w:proofErr w:type="gramStart"/>
+      <w:r>
+        <w:rPr>
+          <w:rFonts w:ascii="Arial" w:eastAsia="Arial" w:hAnsi="Arial" w:cs="Arial"/>
+          <w:sz w:val="24"/>
+          <w:szCs w:val="24"/>
+        </w:rPr>
+        <w:t>Não</w:t>
+      </w:r>
+      <w:proofErr w:type="spellEnd"/>
+      <w:proofErr w:type="gramEnd"/>
+      <w:r>
+        <w:rPr>
+          <w:rFonts w:ascii="Arial" w:eastAsia="Arial" w:hAnsi="Arial" w:cs="Arial"/>
+          <w:sz w:val="24"/>
+          <w:szCs w:val="24"/>
+        </w:rPr>
+        <w:t xml:space="preserve"> </w:t>
+      </w:r>
+      <w:proofErr w:type="spellStart"/>
+      <w:r>
+        <w:rPr>
+          <w:rFonts w:ascii="Arial" w:eastAsia="Arial" w:hAnsi="Arial" w:cs="Arial"/>
+          <w:sz w:val="24"/>
+          <w:szCs w:val="24"/>
+        </w:rPr>
+        <w:t>existe</w:t>
+      </w:r>
+      <w:proofErr w:type="spellEnd"/>
+      <w:r>
+        <w:rPr>
+          <w:rFonts w:ascii="Arial" w:eastAsia="Arial" w:hAnsi="Arial" w:cs="Arial"/>
+          <w:sz w:val="24"/>
+          <w:szCs w:val="24"/>
+        </w:rPr>
+        <w:t xml:space="preserve"> </w:t>
+      </w:r>
+      <w:proofErr w:type="spellStart"/>
+      <w:r>
+        <w:rPr>
+          <w:rFonts w:ascii="Arial" w:eastAsia="Arial" w:hAnsi="Arial" w:cs="Arial"/>
+          <w:sz w:val="24"/>
+          <w:szCs w:val="24"/>
+        </w:rPr>
+        <w:t>regra</w:t>
+      </w:r>
+      <w:proofErr w:type="spellEnd"/>
+      <w:r>
+        <w:rPr>
+          <w:rFonts w:ascii="Arial" w:eastAsia="Arial" w:hAnsi="Arial" w:cs="Arial"/>
+          <w:sz w:val="24"/>
+          <w:szCs w:val="24"/>
+        </w:rPr>
+        <w:t xml:space="preserve"> para </w:t>
+      </w:r>
+      <w:proofErr w:type="spellStart"/>
+      <w:r>
+        <w:rPr>
+          <w:rFonts w:ascii="Arial" w:eastAsia="Arial" w:hAnsi="Arial" w:cs="Arial"/>
+          <w:sz w:val="24"/>
+          <w:szCs w:val="24"/>
+        </w:rPr>
+        <w:t>alunos</w:t>
+      </w:r>
+      <w:proofErr w:type="spellEnd"/>
+      <w:r>
+        <w:rPr>
+          <w:rFonts w:ascii="Arial" w:eastAsia="Arial" w:hAnsi="Arial" w:cs="Arial"/>
+          <w:sz w:val="24"/>
+          <w:szCs w:val="24"/>
+        </w:rPr>
+        <w:t xml:space="preserve"> </w:t>
+      </w:r>
+      <w:proofErr w:type="spellStart"/>
+      <w:r>
+        <w:rPr>
+          <w:rFonts w:ascii="Arial" w:eastAsia="Arial" w:hAnsi="Arial" w:cs="Arial"/>
+          <w:sz w:val="24"/>
+          <w:szCs w:val="24"/>
+        </w:rPr>
+        <w:t>que</w:t>
+      </w:r>
+      <w:proofErr w:type="spellEnd"/>
+      <w:r>
+        <w:rPr>
+          <w:rFonts w:ascii="Arial" w:eastAsia="Arial" w:hAnsi="Arial" w:cs="Arial"/>
+          <w:sz w:val="24"/>
+          <w:szCs w:val="24"/>
+        </w:rPr>
+        <w:t xml:space="preserve"> </w:t>
+      </w:r>
+      <w:proofErr w:type="spellStart"/>
+      <w:r>
+        <w:rPr>
+          <w:rFonts w:ascii="Arial" w:eastAsia="Arial" w:hAnsi="Arial" w:cs="Arial"/>
+          <w:sz w:val="24"/>
+          <w:szCs w:val="24"/>
+        </w:rPr>
+        <w:t>reservam</w:t>
+      </w:r>
+      <w:proofErr w:type="spellEnd"/>
+      <w:r>
+        <w:rPr>
+          <w:rFonts w:ascii="Arial" w:eastAsia="Arial" w:hAnsi="Arial" w:cs="Arial"/>
+          <w:sz w:val="24"/>
+          <w:szCs w:val="24"/>
+        </w:rPr>
+        <w:t xml:space="preserve"> e </w:t>
+      </w:r>
+      <w:proofErr w:type="spellStart"/>
+      <w:proofErr w:type="gramStart"/>
+      <w:r>
+        <w:rPr>
+          <w:rFonts w:ascii="Arial" w:eastAsia="Arial" w:hAnsi="Arial" w:cs="Arial"/>
+          <w:sz w:val="24"/>
+          <w:szCs w:val="24"/>
+        </w:rPr>
+        <w:t>não</w:t>
+      </w:r>
+      <w:proofErr w:type="spellEnd"/>
+      <w:proofErr w:type="gramEnd"/>
+      <w:r>
+        <w:rPr>
+          <w:rFonts w:ascii="Arial" w:eastAsia="Arial" w:hAnsi="Arial" w:cs="Arial"/>
+          <w:sz w:val="24"/>
+          <w:szCs w:val="24"/>
+        </w:rPr>
+        <w:t xml:space="preserve"> </w:t>
+      </w:r>
+      <w:proofErr w:type="spellStart"/>
+      <w:r>
+        <w:rPr>
+          <w:rFonts w:ascii="Arial" w:eastAsia="Arial" w:hAnsi="Arial" w:cs="Arial"/>
+          <w:sz w:val="24"/>
+          <w:szCs w:val="24"/>
+        </w:rPr>
+        <w:t>comparecem</w:t>
+      </w:r>
+      <w:proofErr w:type="spellEnd"/>
+      <w:r>
+        <w:rPr>
+          <w:rFonts w:ascii="Arial" w:eastAsia="Arial" w:hAnsi="Arial" w:cs="Arial"/>
+          <w:sz w:val="24"/>
+          <w:szCs w:val="24"/>
+        </w:rPr>
+        <w:t>.</w:t>
       </w:r>
     </w:p>
     <w:p>
       <w:pPr>
-        <w:keepNext w:val="0"/>
-        <w:keepLines w:val="0"/>
-        <w:pageBreakBefore w:val="0"/>
-        <w:widowControl w:val="1"/>
         <w:numPr>
           <w:ilvl w:val="0"/>
           <w:numId w:val="1"/>
         </w:numPr>
         <w:pBdr>
-          <w:top w:space="0" w:sz="0" w:val="nil"/>
-          <w:left w:space="0" w:sz="0" w:val="nil"/>
-          <w:bottom w:space="0" w:sz="0" w:val="nil"/>
-          <w:right w:space="0" w:sz="0" w:val="nil"/>
-          <w:between w:space="0" w:sz="0" w:val="nil"/>
+          <w:top w:val="nil"/>
+          <w:left w:val="nil"/>
+          <w:bottom w:val="nil"/>
+          <w:right w:val="nil"/>
+          <w:between w:val="nil"/>
         </w:pBdr>
-        <w:shd w:fill="auto" w:val="clear"/>
-        <w:spacing w:after="0" w:before="0" w:line="360" w:lineRule="auto"/>
-        <w:ind w:left="360" w:right="0" w:hanging="360"/>
+        <w:spacing w:after="0" w:line="360" w:lineRule="auto"/>
         <w:jc w:val="both"/>
         <w:rPr>
-          <w:rFonts w:ascii="Arial" w:cs="Arial" w:eastAsia="Arial" w:hAnsi="Arial"/>
+          <w:rFonts w:ascii="Arial" w:eastAsia="Arial" w:hAnsi="Arial" w:cs="Arial"/>
           <w:sz w:val="24"/>
           <w:szCs w:val="24"/>
         </w:rPr>
       </w:pPr>
       <w:r>
         <w:rPr>
-          <w:rFonts w:ascii="Arial" w:cs="Arial" w:eastAsia="Arial" w:hAnsi="Arial"/>
-          <w:i w:val="0"/>
-          <w:iCs w:val="0"/>
-          <w:smallCaps w:val="0"/>
-          <w:strike w:val="0"/>
-          <w:sz w:val="24"/>
-          <w:szCs w:val="24"/>
-          <w:u w:val="none"/>
-          <w:vertAlign w:val="baseline"/>
-          <w:rtl w:val="0"/>
-        </w:rPr>
-        <w:t xml:space="preserve">O sistema deve funcionar sem aumentar a quantidade de funcionários.</w:t>
+          <w:rFonts w:ascii="Arial" w:eastAsia="Arial" w:hAnsi="Arial" w:cs="Arial"/>
+          <w:sz w:val="24"/>
+          <w:szCs w:val="24"/>
+        </w:rPr>
+        <w:t xml:space="preserve">O </w:t>
+      </w:r>
+      <w:proofErr w:type="spellStart"/>
+      <w:r>
+        <w:rPr>
+          <w:rFonts w:ascii="Arial" w:eastAsia="Arial" w:hAnsi="Arial" w:cs="Arial"/>
+          <w:sz w:val="24"/>
+          <w:szCs w:val="24"/>
+        </w:rPr>
+        <w:t>sistema</w:t>
+      </w:r>
+      <w:proofErr w:type="spellEnd"/>
+      <w:r>
+        <w:rPr>
+          <w:rFonts w:ascii="Arial" w:eastAsia="Arial" w:hAnsi="Arial" w:cs="Arial"/>
+          <w:sz w:val="24"/>
+          <w:szCs w:val="24"/>
+        </w:rPr>
+        <w:t xml:space="preserve"> </w:t>
+      </w:r>
+      <w:proofErr w:type="spellStart"/>
+      <w:r>
+        <w:rPr>
+          <w:rFonts w:ascii="Arial" w:eastAsia="Arial" w:hAnsi="Arial" w:cs="Arial"/>
+          <w:sz w:val="24"/>
+          <w:szCs w:val="24"/>
+        </w:rPr>
+        <w:t>deve</w:t>
+      </w:r>
+      <w:proofErr w:type="spellEnd"/>
+      <w:r>
+        <w:rPr>
+          <w:rFonts w:ascii="Arial" w:eastAsia="Arial" w:hAnsi="Arial" w:cs="Arial"/>
+          <w:sz w:val="24"/>
+          <w:szCs w:val="24"/>
+        </w:rPr>
+        <w:t xml:space="preserve"> </w:t>
+      </w:r>
+      <w:proofErr w:type="spellStart"/>
+      <w:r>
+        <w:rPr>
+          <w:rFonts w:ascii="Arial" w:eastAsia="Arial" w:hAnsi="Arial" w:cs="Arial"/>
+          <w:sz w:val="24"/>
+          <w:szCs w:val="24"/>
+        </w:rPr>
+        <w:t>funcionar</w:t>
+      </w:r>
+      <w:proofErr w:type="spellEnd"/>
+      <w:r>
+        <w:rPr>
+          <w:rFonts w:ascii="Arial" w:eastAsia="Arial" w:hAnsi="Arial" w:cs="Arial"/>
+          <w:sz w:val="24"/>
+          <w:szCs w:val="24"/>
+        </w:rPr>
+        <w:t xml:space="preserve"> </w:t>
+      </w:r>
+      <w:proofErr w:type="spellStart"/>
+      <w:r>
+        <w:rPr>
+          <w:rFonts w:ascii="Arial" w:eastAsia="Arial" w:hAnsi="Arial" w:cs="Arial"/>
+          <w:sz w:val="24"/>
+          <w:szCs w:val="24"/>
+        </w:rPr>
+        <w:t>sem</w:t>
+      </w:r>
+      <w:proofErr w:type="spellEnd"/>
+      <w:r>
+        <w:rPr>
+          <w:rFonts w:ascii="Arial" w:eastAsia="Arial" w:hAnsi="Arial" w:cs="Arial"/>
+          <w:sz w:val="24"/>
+          <w:szCs w:val="24"/>
+        </w:rPr>
+        <w:t xml:space="preserve"> </w:t>
+      </w:r>
+      <w:proofErr w:type="spellStart"/>
+      <w:r>
+        <w:rPr>
+          <w:rFonts w:ascii="Arial" w:eastAsia="Arial" w:hAnsi="Arial" w:cs="Arial"/>
+          <w:sz w:val="24"/>
+          <w:szCs w:val="24"/>
+        </w:rPr>
+        <w:t>aumentar</w:t>
+      </w:r>
+      <w:proofErr w:type="spellEnd"/>
+      <w:r>
+        <w:rPr>
+          <w:rFonts w:ascii="Arial" w:eastAsia="Arial" w:hAnsi="Arial" w:cs="Arial"/>
+          <w:sz w:val="24"/>
+          <w:szCs w:val="24"/>
+        </w:rPr>
+        <w:t xml:space="preserve"> a </w:t>
+      </w:r>
+      <w:proofErr w:type="spellStart"/>
+      <w:r>
+        <w:rPr>
+          <w:rFonts w:ascii="Arial" w:eastAsia="Arial" w:hAnsi="Arial" w:cs="Arial"/>
+          <w:sz w:val="24"/>
+          <w:szCs w:val="24"/>
+        </w:rPr>
+        <w:t>quantidade</w:t>
+      </w:r>
+      <w:proofErr w:type="spellEnd"/>
+      <w:r>
+        <w:rPr>
+          <w:rFonts w:ascii="Arial" w:eastAsia="Arial" w:hAnsi="Arial" w:cs="Arial"/>
+          <w:sz w:val="24"/>
+          <w:szCs w:val="24"/>
+        </w:rPr>
+        <w:t xml:space="preserve"> de </w:t>
+      </w:r>
+      <w:proofErr w:type="spellStart"/>
+      <w:r>
+        <w:rPr>
+          <w:rFonts w:ascii="Arial" w:eastAsia="Arial" w:hAnsi="Arial" w:cs="Arial"/>
+          <w:sz w:val="24"/>
+          <w:szCs w:val="24"/>
+        </w:rPr>
+        <w:t>funcionários</w:t>
+      </w:r>
+      <w:proofErr w:type="spellEnd"/>
+      <w:r>
+        <w:rPr>
+          <w:rFonts w:ascii="Arial" w:eastAsia="Arial" w:hAnsi="Arial" w:cs="Arial"/>
+          <w:sz w:val="24"/>
+          <w:szCs w:val="24"/>
+        </w:rPr>
+        <w:t>.</w:t>
       </w:r>
     </w:p>
     <w:p>
       <w:pPr>
-        <w:keepNext w:val="0"/>
-        <w:keepLines w:val="0"/>
-        <w:pageBreakBefore w:val="0"/>
-        <w:widowControl w:val="1"/>
         <w:numPr>
           <w:ilvl w:val="0"/>
           <w:numId w:val="1"/>
         </w:numPr>
         <w:pBdr>
-          <w:top w:space="0" w:sz="0" w:val="nil"/>
-          <w:left w:space="0" w:sz="0" w:val="nil"/>
-          <w:bottom w:space="0" w:sz="0" w:val="nil"/>
-          <w:right w:space="0" w:sz="0" w:val="nil"/>
-          <w:between w:space="0" w:sz="0" w:val="nil"/>
+          <w:top w:val="nil"/>
+          <w:left w:val="nil"/>
+          <w:bottom w:val="nil"/>
+          <w:right w:val="nil"/>
+          <w:between w:val="nil"/>
         </w:pBdr>
-        <w:shd w:fill="auto" w:val="clear"/>
-        <w:spacing w:after="200" w:before="0" w:line="360" w:lineRule="auto"/>
-        <w:ind w:left="360" w:right="0" w:hanging="360"/>
+        <w:spacing w:line="360" w:lineRule="auto"/>
         <w:jc w:val="both"/>
         <w:rPr>
-          <w:rFonts w:ascii="Arial" w:cs="Arial" w:eastAsia="Arial" w:hAnsi="Arial"/>
+          <w:rFonts w:ascii="Arial" w:eastAsia="Arial" w:hAnsi="Arial" w:cs="Arial"/>
           <w:sz w:val="24"/>
           <w:szCs w:val="24"/>
         </w:rPr>
       </w:pPr>
       <w:r>
         <w:rPr>
-          <w:rFonts w:ascii="Arial" w:cs="Arial" w:eastAsia="Arial" w:hAnsi="Arial"/>
-          <w:i w:val="0"/>
-          <w:iCs w:val="0"/>
-          <w:smallCaps w:val="0"/>
-          <w:strike w:val="0"/>
-          <w:sz w:val="24"/>
-          <w:szCs w:val="24"/>
-          <w:u w:val="none"/>
-          <w:vertAlign w:val="baseline"/>
-          <w:rtl w:val="0"/>
-        </w:rPr>
-        <w:t xml:space="preserve">O objetivo principal é reduzir as filas.</w:t>
+          <w:rFonts w:ascii="Arial" w:eastAsia="Arial" w:hAnsi="Arial" w:cs="Arial"/>
+          <w:sz w:val="24"/>
+          <w:szCs w:val="24"/>
+        </w:rPr>
+        <w:t xml:space="preserve">O </w:t>
+      </w:r>
+      <w:proofErr w:type="spellStart"/>
+      <w:r>
+        <w:rPr>
+          <w:rFonts w:ascii="Arial" w:eastAsia="Arial" w:hAnsi="Arial" w:cs="Arial"/>
+          <w:sz w:val="24"/>
+          <w:szCs w:val="24"/>
+        </w:rPr>
+        <w:t>objetivo</w:t>
+      </w:r>
+      <w:proofErr w:type="spellEnd"/>
+      <w:r>
+        <w:rPr>
+          <w:rFonts w:ascii="Arial" w:eastAsia="Arial" w:hAnsi="Arial" w:cs="Arial"/>
+          <w:sz w:val="24"/>
+          <w:szCs w:val="24"/>
+        </w:rPr>
+        <w:t xml:space="preserve"> principal é </w:t>
+      </w:r>
+      <w:proofErr w:type="spellStart"/>
+      <w:r>
+        <w:rPr>
+          <w:rFonts w:ascii="Arial" w:eastAsia="Arial" w:hAnsi="Arial" w:cs="Arial"/>
+          <w:sz w:val="24"/>
+          <w:szCs w:val="24"/>
+        </w:rPr>
+        <w:t>reduzir</w:t>
+      </w:r>
+      <w:proofErr w:type="spellEnd"/>
+      <w:r>
+        <w:rPr>
+          <w:rFonts w:ascii="Arial" w:eastAsia="Arial" w:hAnsi="Arial" w:cs="Arial"/>
+          <w:sz w:val="24"/>
+          <w:szCs w:val="24"/>
+        </w:rPr>
+        <w:t xml:space="preserve"> as </w:t>
+      </w:r>
+      <w:proofErr w:type="spellStart"/>
+      <w:r>
+        <w:rPr>
+          <w:rFonts w:ascii="Arial" w:eastAsia="Arial" w:hAnsi="Arial" w:cs="Arial"/>
+          <w:sz w:val="24"/>
+          <w:szCs w:val="24"/>
+        </w:rPr>
+        <w:t>filas</w:t>
+      </w:r>
+      <w:proofErr w:type="spellEnd"/>
+      <w:r>
+        <w:rPr>
+          <w:rFonts w:ascii="Arial" w:eastAsia="Arial" w:hAnsi="Arial" w:cs="Arial"/>
+          <w:sz w:val="24"/>
+          <w:szCs w:val="24"/>
+        </w:rPr>
+        <w:t>.</w:t>
       </w:r>
     </w:p>
     <w:p>
       <w:pPr>
-        <w:pStyle w:val="Heading1"/>
+        <w:pStyle w:val="Ttulo1"/>
         <w:spacing w:line="360" w:lineRule="auto"/>
         <w:jc w:val="both"/>
         <w:rPr>
-          <w:rFonts w:ascii="Arial" w:cs="Arial" w:eastAsia="Arial" w:hAnsi="Arial"/>
+          <w:rFonts w:ascii="Arial" w:eastAsia="Arial" w:hAnsi="Arial" w:cs="Arial"/>
           <w:color w:val="000000"/>
           <w:sz w:val="36"/>
           <w:szCs w:val="36"/>
         </w:rPr>
       </w:pPr>
-      <w:bookmarkStart w:colFirst="0" w:colLast="0" w:name="_cpwongmpoigl" w:id="4"/>
+      <w:bookmarkStart w:id="4" w:name="_cpwongmpoigl" w:colFirst="0" w:colLast="0"/>
       <w:bookmarkEnd w:id="4"/>
       <w:r>
         <w:rPr>
-          <w:rFonts w:ascii="Arial" w:cs="Arial" w:eastAsia="Arial" w:hAnsi="Arial"/>
+          <w:rFonts w:ascii="Arial" w:eastAsia="Arial" w:hAnsi="Arial" w:cs="Arial"/>
           <w:color w:val="000000"/>
           <w:sz w:val="36"/>
           <w:szCs w:val="36"/>
-          <w:rtl w:val="0"/>
-        </w:rPr>
-        <w:t xml:space="preserve">4. Contexto Geral</w:t>
+        </w:rPr>
+        <w:t xml:space="preserve">4. </w:t>
+      </w:r>
+      <w:proofErr w:type="spellStart"/>
+      <w:r>
+        <w:rPr>
+          <w:rFonts w:ascii="Arial" w:eastAsia="Arial" w:hAnsi="Arial" w:cs="Arial"/>
+          <w:color w:val="000000"/>
+          <w:sz w:val="36"/>
+          <w:szCs w:val="36"/>
+        </w:rPr>
+        <w:t>Contexto</w:t>
+      </w:r>
+      <w:proofErr w:type="spellEnd"/>
+      <w:r>
+        <w:rPr>
+          <w:rFonts w:ascii="Arial" w:eastAsia="Arial" w:hAnsi="Arial" w:cs="Arial"/>
+          <w:color w:val="000000"/>
+          <w:sz w:val="36"/>
+          <w:szCs w:val="36"/>
+        </w:rPr>
+        <w:t xml:space="preserve"> Geral</w:t>
       </w:r>
     </w:p>
     <w:p>
       <w:pPr>
-        <w:spacing w:line="276" w:lineRule="auto"/>
         <w:jc w:val="both"/>
         <w:rPr>
-          <w:rFonts w:ascii="Arial" w:cs="Arial" w:eastAsia="Arial" w:hAnsi="Arial"/>
+          <w:rFonts w:ascii="Arial" w:eastAsia="Arial" w:hAnsi="Arial" w:cs="Arial"/>
           <w:sz w:val="24"/>
           <w:szCs w:val="24"/>
         </w:rPr>
       </w:pPr>
-      <w:r>
-        <w:rPr>
-          <w:rFonts w:ascii="Arial" w:cs="Arial" w:eastAsia="Arial" w:hAnsi="Arial"/>
-          <w:sz w:val="24"/>
-          <w:szCs w:val="24"/>
-          <w:rtl w:val="0"/>
-        </w:rPr>
-        <w:t xml:space="preserve">Coordenação</w:t>
-        <w:br w:type="textWrapping"/>
+      <w:proofErr w:type="spellStart"/>
+      <w:r>
+        <w:rPr>
+          <w:rFonts w:ascii="Arial" w:eastAsia="Arial" w:hAnsi="Arial" w:cs="Arial"/>
+          <w:sz w:val="24"/>
+          <w:szCs w:val="24"/>
+        </w:rPr>
+        <w:t>Coordenação</w:t>
+      </w:r>
+      <w:proofErr w:type="spellEnd"/>
+      <w:r>
+        <w:rPr>
+          <w:rFonts w:ascii="Arial" w:eastAsia="Arial" w:hAnsi="Arial" w:cs="Arial"/>
+          <w:sz w:val="24"/>
+          <w:szCs w:val="24"/>
+        </w:rPr>
+        <w:br/>
         <w:t xml:space="preserve">      │</w:t>
-        <w:br w:type="textWrapping"/>
+      </w:r>
+      <w:r>
+        <w:rPr>
+          <w:rFonts w:ascii="Arial" w:eastAsia="Arial" w:hAnsi="Arial" w:cs="Arial"/>
+          <w:sz w:val="24"/>
+          <w:szCs w:val="24"/>
+        </w:rPr>
+        <w:br/>
         <w:t xml:space="preserve">     ▼</w:t>
-        <w:br w:type="textWrapping"/>
-        <w:t xml:space="preserve">Aplicativo de Reserva</w:t>
-        <w:br w:type="textWrapping"/>
-        <w:t xml:space="preserve">▲          ▲</w:t>
-        <w:br w:type="textWrapping"/>
-        <w:t xml:space="preserve">│          │</w:t>
-        <w:br w:type="textWrapping"/>
-        <w:t xml:space="preserve">Aluno   Equipe da Cozinha</w:t>
-        <w:br w:type="textWrapping"/>
+      </w:r>
+      <w:r>
+        <w:rPr>
+          <w:rFonts w:ascii="Arial" w:eastAsia="Arial" w:hAnsi="Arial" w:cs="Arial"/>
+          <w:sz w:val="24"/>
+          <w:szCs w:val="24"/>
+        </w:rPr>
+        <w:br/>
+      </w:r>
+      <w:proofErr w:type="spellStart"/>
+      <w:r>
+        <w:rPr>
+          <w:rFonts w:ascii="Arial" w:eastAsia="Arial" w:hAnsi="Arial" w:cs="Arial"/>
+          <w:sz w:val="24"/>
+          <w:szCs w:val="24"/>
+        </w:rPr>
+        <w:t>Aplicativo</w:t>
+      </w:r>
+      <w:proofErr w:type="spellEnd"/>
+      <w:r>
+        <w:rPr>
+          <w:rFonts w:ascii="Arial" w:eastAsia="Arial" w:hAnsi="Arial" w:cs="Arial"/>
+          <w:sz w:val="24"/>
+          <w:szCs w:val="24"/>
+        </w:rPr>
+        <w:t xml:space="preserve"> de </w:t>
+      </w:r>
+      <w:proofErr w:type="spellStart"/>
+      <w:r>
+        <w:rPr>
+          <w:rFonts w:ascii="Arial" w:eastAsia="Arial" w:hAnsi="Arial" w:cs="Arial"/>
+          <w:sz w:val="24"/>
+          <w:szCs w:val="24"/>
+        </w:rPr>
+        <w:t>Reserva</w:t>
+      </w:r>
+      <w:proofErr w:type="spellEnd"/>
+      <w:r>
+        <w:rPr>
+          <w:rFonts w:ascii="Arial" w:eastAsia="Arial" w:hAnsi="Arial" w:cs="Arial"/>
+          <w:sz w:val="24"/>
+          <w:szCs w:val="24"/>
+        </w:rPr>
+        <w:br/>
+        <w:t>▲          ▲</w:t>
+      </w:r>
+      <w:r>
+        <w:rPr>
+          <w:rFonts w:ascii="Arial" w:eastAsia="Arial" w:hAnsi="Arial" w:cs="Arial"/>
+          <w:sz w:val="24"/>
+          <w:szCs w:val="24"/>
+        </w:rPr>
+        <w:br/>
+        <w:t>│          │</w:t>
+      </w:r>
+      <w:r>
+        <w:rPr>
+          <w:rFonts w:ascii="Arial" w:eastAsia="Arial" w:hAnsi="Arial" w:cs="Arial"/>
+          <w:sz w:val="24"/>
+          <w:szCs w:val="24"/>
+        </w:rPr>
+        <w:br/>
+      </w:r>
+      <w:proofErr w:type="spellStart"/>
+      <w:r>
+        <w:rPr>
+          <w:rFonts w:ascii="Arial" w:eastAsia="Arial" w:hAnsi="Arial" w:cs="Arial"/>
+          <w:sz w:val="24"/>
+          <w:szCs w:val="24"/>
+        </w:rPr>
+        <w:t>Aluno</w:t>
+      </w:r>
+      <w:proofErr w:type="spellEnd"/>
+      <w:r>
+        <w:rPr>
+          <w:rFonts w:ascii="Arial" w:eastAsia="Arial" w:hAnsi="Arial" w:cs="Arial"/>
+          <w:sz w:val="24"/>
+          <w:szCs w:val="24"/>
+        </w:rPr>
+        <w:t xml:space="preserve">   Equipe da </w:t>
+      </w:r>
+      <w:proofErr w:type="spellStart"/>
+      <w:r>
+        <w:rPr>
+          <w:rFonts w:ascii="Arial" w:eastAsia="Arial" w:hAnsi="Arial" w:cs="Arial"/>
+          <w:sz w:val="24"/>
+          <w:szCs w:val="24"/>
+        </w:rPr>
+        <w:t>Cozinha</w:t>
+      </w:r>
+      <w:proofErr w:type="spellEnd"/>
+      <w:r>
+        <w:rPr>
+          <w:rFonts w:ascii="Arial" w:eastAsia="Arial" w:hAnsi="Arial" w:cs="Arial"/>
+          <w:sz w:val="24"/>
+          <w:szCs w:val="24"/>
+        </w:rPr>
+        <w:br/>
         <w:t xml:space="preserve">      │</w:t>
-        <w:br w:type="textWrapping"/>
+      </w:r>
+      <w:r>
+        <w:rPr>
+          <w:rFonts w:ascii="Arial" w:eastAsia="Arial" w:hAnsi="Arial" w:cs="Arial"/>
+          <w:sz w:val="24"/>
+          <w:szCs w:val="24"/>
+        </w:rPr>
+        <w:br/>
         <w:t xml:space="preserve">      ▼</w:t>
-        <w:br w:type="textWrapping"/>
-        <w:t xml:space="preserve">Cantina/Caixa</w:t>
+      </w:r>
+      <w:r>
+        <w:rPr>
+          <w:rFonts w:ascii="Arial" w:eastAsia="Arial" w:hAnsi="Arial" w:cs="Arial"/>
+          <w:sz w:val="24"/>
+          <w:szCs w:val="24"/>
+        </w:rPr>
+        <w:br/>
+        <w:t>Cantina/Caixa</w:t>
       </w:r>
     </w:p>
     <w:p>
       <w:pPr>
-        <w:pStyle w:val="Heading1"/>
+        <w:pStyle w:val="Ttulo1"/>
         <w:spacing w:line="360" w:lineRule="auto"/>
         <w:jc w:val="both"/>
         <w:rPr>
           <w:color w:val="000000"/>
         </w:rPr>
       </w:pPr>
-      <w:bookmarkStart w:colFirst="0" w:colLast="0" w:name="_vfkxz46keigd" w:id="5"/>
+      <w:bookmarkStart w:id="5" w:name="_vfkxz46keigd" w:colFirst="0" w:colLast="0"/>
       <w:bookmarkEnd w:id="5"/>
       <w:r>
         <w:rPr>
-          <w:rFonts w:ascii="Arial" w:cs="Arial" w:eastAsia="Arial" w:hAnsi="Arial"/>
+          <w:rFonts w:ascii="Arial" w:eastAsia="Arial" w:hAnsi="Arial" w:cs="Arial"/>
           <w:color w:val="000000"/>
           <w:sz w:val="36"/>
           <w:szCs w:val="36"/>
-          <w:rtl w:val="0"/>
-        </w:rPr>
-        <w:t xml:space="preserve">5. Operacional Atual</w:t>
-      </w:r>
-      <w:r>
-        <w:rPr>
-          <w:rtl w:val="0"/>
-        </w:rPr>
-      </w:r>
+        </w:rPr>
+        <w:t xml:space="preserve">5. </w:t>
+      </w:r>
+      <w:proofErr w:type="spellStart"/>
+      <w:r>
+        <w:rPr>
+          <w:rFonts w:ascii="Arial" w:eastAsia="Arial" w:hAnsi="Arial" w:cs="Arial"/>
+          <w:color w:val="000000"/>
+          <w:sz w:val="36"/>
+          <w:szCs w:val="36"/>
+        </w:rPr>
+        <w:t>Operacional</w:t>
+      </w:r>
+      <w:proofErr w:type="spellEnd"/>
+      <w:r>
+        <w:rPr>
+          <w:rFonts w:ascii="Arial" w:eastAsia="Arial" w:hAnsi="Arial" w:cs="Arial"/>
+          <w:color w:val="000000"/>
+          <w:sz w:val="36"/>
+          <w:szCs w:val="36"/>
+        </w:rPr>
+        <w:t xml:space="preserve"> </w:t>
+      </w:r>
+      <w:proofErr w:type="spellStart"/>
+      <w:r>
+        <w:rPr>
+          <w:rFonts w:ascii="Arial" w:eastAsia="Arial" w:hAnsi="Arial" w:cs="Arial"/>
+          <w:color w:val="000000"/>
+          <w:sz w:val="36"/>
+          <w:szCs w:val="36"/>
+        </w:rPr>
+        <w:t>Atual</w:t>
+      </w:r>
+      <w:proofErr w:type="spellEnd"/>
     </w:p>
     <w:p>
       <w:pPr>
@@ -949,68 +2348,675 @@
         <w:ind w:firstLine="720"/>
         <w:jc w:val="both"/>
         <w:rPr>
-          <w:rFonts w:ascii="Arial" w:cs="Arial" w:eastAsia="Arial" w:hAnsi="Arial"/>
+          <w:rFonts w:ascii="Arial" w:eastAsia="Arial" w:hAnsi="Arial" w:cs="Arial"/>
           <w:sz w:val="24"/>
           <w:szCs w:val="24"/>
         </w:rPr>
       </w:pPr>
-      <w:r>
-        <w:rPr>
-          <w:rFonts w:ascii="Arial" w:cs="Arial" w:eastAsia="Arial" w:hAnsi="Arial"/>
-          <w:sz w:val="24"/>
-          <w:szCs w:val="24"/>
-          <w:rtl w:val="0"/>
-        </w:rPr>
-        <w:t xml:space="preserve">Atualmente os alunos chegam à cantina, aguardam na fila, realizam o pagamento no caixa e recebem a refeição preparada pela cozinha. Como há apenas um caixa e duas pessoas na cozinha, formam-se filas nos horários de maior movimento. O aplicativo permitirá reservar o prato antecipadamente para reduzir o tempo de espera.</w:t>
+      <w:proofErr w:type="spellStart"/>
+      <w:r>
+        <w:rPr>
+          <w:rFonts w:ascii="Arial" w:eastAsia="Arial" w:hAnsi="Arial" w:cs="Arial"/>
+          <w:sz w:val="24"/>
+          <w:szCs w:val="24"/>
+        </w:rPr>
+        <w:t>Atualmente</w:t>
+      </w:r>
+      <w:proofErr w:type="spellEnd"/>
+      <w:r>
+        <w:rPr>
+          <w:rFonts w:ascii="Arial" w:eastAsia="Arial" w:hAnsi="Arial" w:cs="Arial"/>
+          <w:sz w:val="24"/>
+          <w:szCs w:val="24"/>
+        </w:rPr>
+        <w:t xml:space="preserve"> </w:t>
+      </w:r>
+      <w:proofErr w:type="spellStart"/>
+      <w:r>
+        <w:rPr>
+          <w:rFonts w:ascii="Arial" w:eastAsia="Arial" w:hAnsi="Arial" w:cs="Arial"/>
+          <w:sz w:val="24"/>
+          <w:szCs w:val="24"/>
+        </w:rPr>
+        <w:t>os</w:t>
+      </w:r>
+      <w:proofErr w:type="spellEnd"/>
+      <w:r>
+        <w:rPr>
+          <w:rFonts w:ascii="Arial" w:eastAsia="Arial" w:hAnsi="Arial" w:cs="Arial"/>
+          <w:sz w:val="24"/>
+          <w:szCs w:val="24"/>
+        </w:rPr>
+        <w:t xml:space="preserve"> </w:t>
+      </w:r>
+      <w:proofErr w:type="spellStart"/>
+      <w:r>
+        <w:rPr>
+          <w:rFonts w:ascii="Arial" w:eastAsia="Arial" w:hAnsi="Arial" w:cs="Arial"/>
+          <w:sz w:val="24"/>
+          <w:szCs w:val="24"/>
+        </w:rPr>
+        <w:t>alunos</w:t>
+      </w:r>
+      <w:proofErr w:type="spellEnd"/>
+      <w:r>
+        <w:rPr>
+          <w:rFonts w:ascii="Arial" w:eastAsia="Arial" w:hAnsi="Arial" w:cs="Arial"/>
+          <w:sz w:val="24"/>
+          <w:szCs w:val="24"/>
+        </w:rPr>
+        <w:t xml:space="preserve"> </w:t>
+      </w:r>
+      <w:proofErr w:type="spellStart"/>
+      <w:r>
+        <w:rPr>
+          <w:rFonts w:ascii="Arial" w:eastAsia="Arial" w:hAnsi="Arial" w:cs="Arial"/>
+          <w:sz w:val="24"/>
+          <w:szCs w:val="24"/>
+        </w:rPr>
+        <w:t>chegam</w:t>
+      </w:r>
+      <w:proofErr w:type="spellEnd"/>
+      <w:r>
+        <w:rPr>
+          <w:rFonts w:ascii="Arial" w:eastAsia="Arial" w:hAnsi="Arial" w:cs="Arial"/>
+          <w:sz w:val="24"/>
+          <w:szCs w:val="24"/>
+        </w:rPr>
+        <w:t xml:space="preserve"> à cantina, </w:t>
+      </w:r>
+      <w:proofErr w:type="spellStart"/>
+      <w:r>
+        <w:rPr>
+          <w:rFonts w:ascii="Arial" w:eastAsia="Arial" w:hAnsi="Arial" w:cs="Arial"/>
+          <w:sz w:val="24"/>
+          <w:szCs w:val="24"/>
+        </w:rPr>
+        <w:t>aguardam</w:t>
+      </w:r>
+      <w:proofErr w:type="spellEnd"/>
+      <w:r>
+        <w:rPr>
+          <w:rFonts w:ascii="Arial" w:eastAsia="Arial" w:hAnsi="Arial" w:cs="Arial"/>
+          <w:sz w:val="24"/>
+          <w:szCs w:val="24"/>
+        </w:rPr>
+        <w:t xml:space="preserve"> </w:t>
+      </w:r>
+      <w:proofErr w:type="spellStart"/>
+      <w:r>
+        <w:rPr>
+          <w:rFonts w:ascii="Arial" w:eastAsia="Arial" w:hAnsi="Arial" w:cs="Arial"/>
+          <w:sz w:val="24"/>
+          <w:szCs w:val="24"/>
+        </w:rPr>
+        <w:t>na</w:t>
+      </w:r>
+      <w:proofErr w:type="spellEnd"/>
+      <w:r>
+        <w:rPr>
+          <w:rFonts w:ascii="Arial" w:eastAsia="Arial" w:hAnsi="Arial" w:cs="Arial"/>
+          <w:sz w:val="24"/>
+          <w:szCs w:val="24"/>
+        </w:rPr>
+        <w:t xml:space="preserve"> fila, </w:t>
+      </w:r>
+      <w:proofErr w:type="spellStart"/>
+      <w:r>
+        <w:rPr>
+          <w:rFonts w:ascii="Arial" w:eastAsia="Arial" w:hAnsi="Arial" w:cs="Arial"/>
+          <w:sz w:val="24"/>
+          <w:szCs w:val="24"/>
+        </w:rPr>
+        <w:t>realizam</w:t>
+      </w:r>
+      <w:proofErr w:type="spellEnd"/>
+      <w:r>
+        <w:rPr>
+          <w:rFonts w:ascii="Arial" w:eastAsia="Arial" w:hAnsi="Arial" w:cs="Arial"/>
+          <w:sz w:val="24"/>
+          <w:szCs w:val="24"/>
+        </w:rPr>
+        <w:t xml:space="preserve"> o </w:t>
+      </w:r>
+      <w:proofErr w:type="spellStart"/>
+      <w:r>
+        <w:rPr>
+          <w:rFonts w:ascii="Arial" w:eastAsia="Arial" w:hAnsi="Arial" w:cs="Arial"/>
+          <w:sz w:val="24"/>
+          <w:szCs w:val="24"/>
+        </w:rPr>
+        <w:t>pagamento</w:t>
+      </w:r>
+      <w:proofErr w:type="spellEnd"/>
+      <w:r>
+        <w:rPr>
+          <w:rFonts w:ascii="Arial" w:eastAsia="Arial" w:hAnsi="Arial" w:cs="Arial"/>
+          <w:sz w:val="24"/>
+          <w:szCs w:val="24"/>
+        </w:rPr>
+        <w:t xml:space="preserve"> no </w:t>
+      </w:r>
+      <w:proofErr w:type="spellStart"/>
+      <w:r>
+        <w:rPr>
+          <w:rFonts w:ascii="Arial" w:eastAsia="Arial" w:hAnsi="Arial" w:cs="Arial"/>
+          <w:sz w:val="24"/>
+          <w:szCs w:val="24"/>
+        </w:rPr>
+        <w:t>caixa</w:t>
+      </w:r>
+      <w:proofErr w:type="spellEnd"/>
+      <w:r>
+        <w:rPr>
+          <w:rFonts w:ascii="Arial" w:eastAsia="Arial" w:hAnsi="Arial" w:cs="Arial"/>
+          <w:sz w:val="24"/>
+          <w:szCs w:val="24"/>
+        </w:rPr>
+        <w:t xml:space="preserve"> e </w:t>
+      </w:r>
+      <w:proofErr w:type="spellStart"/>
+      <w:r>
+        <w:rPr>
+          <w:rFonts w:ascii="Arial" w:eastAsia="Arial" w:hAnsi="Arial" w:cs="Arial"/>
+          <w:sz w:val="24"/>
+          <w:szCs w:val="24"/>
+        </w:rPr>
+        <w:t>recebem</w:t>
+      </w:r>
+      <w:proofErr w:type="spellEnd"/>
+      <w:r>
+        <w:rPr>
+          <w:rFonts w:ascii="Arial" w:eastAsia="Arial" w:hAnsi="Arial" w:cs="Arial"/>
+          <w:sz w:val="24"/>
+          <w:szCs w:val="24"/>
+        </w:rPr>
+        <w:t xml:space="preserve"> a </w:t>
+      </w:r>
+      <w:proofErr w:type="spellStart"/>
+      <w:r>
+        <w:rPr>
+          <w:rFonts w:ascii="Arial" w:eastAsia="Arial" w:hAnsi="Arial" w:cs="Arial"/>
+          <w:sz w:val="24"/>
+          <w:szCs w:val="24"/>
+        </w:rPr>
+        <w:t>refeição</w:t>
+      </w:r>
+      <w:proofErr w:type="spellEnd"/>
+      <w:r>
+        <w:rPr>
+          <w:rFonts w:ascii="Arial" w:eastAsia="Arial" w:hAnsi="Arial" w:cs="Arial"/>
+          <w:sz w:val="24"/>
+          <w:szCs w:val="24"/>
+        </w:rPr>
+        <w:t xml:space="preserve"> </w:t>
+      </w:r>
+      <w:proofErr w:type="spellStart"/>
+      <w:r>
+        <w:rPr>
+          <w:rFonts w:ascii="Arial" w:eastAsia="Arial" w:hAnsi="Arial" w:cs="Arial"/>
+          <w:sz w:val="24"/>
+          <w:szCs w:val="24"/>
+        </w:rPr>
+        <w:t>preparada</w:t>
+      </w:r>
+      <w:proofErr w:type="spellEnd"/>
+      <w:r>
+        <w:rPr>
+          <w:rFonts w:ascii="Arial" w:eastAsia="Arial" w:hAnsi="Arial" w:cs="Arial"/>
+          <w:sz w:val="24"/>
+          <w:szCs w:val="24"/>
+        </w:rPr>
+        <w:t xml:space="preserve"> pela </w:t>
+      </w:r>
+      <w:proofErr w:type="spellStart"/>
+      <w:r>
+        <w:rPr>
+          <w:rFonts w:ascii="Arial" w:eastAsia="Arial" w:hAnsi="Arial" w:cs="Arial"/>
+          <w:sz w:val="24"/>
+          <w:szCs w:val="24"/>
+        </w:rPr>
+        <w:t>cozinha</w:t>
+      </w:r>
+      <w:proofErr w:type="spellEnd"/>
+      <w:r>
+        <w:rPr>
+          <w:rFonts w:ascii="Arial" w:eastAsia="Arial" w:hAnsi="Arial" w:cs="Arial"/>
+          <w:sz w:val="24"/>
+          <w:szCs w:val="24"/>
+        </w:rPr>
+        <w:t xml:space="preserve">. Como </w:t>
+      </w:r>
+      <w:proofErr w:type="spellStart"/>
+      <w:r>
+        <w:rPr>
+          <w:rFonts w:ascii="Arial" w:eastAsia="Arial" w:hAnsi="Arial" w:cs="Arial"/>
+          <w:sz w:val="24"/>
+          <w:szCs w:val="24"/>
+        </w:rPr>
+        <w:t>há</w:t>
+      </w:r>
+      <w:proofErr w:type="spellEnd"/>
+      <w:r>
+        <w:rPr>
+          <w:rFonts w:ascii="Arial" w:eastAsia="Arial" w:hAnsi="Arial" w:cs="Arial"/>
+          <w:sz w:val="24"/>
+          <w:szCs w:val="24"/>
+        </w:rPr>
+        <w:t xml:space="preserve"> </w:t>
+      </w:r>
+      <w:proofErr w:type="spellStart"/>
+      <w:r>
+        <w:rPr>
+          <w:rFonts w:ascii="Arial" w:eastAsia="Arial" w:hAnsi="Arial" w:cs="Arial"/>
+          <w:sz w:val="24"/>
+          <w:szCs w:val="24"/>
+        </w:rPr>
+        <w:t>apenas</w:t>
+      </w:r>
+      <w:proofErr w:type="spellEnd"/>
+      <w:r>
+        <w:rPr>
+          <w:rFonts w:ascii="Arial" w:eastAsia="Arial" w:hAnsi="Arial" w:cs="Arial"/>
+          <w:sz w:val="24"/>
+          <w:szCs w:val="24"/>
+        </w:rPr>
+        <w:t xml:space="preserve"> um </w:t>
+      </w:r>
+      <w:proofErr w:type="spellStart"/>
+      <w:r>
+        <w:rPr>
+          <w:rFonts w:ascii="Arial" w:eastAsia="Arial" w:hAnsi="Arial" w:cs="Arial"/>
+          <w:sz w:val="24"/>
+          <w:szCs w:val="24"/>
+        </w:rPr>
+        <w:t>caixa</w:t>
+      </w:r>
+      <w:proofErr w:type="spellEnd"/>
+      <w:r>
+        <w:rPr>
+          <w:rFonts w:ascii="Arial" w:eastAsia="Arial" w:hAnsi="Arial" w:cs="Arial"/>
+          <w:sz w:val="24"/>
+          <w:szCs w:val="24"/>
+        </w:rPr>
+        <w:t xml:space="preserve"> e duas </w:t>
+      </w:r>
+      <w:proofErr w:type="spellStart"/>
+      <w:r>
+        <w:rPr>
+          <w:rFonts w:ascii="Arial" w:eastAsia="Arial" w:hAnsi="Arial" w:cs="Arial"/>
+          <w:sz w:val="24"/>
+          <w:szCs w:val="24"/>
+        </w:rPr>
+        <w:t>pessoas</w:t>
+      </w:r>
+      <w:proofErr w:type="spellEnd"/>
+      <w:r>
+        <w:rPr>
+          <w:rFonts w:ascii="Arial" w:eastAsia="Arial" w:hAnsi="Arial" w:cs="Arial"/>
+          <w:sz w:val="24"/>
+          <w:szCs w:val="24"/>
+        </w:rPr>
+        <w:t xml:space="preserve"> </w:t>
+      </w:r>
+      <w:proofErr w:type="spellStart"/>
+      <w:r>
+        <w:rPr>
+          <w:rFonts w:ascii="Arial" w:eastAsia="Arial" w:hAnsi="Arial" w:cs="Arial"/>
+          <w:sz w:val="24"/>
+          <w:szCs w:val="24"/>
+        </w:rPr>
+        <w:t>na</w:t>
+      </w:r>
+      <w:proofErr w:type="spellEnd"/>
+      <w:r>
+        <w:rPr>
+          <w:rFonts w:ascii="Arial" w:eastAsia="Arial" w:hAnsi="Arial" w:cs="Arial"/>
+          <w:sz w:val="24"/>
+          <w:szCs w:val="24"/>
+        </w:rPr>
+        <w:t xml:space="preserve"> </w:t>
+      </w:r>
+      <w:proofErr w:type="spellStart"/>
+      <w:r>
+        <w:rPr>
+          <w:rFonts w:ascii="Arial" w:eastAsia="Arial" w:hAnsi="Arial" w:cs="Arial"/>
+          <w:sz w:val="24"/>
+          <w:szCs w:val="24"/>
+        </w:rPr>
+        <w:t>cozinha</w:t>
+      </w:r>
+      <w:proofErr w:type="spellEnd"/>
+      <w:r>
+        <w:rPr>
+          <w:rFonts w:ascii="Arial" w:eastAsia="Arial" w:hAnsi="Arial" w:cs="Arial"/>
+          <w:sz w:val="24"/>
+          <w:szCs w:val="24"/>
+        </w:rPr>
+        <w:t xml:space="preserve">, </w:t>
+      </w:r>
+      <w:proofErr w:type="spellStart"/>
+      <w:r>
+        <w:rPr>
+          <w:rFonts w:ascii="Arial" w:eastAsia="Arial" w:hAnsi="Arial" w:cs="Arial"/>
+          <w:sz w:val="24"/>
+          <w:szCs w:val="24"/>
+        </w:rPr>
+        <w:t>formam</w:t>
+      </w:r>
+      <w:proofErr w:type="spellEnd"/>
+      <w:r>
+        <w:rPr>
+          <w:rFonts w:ascii="Arial" w:eastAsia="Arial" w:hAnsi="Arial" w:cs="Arial"/>
+          <w:sz w:val="24"/>
+          <w:szCs w:val="24"/>
+        </w:rPr>
+        <w:t xml:space="preserve">-se </w:t>
+      </w:r>
+      <w:proofErr w:type="spellStart"/>
+      <w:r>
+        <w:rPr>
+          <w:rFonts w:ascii="Arial" w:eastAsia="Arial" w:hAnsi="Arial" w:cs="Arial"/>
+          <w:sz w:val="24"/>
+          <w:szCs w:val="24"/>
+        </w:rPr>
+        <w:t>filas</w:t>
+      </w:r>
+      <w:proofErr w:type="spellEnd"/>
+      <w:r>
+        <w:rPr>
+          <w:rFonts w:ascii="Arial" w:eastAsia="Arial" w:hAnsi="Arial" w:cs="Arial"/>
+          <w:sz w:val="24"/>
+          <w:szCs w:val="24"/>
+        </w:rPr>
+        <w:t xml:space="preserve"> </w:t>
+      </w:r>
+      <w:proofErr w:type="spellStart"/>
+      <w:r>
+        <w:rPr>
+          <w:rFonts w:ascii="Arial" w:eastAsia="Arial" w:hAnsi="Arial" w:cs="Arial"/>
+          <w:sz w:val="24"/>
+          <w:szCs w:val="24"/>
+        </w:rPr>
+        <w:t>nos</w:t>
+      </w:r>
+      <w:proofErr w:type="spellEnd"/>
+      <w:r>
+        <w:rPr>
+          <w:rFonts w:ascii="Arial" w:eastAsia="Arial" w:hAnsi="Arial" w:cs="Arial"/>
+          <w:sz w:val="24"/>
+          <w:szCs w:val="24"/>
+        </w:rPr>
+        <w:t xml:space="preserve"> </w:t>
+      </w:r>
+      <w:proofErr w:type="spellStart"/>
+      <w:r>
+        <w:rPr>
+          <w:rFonts w:ascii="Arial" w:eastAsia="Arial" w:hAnsi="Arial" w:cs="Arial"/>
+          <w:sz w:val="24"/>
+          <w:szCs w:val="24"/>
+        </w:rPr>
+        <w:t>horários</w:t>
+      </w:r>
+      <w:proofErr w:type="spellEnd"/>
+      <w:r>
+        <w:rPr>
+          <w:rFonts w:ascii="Arial" w:eastAsia="Arial" w:hAnsi="Arial" w:cs="Arial"/>
+          <w:sz w:val="24"/>
+          <w:szCs w:val="24"/>
+        </w:rPr>
+        <w:t xml:space="preserve"> de </w:t>
+      </w:r>
+      <w:proofErr w:type="spellStart"/>
+      <w:r>
+        <w:rPr>
+          <w:rFonts w:ascii="Arial" w:eastAsia="Arial" w:hAnsi="Arial" w:cs="Arial"/>
+          <w:sz w:val="24"/>
+          <w:szCs w:val="24"/>
+        </w:rPr>
+        <w:t>maior</w:t>
+      </w:r>
+      <w:proofErr w:type="spellEnd"/>
+      <w:r>
+        <w:rPr>
+          <w:rFonts w:ascii="Arial" w:eastAsia="Arial" w:hAnsi="Arial" w:cs="Arial"/>
+          <w:sz w:val="24"/>
+          <w:szCs w:val="24"/>
+        </w:rPr>
+        <w:t xml:space="preserve"> </w:t>
+      </w:r>
+      <w:proofErr w:type="spellStart"/>
+      <w:r>
+        <w:rPr>
+          <w:rFonts w:ascii="Arial" w:eastAsia="Arial" w:hAnsi="Arial" w:cs="Arial"/>
+          <w:sz w:val="24"/>
+          <w:szCs w:val="24"/>
+        </w:rPr>
+        <w:t>movimento</w:t>
+      </w:r>
+      <w:proofErr w:type="spellEnd"/>
+      <w:r>
+        <w:rPr>
+          <w:rFonts w:ascii="Arial" w:eastAsia="Arial" w:hAnsi="Arial" w:cs="Arial"/>
+          <w:sz w:val="24"/>
+          <w:szCs w:val="24"/>
+        </w:rPr>
+        <w:t xml:space="preserve">. O </w:t>
+      </w:r>
+      <w:proofErr w:type="spellStart"/>
+      <w:r>
+        <w:rPr>
+          <w:rFonts w:ascii="Arial" w:eastAsia="Arial" w:hAnsi="Arial" w:cs="Arial"/>
+          <w:sz w:val="24"/>
+          <w:szCs w:val="24"/>
+        </w:rPr>
+        <w:t>aplicativo</w:t>
+      </w:r>
+      <w:proofErr w:type="spellEnd"/>
+      <w:r>
+        <w:rPr>
+          <w:rFonts w:ascii="Arial" w:eastAsia="Arial" w:hAnsi="Arial" w:cs="Arial"/>
+          <w:sz w:val="24"/>
+          <w:szCs w:val="24"/>
+        </w:rPr>
+        <w:t xml:space="preserve"> </w:t>
+      </w:r>
+      <w:proofErr w:type="spellStart"/>
+      <w:r>
+        <w:rPr>
+          <w:rFonts w:ascii="Arial" w:eastAsia="Arial" w:hAnsi="Arial" w:cs="Arial"/>
+          <w:sz w:val="24"/>
+          <w:szCs w:val="24"/>
+        </w:rPr>
+        <w:t>permitirá</w:t>
+      </w:r>
+      <w:proofErr w:type="spellEnd"/>
+      <w:r>
+        <w:rPr>
+          <w:rFonts w:ascii="Arial" w:eastAsia="Arial" w:hAnsi="Arial" w:cs="Arial"/>
+          <w:sz w:val="24"/>
+          <w:szCs w:val="24"/>
+        </w:rPr>
+        <w:t xml:space="preserve"> </w:t>
+      </w:r>
+      <w:proofErr w:type="spellStart"/>
+      <w:r>
+        <w:rPr>
+          <w:rFonts w:ascii="Arial" w:eastAsia="Arial" w:hAnsi="Arial" w:cs="Arial"/>
+          <w:sz w:val="24"/>
+          <w:szCs w:val="24"/>
+        </w:rPr>
+        <w:t>reservar</w:t>
+      </w:r>
+      <w:proofErr w:type="spellEnd"/>
+      <w:r>
+        <w:rPr>
+          <w:rFonts w:ascii="Arial" w:eastAsia="Arial" w:hAnsi="Arial" w:cs="Arial"/>
+          <w:sz w:val="24"/>
+          <w:szCs w:val="24"/>
+        </w:rPr>
+        <w:t xml:space="preserve"> o </w:t>
+      </w:r>
+      <w:proofErr w:type="spellStart"/>
+      <w:r>
+        <w:rPr>
+          <w:rFonts w:ascii="Arial" w:eastAsia="Arial" w:hAnsi="Arial" w:cs="Arial"/>
+          <w:sz w:val="24"/>
+          <w:szCs w:val="24"/>
+        </w:rPr>
+        <w:t>prato</w:t>
+      </w:r>
+      <w:proofErr w:type="spellEnd"/>
+      <w:r>
+        <w:rPr>
+          <w:rFonts w:ascii="Arial" w:eastAsia="Arial" w:hAnsi="Arial" w:cs="Arial"/>
+          <w:sz w:val="24"/>
+          <w:szCs w:val="24"/>
+        </w:rPr>
+        <w:t xml:space="preserve"> </w:t>
+      </w:r>
+      <w:proofErr w:type="spellStart"/>
+      <w:r>
+        <w:rPr>
+          <w:rFonts w:ascii="Arial" w:eastAsia="Arial" w:hAnsi="Arial" w:cs="Arial"/>
+          <w:sz w:val="24"/>
+          <w:szCs w:val="24"/>
+        </w:rPr>
+        <w:t>antecipadamente</w:t>
+      </w:r>
+      <w:proofErr w:type="spellEnd"/>
+      <w:r>
+        <w:rPr>
+          <w:rFonts w:ascii="Arial" w:eastAsia="Arial" w:hAnsi="Arial" w:cs="Arial"/>
+          <w:sz w:val="24"/>
+          <w:szCs w:val="24"/>
+        </w:rPr>
+        <w:t xml:space="preserve"> para </w:t>
+      </w:r>
+      <w:proofErr w:type="spellStart"/>
+      <w:r>
+        <w:rPr>
+          <w:rFonts w:ascii="Arial" w:eastAsia="Arial" w:hAnsi="Arial" w:cs="Arial"/>
+          <w:sz w:val="24"/>
+          <w:szCs w:val="24"/>
+        </w:rPr>
+        <w:t>reduzir</w:t>
+      </w:r>
+      <w:proofErr w:type="spellEnd"/>
+      <w:r>
+        <w:rPr>
+          <w:rFonts w:ascii="Arial" w:eastAsia="Arial" w:hAnsi="Arial" w:cs="Arial"/>
+          <w:sz w:val="24"/>
+          <w:szCs w:val="24"/>
+        </w:rPr>
+        <w:t xml:space="preserve"> o tempo de </w:t>
+      </w:r>
+      <w:proofErr w:type="spellStart"/>
+      <w:r>
+        <w:rPr>
+          <w:rFonts w:ascii="Arial" w:eastAsia="Arial" w:hAnsi="Arial" w:cs="Arial"/>
+          <w:sz w:val="24"/>
+          <w:szCs w:val="24"/>
+        </w:rPr>
+        <w:t>espera</w:t>
+      </w:r>
+      <w:proofErr w:type="spellEnd"/>
+      <w:r>
+        <w:rPr>
+          <w:rFonts w:ascii="Arial" w:eastAsia="Arial" w:hAnsi="Arial" w:cs="Arial"/>
+          <w:sz w:val="24"/>
+          <w:szCs w:val="24"/>
+        </w:rPr>
+        <w:t>.</w:t>
       </w:r>
     </w:p>
     <w:p>
       <w:pPr>
-        <w:pStyle w:val="Heading1"/>
+        <w:pStyle w:val="Ttulo1"/>
         <w:spacing w:line="360" w:lineRule="auto"/>
         <w:jc w:val="both"/>
         <w:rPr>
           <w:color w:val="000000"/>
         </w:rPr>
       </w:pPr>
-      <w:bookmarkStart w:colFirst="0" w:colLast="0" w:name="_icq5k4m7o586" w:id="6"/>
+      <w:bookmarkStart w:id="6" w:name="_icq5k4m7o586" w:colFirst="0" w:colLast="0"/>
       <w:bookmarkEnd w:id="6"/>
       <w:r>
         <w:rPr>
-          <w:rFonts w:ascii="Arial" w:cs="Arial" w:eastAsia="Arial" w:hAnsi="Arial"/>
+          <w:rFonts w:ascii="Arial" w:eastAsia="Arial" w:hAnsi="Arial" w:cs="Arial"/>
           <w:color w:val="000000"/>
           <w:sz w:val="36"/>
           <w:szCs w:val="36"/>
-          <w:rtl w:val="0"/>
-        </w:rPr>
-        <w:t xml:space="preserve">6. Decisões em aberto</w:t>
-      </w:r>
-      <w:r>
-        <w:rPr>
-          <w:rtl w:val="0"/>
-        </w:rPr>
-      </w:r>
+        </w:rPr>
+        <w:lastRenderedPageBreak/>
+        <w:t xml:space="preserve">6. </w:t>
+      </w:r>
+      <w:proofErr w:type="spellStart"/>
+      <w:r>
+        <w:rPr>
+          <w:rFonts w:ascii="Arial" w:eastAsia="Arial" w:hAnsi="Arial" w:cs="Arial"/>
+          <w:color w:val="000000"/>
+          <w:sz w:val="36"/>
+          <w:szCs w:val="36"/>
+        </w:rPr>
+        <w:t>Decisões</w:t>
+      </w:r>
+      <w:proofErr w:type="spellEnd"/>
+      <w:r>
+        <w:rPr>
+          <w:rFonts w:ascii="Arial" w:eastAsia="Arial" w:hAnsi="Arial" w:cs="Arial"/>
+          <w:color w:val="000000"/>
+          <w:sz w:val="36"/>
+          <w:szCs w:val="36"/>
+        </w:rPr>
+        <w:t xml:space="preserve"> </w:t>
+      </w:r>
+      <w:proofErr w:type="spellStart"/>
+      <w:r>
+        <w:rPr>
+          <w:rFonts w:ascii="Arial" w:eastAsia="Arial" w:hAnsi="Arial" w:cs="Arial"/>
+          <w:color w:val="000000"/>
+          <w:sz w:val="36"/>
+          <w:szCs w:val="36"/>
+        </w:rPr>
+        <w:t>em</w:t>
+      </w:r>
+      <w:proofErr w:type="spellEnd"/>
+      <w:r>
+        <w:rPr>
+          <w:rFonts w:ascii="Arial" w:eastAsia="Arial" w:hAnsi="Arial" w:cs="Arial"/>
+          <w:color w:val="000000"/>
+          <w:sz w:val="36"/>
+          <w:szCs w:val="36"/>
+        </w:rPr>
+        <w:t xml:space="preserve"> </w:t>
+      </w:r>
+      <w:proofErr w:type="spellStart"/>
+      <w:r>
+        <w:rPr>
+          <w:rFonts w:ascii="Arial" w:eastAsia="Arial" w:hAnsi="Arial" w:cs="Arial"/>
+          <w:color w:val="000000"/>
+          <w:sz w:val="36"/>
+          <w:szCs w:val="36"/>
+        </w:rPr>
+        <w:t>aberto</w:t>
+      </w:r>
+      <w:proofErr w:type="spellEnd"/>
     </w:p>
     <w:p>
       <w:pPr>
-        <w:keepNext w:val="0"/>
-        <w:keepLines w:val="0"/>
-        <w:pageBreakBefore w:val="0"/>
-        <w:widowControl w:val="1"/>
         <w:numPr>
           <w:ilvl w:val="0"/>
           <w:numId w:val="2"/>
         </w:numPr>
         <w:pBdr>
-          <w:top w:space="0" w:sz="0" w:val="nil"/>
-          <w:left w:space="0" w:sz="0" w:val="nil"/>
-          <w:bottom w:space="0" w:sz="0" w:val="nil"/>
-          <w:right w:space="0" w:sz="0" w:val="nil"/>
-          <w:between w:space="0" w:sz="0" w:val="nil"/>
+          <w:top w:val="nil"/>
+          <w:left w:val="nil"/>
+          <w:bottom w:val="nil"/>
+          <w:right w:val="nil"/>
+          <w:between w:val="nil"/>
         </w:pBdr>
-        <w:shd w:fill="auto" w:val="clear"/>
-        <w:spacing w:after="0" w:before="0" w:line="360" w:lineRule="auto"/>
-        <w:ind w:left="360" w:right="0" w:hanging="360"/>
+        <w:spacing w:after="0" w:line="360" w:lineRule="auto"/>
         <w:jc w:val="both"/>
         <w:rPr>
           <w:sz w:val="24"/>
@@ -1019,40 +3025,153 @@
       </w:pPr>
       <w:r>
         <w:rPr>
-          <w:rFonts w:ascii="Arial" w:cs="Arial" w:eastAsia="Arial" w:hAnsi="Arial"/>
-          <w:i w:val="0"/>
-          <w:iCs w:val="0"/>
-          <w:smallCaps w:val="0"/>
-          <w:strike w:val="0"/>
-          <w:sz w:val="24"/>
-          <w:szCs w:val="24"/>
-          <w:u w:val="none"/>
-          <w:vertAlign w:val="baseline"/>
-          <w:rtl w:val="0"/>
-        </w:rPr>
-        <w:t xml:space="preserve">O pagamento será realizado pelo aplicativo ou presencialmente?</w:t>
+          <w:rFonts w:ascii="Arial" w:eastAsia="Arial" w:hAnsi="Arial" w:cs="Arial"/>
+          <w:sz w:val="24"/>
+          <w:szCs w:val="24"/>
+        </w:rPr>
+        <w:t xml:space="preserve">O </w:t>
+      </w:r>
+      <w:proofErr w:type="spellStart"/>
+      <w:r>
+        <w:rPr>
+          <w:rFonts w:ascii="Arial" w:eastAsia="Arial" w:hAnsi="Arial" w:cs="Arial"/>
+          <w:sz w:val="24"/>
+          <w:szCs w:val="24"/>
+        </w:rPr>
+        <w:t>pagamento</w:t>
+      </w:r>
+      <w:proofErr w:type="spellEnd"/>
+      <w:r>
+        <w:rPr>
+          <w:rFonts w:ascii="Arial" w:eastAsia="Arial" w:hAnsi="Arial" w:cs="Arial"/>
+          <w:sz w:val="24"/>
+          <w:szCs w:val="24"/>
+        </w:rPr>
+        <w:t xml:space="preserve"> </w:t>
+      </w:r>
+      <w:proofErr w:type="spellStart"/>
+      <w:r>
+        <w:rPr>
+          <w:rFonts w:ascii="Arial" w:eastAsia="Arial" w:hAnsi="Arial" w:cs="Arial"/>
+          <w:sz w:val="24"/>
+          <w:szCs w:val="24"/>
+        </w:rPr>
+        <w:t>será</w:t>
+      </w:r>
+      <w:proofErr w:type="spellEnd"/>
+      <w:r>
+        <w:rPr>
+          <w:rFonts w:ascii="Arial" w:eastAsia="Arial" w:hAnsi="Arial" w:cs="Arial"/>
+          <w:sz w:val="24"/>
+          <w:szCs w:val="24"/>
+        </w:rPr>
+        <w:t xml:space="preserve"> </w:t>
+      </w:r>
+      <w:proofErr w:type="spellStart"/>
+      <w:r>
+        <w:rPr>
+          <w:rFonts w:ascii="Arial" w:eastAsia="Arial" w:hAnsi="Arial" w:cs="Arial"/>
+          <w:sz w:val="24"/>
+          <w:szCs w:val="24"/>
+        </w:rPr>
+        <w:t>realizado</w:t>
+      </w:r>
+      <w:proofErr w:type="spellEnd"/>
+      <w:r>
+        <w:rPr>
+          <w:rFonts w:ascii="Arial" w:eastAsia="Arial" w:hAnsi="Arial" w:cs="Arial"/>
+          <w:sz w:val="24"/>
+          <w:szCs w:val="24"/>
+        </w:rPr>
+        <w:t xml:space="preserve"> </w:t>
+      </w:r>
+      <w:proofErr w:type="spellStart"/>
+      <w:r>
+        <w:rPr>
+          <w:rFonts w:ascii="Arial" w:eastAsia="Arial" w:hAnsi="Arial" w:cs="Arial"/>
+          <w:sz w:val="24"/>
+          <w:szCs w:val="24"/>
+        </w:rPr>
+        <w:t>pelo</w:t>
+      </w:r>
+      <w:proofErr w:type="spellEnd"/>
+      <w:r>
+        <w:rPr>
+          <w:rFonts w:ascii="Arial" w:eastAsia="Arial" w:hAnsi="Arial" w:cs="Arial"/>
+          <w:sz w:val="24"/>
+          <w:szCs w:val="24"/>
+        </w:rPr>
+        <w:t xml:space="preserve"> </w:t>
+      </w:r>
+      <w:proofErr w:type="spellStart"/>
+      <w:r>
+        <w:rPr>
+          <w:rFonts w:ascii="Arial" w:eastAsia="Arial" w:hAnsi="Arial" w:cs="Arial"/>
+          <w:sz w:val="24"/>
+          <w:szCs w:val="24"/>
+        </w:rPr>
+        <w:t>aplicativo</w:t>
+      </w:r>
+      <w:proofErr w:type="spellEnd"/>
+      <w:r>
+        <w:rPr>
+          <w:rFonts w:ascii="Arial" w:eastAsia="Arial" w:hAnsi="Arial" w:cs="Arial"/>
+          <w:sz w:val="24"/>
+          <w:szCs w:val="24"/>
+        </w:rPr>
+        <w:t xml:space="preserve"> </w:t>
+      </w:r>
+      <w:proofErr w:type="spellStart"/>
+      <w:r>
+        <w:rPr>
+          <w:rFonts w:ascii="Arial" w:eastAsia="Arial" w:hAnsi="Arial" w:cs="Arial"/>
+          <w:sz w:val="24"/>
+          <w:szCs w:val="24"/>
+        </w:rPr>
+        <w:t>ou</w:t>
+      </w:r>
+      <w:proofErr w:type="spellEnd"/>
+      <w:r>
+        <w:rPr>
+          <w:rFonts w:ascii="Arial" w:eastAsia="Arial" w:hAnsi="Arial" w:cs="Arial"/>
+          <w:sz w:val="24"/>
+          <w:szCs w:val="24"/>
+        </w:rPr>
+        <w:t xml:space="preserve"> </w:t>
+      </w:r>
+      <w:proofErr w:type="spellStart"/>
+      <w:r>
+        <w:rPr>
+          <w:rFonts w:ascii="Arial" w:eastAsia="Arial" w:hAnsi="Arial" w:cs="Arial"/>
+          <w:sz w:val="24"/>
+          <w:szCs w:val="24"/>
+        </w:rPr>
+        <w:t>presencialmente</w:t>
+      </w:r>
+      <w:proofErr w:type="spellEnd"/>
+      <w:r>
+        <w:rPr>
+          <w:rFonts w:ascii="Arial" w:eastAsia="Arial" w:hAnsi="Arial" w:cs="Arial"/>
+          <w:sz w:val="24"/>
+          <w:szCs w:val="24"/>
+        </w:rPr>
+        <w:t>?</w:t>
       </w:r>
     </w:p>
     <w:p>
       <w:pPr>
-        <w:keepNext w:val="0"/>
-        <w:keepLines w:val="0"/>
-        <w:pageBreakBefore w:val="0"/>
-        <w:widowControl w:val="1"/>
         <w:numPr>
           <w:ilvl w:val="0"/>
           <w:numId w:val="2"/>
         </w:numPr>
         <w:pBdr>
-          <w:top w:space="0" w:sz="0" w:val="nil"/>
-          <w:left w:space="0" w:sz="0" w:val="nil"/>
-          <w:bottom w:space="0" w:sz="0" w:val="nil"/>
-          <w:right w:space="0" w:sz="0" w:val="nil"/>
-          <w:between w:space="0" w:sz="0" w:val="nil"/>
+          <w:top w:val="nil"/>
+          <w:left w:val="nil"/>
+          <w:bottom w:val="nil"/>
+          <w:right w:val="nil"/>
+          <w:between w:val="nil"/>
         </w:pBdr>
-        <w:shd w:fill="auto" w:val="clear"/>
-        <w:spacing w:after="0" w:before="0" w:line="360" w:lineRule="auto"/>
-        <w:ind w:left="360" w:right="0" w:hanging="360"/>
+        <w:spacing w:after="0" w:line="360" w:lineRule="auto"/>
         <w:jc w:val="both"/>
         <w:rPr>
           <w:sz w:val="24"/>
@@ -1061,116 +3180,289 @@
       </w:pPr>
       <w:r>
         <w:rPr>
-          <w:rFonts w:ascii="Arial" w:cs="Arial" w:eastAsia="Arial" w:hAnsi="Arial"/>
-          <w:i w:val="0"/>
-          <w:iCs w:val="0"/>
-          <w:smallCaps w:val="0"/>
-          <w:strike w:val="0"/>
-          <w:sz w:val="24"/>
-          <w:szCs w:val="24"/>
-          <w:u w:val="none"/>
-          <w:vertAlign w:val="baseline"/>
-          <w:rtl w:val="0"/>
-        </w:rPr>
-        <w:t xml:space="preserve">Como tratar reservas não utilizadas?</w:t>
+          <w:rFonts w:ascii="Arial" w:eastAsia="Arial" w:hAnsi="Arial" w:cs="Arial"/>
+          <w:sz w:val="24"/>
+          <w:szCs w:val="24"/>
+        </w:rPr>
+        <w:t xml:space="preserve">Como </w:t>
+      </w:r>
+      <w:proofErr w:type="spellStart"/>
+      <w:r>
+        <w:rPr>
+          <w:rFonts w:ascii="Arial" w:eastAsia="Arial" w:hAnsi="Arial" w:cs="Arial"/>
+          <w:sz w:val="24"/>
+          <w:szCs w:val="24"/>
+        </w:rPr>
+        <w:t>tratar</w:t>
+      </w:r>
+      <w:proofErr w:type="spellEnd"/>
+      <w:r>
+        <w:rPr>
+          <w:rFonts w:ascii="Arial" w:eastAsia="Arial" w:hAnsi="Arial" w:cs="Arial"/>
+          <w:sz w:val="24"/>
+          <w:szCs w:val="24"/>
+        </w:rPr>
+        <w:t xml:space="preserve"> </w:t>
+      </w:r>
+      <w:proofErr w:type="spellStart"/>
+      <w:r>
+        <w:rPr>
+          <w:rFonts w:ascii="Arial" w:eastAsia="Arial" w:hAnsi="Arial" w:cs="Arial"/>
+          <w:sz w:val="24"/>
+          <w:szCs w:val="24"/>
+        </w:rPr>
+        <w:t>reservas</w:t>
+      </w:r>
+      <w:proofErr w:type="spellEnd"/>
+      <w:r>
+        <w:rPr>
+          <w:rFonts w:ascii="Arial" w:eastAsia="Arial" w:hAnsi="Arial" w:cs="Arial"/>
+          <w:sz w:val="24"/>
+          <w:szCs w:val="24"/>
+        </w:rPr>
+        <w:t xml:space="preserve"> </w:t>
+      </w:r>
+      <w:proofErr w:type="spellStart"/>
+      <w:proofErr w:type="gramStart"/>
+      <w:r>
+        <w:rPr>
+          <w:rFonts w:ascii="Arial" w:eastAsia="Arial" w:hAnsi="Arial" w:cs="Arial"/>
+          <w:sz w:val="24"/>
+          <w:szCs w:val="24"/>
+        </w:rPr>
+        <w:t>não</w:t>
+      </w:r>
+      <w:proofErr w:type="spellEnd"/>
+      <w:proofErr w:type="gramEnd"/>
+      <w:r>
+        <w:rPr>
+          <w:rFonts w:ascii="Arial" w:eastAsia="Arial" w:hAnsi="Arial" w:cs="Arial"/>
+          <w:sz w:val="24"/>
+          <w:szCs w:val="24"/>
+        </w:rPr>
+        <w:t xml:space="preserve"> </w:t>
+      </w:r>
+      <w:proofErr w:type="spellStart"/>
+      <w:r>
+        <w:rPr>
+          <w:rFonts w:ascii="Arial" w:eastAsia="Arial" w:hAnsi="Arial" w:cs="Arial"/>
+          <w:sz w:val="24"/>
+          <w:szCs w:val="24"/>
+        </w:rPr>
+        <w:t>utilizadas</w:t>
+      </w:r>
+      <w:proofErr w:type="spellEnd"/>
+      <w:r>
+        <w:rPr>
+          <w:rFonts w:ascii="Arial" w:eastAsia="Arial" w:hAnsi="Arial" w:cs="Arial"/>
+          <w:sz w:val="24"/>
+          <w:szCs w:val="24"/>
+        </w:rPr>
+        <w:t>?</w:t>
       </w:r>
     </w:p>
     <w:p>
       <w:pPr>
-        <w:keepNext w:val="0"/>
-        <w:keepLines w:val="0"/>
-        <w:pageBreakBefore w:val="0"/>
-        <w:widowControl w:val="1"/>
         <w:numPr>
           <w:ilvl w:val="0"/>
           <w:numId w:val="2"/>
         </w:numPr>
         <w:pBdr>
-          <w:top w:space="0" w:sz="0" w:val="nil"/>
-          <w:left w:space="0" w:sz="0" w:val="nil"/>
-          <w:bottom w:space="0" w:sz="0" w:val="nil"/>
-          <w:right w:space="0" w:sz="0" w:val="nil"/>
-          <w:between w:space="0" w:sz="0" w:val="nil"/>
+          <w:top w:val="nil"/>
+          <w:left w:val="nil"/>
+          <w:bottom w:val="nil"/>
+          <w:right w:val="nil"/>
+          <w:between w:val="nil"/>
         </w:pBdr>
-        <w:shd w:fill="auto" w:val="clear"/>
-        <w:spacing w:after="0" w:before="0" w:line="360" w:lineRule="auto"/>
-        <w:ind w:left="360" w:right="0" w:hanging="360"/>
+        <w:spacing w:after="0" w:line="360" w:lineRule="auto"/>
         <w:jc w:val="both"/>
         <w:rPr>
           <w:sz w:val="24"/>
           <w:szCs w:val="24"/>
         </w:rPr>
       </w:pPr>
-      <w:r>
-        <w:rPr>
-          <w:rFonts w:ascii="Arial" w:cs="Arial" w:eastAsia="Arial" w:hAnsi="Arial"/>
-          <w:i w:val="0"/>
-          <w:iCs w:val="0"/>
-          <w:smallCaps w:val="0"/>
-          <w:strike w:val="0"/>
-          <w:sz w:val="24"/>
-          <w:szCs w:val="24"/>
-          <w:u w:val="none"/>
-          <w:vertAlign w:val="baseline"/>
-          <w:rtl w:val="0"/>
-        </w:rPr>
-        <w:t xml:space="preserve">Existirá horário limite para reservas?</w:t>
+      <w:proofErr w:type="spellStart"/>
+      <w:r>
+        <w:rPr>
+          <w:rFonts w:ascii="Arial" w:eastAsia="Arial" w:hAnsi="Arial" w:cs="Arial"/>
+          <w:sz w:val="24"/>
+          <w:szCs w:val="24"/>
+        </w:rPr>
+        <w:t>Existirá</w:t>
+      </w:r>
+      <w:proofErr w:type="spellEnd"/>
+      <w:r>
+        <w:rPr>
+          <w:rFonts w:ascii="Arial" w:eastAsia="Arial" w:hAnsi="Arial" w:cs="Arial"/>
+          <w:sz w:val="24"/>
+          <w:szCs w:val="24"/>
+        </w:rPr>
+        <w:t xml:space="preserve"> </w:t>
+      </w:r>
+      <w:proofErr w:type="spellStart"/>
+      <w:r>
+        <w:rPr>
+          <w:rFonts w:ascii="Arial" w:eastAsia="Arial" w:hAnsi="Arial" w:cs="Arial"/>
+          <w:sz w:val="24"/>
+          <w:szCs w:val="24"/>
+        </w:rPr>
+        <w:t>horário</w:t>
+      </w:r>
+      <w:proofErr w:type="spellEnd"/>
+      <w:r>
+        <w:rPr>
+          <w:rFonts w:ascii="Arial" w:eastAsia="Arial" w:hAnsi="Arial" w:cs="Arial"/>
+          <w:sz w:val="24"/>
+          <w:szCs w:val="24"/>
+        </w:rPr>
+        <w:t xml:space="preserve"> </w:t>
+      </w:r>
+      <w:proofErr w:type="spellStart"/>
+      <w:r>
+        <w:rPr>
+          <w:rFonts w:ascii="Arial" w:eastAsia="Arial" w:hAnsi="Arial" w:cs="Arial"/>
+          <w:sz w:val="24"/>
+          <w:szCs w:val="24"/>
+        </w:rPr>
+        <w:t>limite</w:t>
+      </w:r>
+      <w:proofErr w:type="spellEnd"/>
+      <w:r>
+        <w:rPr>
+          <w:rFonts w:ascii="Arial" w:eastAsia="Arial" w:hAnsi="Arial" w:cs="Arial"/>
+          <w:sz w:val="24"/>
+          <w:szCs w:val="24"/>
+        </w:rPr>
+        <w:t xml:space="preserve"> para </w:t>
+      </w:r>
+      <w:proofErr w:type="spellStart"/>
+      <w:r>
+        <w:rPr>
+          <w:rFonts w:ascii="Arial" w:eastAsia="Arial" w:hAnsi="Arial" w:cs="Arial"/>
+          <w:sz w:val="24"/>
+          <w:szCs w:val="24"/>
+        </w:rPr>
+        <w:t>reservas</w:t>
+      </w:r>
+      <w:proofErr w:type="spellEnd"/>
+      <w:r>
+        <w:rPr>
+          <w:rFonts w:ascii="Arial" w:eastAsia="Arial" w:hAnsi="Arial" w:cs="Arial"/>
+          <w:sz w:val="24"/>
+          <w:szCs w:val="24"/>
+        </w:rPr>
+        <w:t>?</w:t>
       </w:r>
     </w:p>
     <w:p>
       <w:pPr>
-        <w:keepNext w:val="0"/>
-        <w:keepLines w:val="0"/>
-        <w:pageBreakBefore w:val="0"/>
-        <w:widowControl w:val="1"/>
         <w:numPr>
           <w:ilvl w:val="0"/>
           <w:numId w:val="2"/>
         </w:numPr>
         <w:pBdr>
-          <w:top w:space="0" w:sz="0" w:val="nil"/>
-          <w:left w:space="0" w:sz="0" w:val="nil"/>
-          <w:bottom w:space="0" w:sz="0" w:val="nil"/>
-          <w:right w:space="0" w:sz="0" w:val="nil"/>
-          <w:between w:space="0" w:sz="0" w:val="nil"/>
+          <w:top w:val="nil"/>
+          <w:left w:val="nil"/>
+          <w:bottom w:val="nil"/>
+          <w:right w:val="nil"/>
+          <w:between w:val="nil"/>
         </w:pBdr>
-        <w:shd w:fill="auto" w:val="clear"/>
-        <w:spacing w:after="200" w:before="0" w:line="360" w:lineRule="auto"/>
-        <w:ind w:left="360" w:right="0" w:hanging="360"/>
+        <w:spacing w:line="360" w:lineRule="auto"/>
         <w:jc w:val="both"/>
         <w:rPr>
           <w:sz w:val="24"/>
           <w:szCs w:val="24"/>
         </w:rPr>
       </w:pPr>
-      <w:r>
-        <w:rPr>
-          <w:rFonts w:ascii="Arial" w:cs="Arial" w:eastAsia="Arial" w:hAnsi="Arial"/>
-          <w:i w:val="0"/>
-          <w:iCs w:val="0"/>
-          <w:smallCaps w:val="0"/>
-          <w:strike w:val="0"/>
-          <w:sz w:val="24"/>
-          <w:szCs w:val="24"/>
-          <w:u w:val="none"/>
-          <w:vertAlign w:val="baseline"/>
-          <w:rtl w:val="0"/>
-        </w:rPr>
-        <w:t xml:space="preserve">Será permitido cancelar reservas?</w:t>
+      <w:proofErr w:type="spellStart"/>
+      <w:r>
+        <w:rPr>
+          <w:rFonts w:ascii="Arial" w:eastAsia="Arial" w:hAnsi="Arial" w:cs="Arial"/>
+          <w:sz w:val="24"/>
+          <w:szCs w:val="24"/>
+        </w:rPr>
+        <w:t>Será</w:t>
+      </w:r>
+      <w:proofErr w:type="spellEnd"/>
+      <w:r>
+        <w:rPr>
+          <w:rFonts w:ascii="Arial" w:eastAsia="Arial" w:hAnsi="Arial" w:cs="Arial"/>
+          <w:sz w:val="24"/>
+          <w:szCs w:val="24"/>
+        </w:rPr>
+        <w:t xml:space="preserve"> </w:t>
+      </w:r>
+      <w:proofErr w:type="spellStart"/>
+      <w:r>
+        <w:rPr>
+          <w:rFonts w:ascii="Arial" w:eastAsia="Arial" w:hAnsi="Arial" w:cs="Arial"/>
+          <w:sz w:val="24"/>
+          <w:szCs w:val="24"/>
+        </w:rPr>
+        <w:t>permitido</w:t>
+      </w:r>
+      <w:proofErr w:type="spellEnd"/>
+      <w:r>
+        <w:rPr>
+          <w:rFonts w:ascii="Arial" w:eastAsia="Arial" w:hAnsi="Arial" w:cs="Arial"/>
+          <w:sz w:val="24"/>
+          <w:szCs w:val="24"/>
+        </w:rPr>
+        <w:t xml:space="preserve"> </w:t>
+      </w:r>
+      <w:proofErr w:type="spellStart"/>
+      <w:r>
+        <w:rPr>
+          <w:rFonts w:ascii="Arial" w:eastAsia="Arial" w:hAnsi="Arial" w:cs="Arial"/>
+          <w:sz w:val="24"/>
+          <w:szCs w:val="24"/>
+        </w:rPr>
+        <w:t>cancelar</w:t>
+      </w:r>
+      <w:proofErr w:type="spellEnd"/>
+      <w:r>
+        <w:rPr>
+          <w:rFonts w:ascii="Arial" w:eastAsia="Arial" w:hAnsi="Arial" w:cs="Arial"/>
+          <w:sz w:val="24"/>
+          <w:szCs w:val="24"/>
+        </w:rPr>
+        <w:t xml:space="preserve"> </w:t>
+      </w:r>
+      <w:proofErr w:type="spellStart"/>
+      <w:r>
+        <w:rPr>
+          <w:rFonts w:ascii="Arial" w:eastAsia="Arial" w:hAnsi="Arial" w:cs="Arial"/>
+          <w:sz w:val="24"/>
+          <w:szCs w:val="24"/>
+        </w:rPr>
+        <w:t>reservas</w:t>
+      </w:r>
+      <w:proofErr w:type="spellEnd"/>
+      <w:r>
+        <w:rPr>
+          <w:rFonts w:ascii="Arial" w:eastAsia="Arial" w:hAnsi="Arial" w:cs="Arial"/>
+          <w:sz w:val="24"/>
+          <w:szCs w:val="24"/>
+        </w:rPr>
+        <w:t>?</w:t>
       </w:r>
     </w:p>
     <w:sectPr>
-      <w:pgSz w:h="15840" w:w="12240" w:orient="portrait"/>
-      <w:pgMar w:bottom="1440" w:top="1440" w:left="1800" w:right="1800" w:header="720" w:footer="720"/>
+      <w:pgSz w:w="12240" w:h="15840"/>
+      <w:pgMar w:top="1440" w:right="1800" w:bottom="1440" w:left="1800" w:header="720" w:footer="720" w:gutter="0"/>
       <w:pgNumType w:start="1"/>
+      <w:cols w:space="720"/>
     </w:sectPr>
   </w:body>
 </w:document>
 </file>
 
 <file path=word/numbering.xml><?xml version="1.0" encoding="utf-8"?>
-<w:numbering xmlns:mc="http://schemas.openxmlformats.org/markup-compatibility/2006" xmlns:o="urn:schemas-microsoft-com:office:office" xmlns:r="http://schemas.openxmlformats.org/officeDocument/2006/relationships" xmlns:m="http://schemas.openxmlformats.org/officeDocument/2006/math" xmlns:v="urn:schemas-microsoft-com:vml" xmlns:wp="http://schemas.openxmlformats.org/drawingml/2006/wordprocessingDrawing" xmlns:w10="urn:schemas-microsoft-com:office:word" xmlns:w="http://schemas.openxmlformats.org/wordprocessingml/2006/main" xmlns:wne="http://schemas.microsoft.com/office/word/2006/wordml" xmlns:sl="http://schemas.openxmlformats.org/schemaLibrary/2006/main" xmlns:a="http://schemas.openxmlformats.org/drawingml/2006/main" xmlns:pic="http://schemas.openxmlformats.org/drawingml/2006/picture" xmlns:c="http://schemas.openxmlformats.org/drawingml/2006/chart" xmlns:lc="http://schemas.openxmlformats.org/drawingml/2006/lockedCanvas" xmlns:dgm="http://schemas.openxmlformats.org/drawingml/2006/diagram" xmlns:wps="http://schemas.microsoft.com/office/word/2010/wordprocessingShape" xmlns:wpg="http://schemas.microsoft.com/office/word/2010/wordprocessingGroup" xmlns:w14="http://schemas.microsoft.com/office/word/2010/wordml" xmlns:w15="http://schemas.microsoft.com/office/word/2012/wordml" xmlns:w16="http://schemas.microsoft.com/office/word/2018/wordml" xmlns:w16cex="http://schemas.microsoft.com/office/word/2018/wordml/cex" xmlns:w16cid="http://schemas.microsoft.com/office/word/2016/wordml/cid" xmlns="http://schemas.microsoft.com/office/tasks/2019/documenttasks" xmlns:cr="http://schemas.microsoft.com/office/comments/2020/reactions">
-  <w:abstractNum w:abstractNumId="1">
+<w:numbering xmlns:wpc="http://schemas.microsoft.com/office/word/2010/wordprocessingCanvas" xmlns:cx="http://schemas.microsoft.com/office/drawing/2014/chartex" xmlns:cx1="http://schemas.microsoft.com/office/drawing/2015/9/8/chartex" xmlns:cx2="http://schemas.microsoft.com/office/drawing/2015/10/21/chartex" xmlns:cx3="http://schemas.microsoft.com/office/drawing/2016/5/9/chartex" xmlns:cx4="http://schemas.microsoft.com/office/drawing/2016/5/10/chartex" xmlns:cx5="http://schemas.microsoft.com/office/drawing/2016/5/11/chartex" xmlns:cx6="http://schemas.microsoft.com/office/drawing/2016/5/12/chartex" xmlns:cx7="http://schemas.microsoft.com/office/drawing/2016/5/13/chartex" xmlns:cx8="http://schemas.microsoft.com/office/drawing/2016/5/14/chartex" xmlns:mc="http://schemas.openxmlformats.org/markup-compatibility/2006" xmlns:aink="http://schemas.microsoft.com/office/drawing/2016/ink" xmlns:am3d="http://schemas.microsoft.com/office/drawing/2017/model3d" xmlns:o="urn:schemas-microsoft-com:office:office" xmlns:oel="http://schemas.microsoft.com/office/2019/extlst" xmlns:r="http://schemas.openxmlformats.org/officeDocument/2006/relationships" xmlns:m="http://schemas.openxmlformats.org/officeDocument/2006/math" xmlns:v="urn:schemas-microsoft-com:vml" xmlns:wp14="http://schemas.microsoft.com/office/word/2010/wordprocessingDrawing" xmlns:wp="http://schemas.openxmlformats.org/drawingml/2006/wordprocessingDrawing" xmlns:w10="urn:schemas-microsoft-com:office:word" xmlns:w="http://schemas.openxmlformats.org/wordprocessingml/2006/main" xmlns:w14="http://schemas.microsoft.com/office/word/2010/wordml" xmlns:w15="http://schemas.microsoft.com/office/word/2012/wordml" xmlns:w16cei="http://schemas.microsoft.com/office/word/2026/wordml/cei" xmlns:w16cex="http://schemas.microsoft.com/office/word/2018/wordml/cex" xmlns:w16cid="http://schemas.microsoft.com/office/word/2016/wordml/cid" xmlns:w16="http://schemas.microsoft.com/office/word/2018/wordml" xmlns:w16du="http://schemas.microsoft.com/office/word/2023/wordml/word16du" xmlns:w16sdtdh="http://schemas.microsoft.com/office/word/2020/wordml/sdtdatahash" xmlns:w16sdtfl="http://schemas.microsoft.com/office/word/2024/wordml/sdtformatlock" xmlns:w16se="http://schemas.microsoft.com/office/word/2015/wordml/symex" xmlns:wpg="http://schemas.microsoft.com/office/word/2010/wordprocessingGroup" xmlns:wpi="http://schemas.microsoft.com/office/word/2010/wordprocessingInk" xmlns:wne="http://schemas.microsoft.com/office/word/2006/wordml" xmlns:wps="http://schemas.microsoft.com/office/word/2010/wordprocessingShape" mc:Ignorable="w14 w15 w16se w16cid w16 w16cex w16sdtdh w16sdtfl w16du wp14">
+  <w:abstractNum w:abstractNumId="0" w15:restartNumberingAfterBreak="0">
+    <w:nsid w:val="180C3F73"/>
+    <w:multiLevelType w:val="multilevel"/>
+    <w:tmpl w:val="B80A0430"/>
     <w:lvl w:ilvl="0">
       <w:start w:val="1"/>
       <w:numFmt w:val="bullet"/>
@@ -1180,7 +3472,7 @@
         <w:ind w:left="360" w:hanging="360"/>
       </w:pPr>
       <w:rPr>
-        <w:rFonts w:ascii="Noto Sans Symbols" w:cs="Noto Sans Symbols" w:eastAsia="Noto Sans Symbols" w:hAnsi="Noto Sans Symbols"/>
+        <w:rFonts w:ascii="Noto Sans Symbols" w:eastAsia="Noto Sans Symbols" w:hAnsi="Noto Sans Symbols" w:cs="Noto Sans Symbols"/>
       </w:rPr>
     </w:lvl>
     <w:lvl w:ilvl="1">
@@ -1191,7 +3483,6 @@
       <w:pPr>
         <w:ind w:left="0" w:firstLine="0"/>
       </w:pPr>
-      <w:rPr/>
     </w:lvl>
     <w:lvl w:ilvl="2">
       <w:start w:val="1"/>
@@ -1201,7 +3492,6 @@
       <w:pPr>
         <w:ind w:left="0" w:firstLine="0"/>
       </w:pPr>
-      <w:rPr/>
     </w:lvl>
     <w:lvl w:ilvl="3">
       <w:start w:val="1"/>
@@ -1211,7 +3501,6 @@
       <w:pPr>
         <w:ind w:left="0" w:firstLine="0"/>
       </w:pPr>
-      <w:rPr/>
     </w:lvl>
     <w:lvl w:ilvl="4">
       <w:start w:val="1"/>
@@ -1221,7 +3510,6 @@
       <w:pPr>
         <w:ind w:left="0" w:firstLine="0"/>
       </w:pPr>
-      <w:rPr/>
     </w:lvl>
     <w:lvl w:ilvl="5">
       <w:start w:val="1"/>
@@ -1231,7 +3519,6 @@
       <w:pPr>
         <w:ind w:left="0" w:firstLine="0"/>
       </w:pPr>
-      <w:rPr/>
     </w:lvl>
     <w:lvl w:ilvl="6">
       <w:start w:val="1"/>
@@ -1241,7 +3528,6 @@
       <w:pPr>
         <w:ind w:left="0" w:firstLine="0"/>
       </w:pPr>
-      <w:rPr/>
     </w:lvl>
     <w:lvl w:ilvl="7">
       <w:start w:val="1"/>
@@ -1251,7 +3537,6 @@
       <w:pPr>
         <w:ind w:left="0" w:firstLine="0"/>
       </w:pPr>
-      <w:rPr/>
     </w:lvl>
     <w:lvl w:ilvl="8">
       <w:start w:val="1"/>
@@ -1261,10 +3546,12 @@
       <w:pPr>
         <w:ind w:left="0" w:firstLine="0"/>
       </w:pPr>
-      <w:rPr/>
     </w:lvl>
   </w:abstractNum>
-  <w:abstractNum w:abstractNumId="2">
+  <w:abstractNum w:abstractNumId="1" w15:restartNumberingAfterBreak="0">
+    <w:nsid w:val="4D0C143E"/>
+    <w:multiLevelType w:val="multilevel"/>
+    <w:tmpl w:val="70422824"/>
     <w:lvl w:ilvl="0">
       <w:start w:val="1"/>
       <w:numFmt w:val="decimal"/>
@@ -1274,9 +3561,9 @@
         <w:ind w:left="360" w:hanging="360"/>
       </w:pPr>
       <w:rPr>
-        <w:rFonts w:ascii="Arial" w:cs="Arial" w:eastAsia="Arial" w:hAnsi="Arial"/>
-        <w:b w:val="1"/>
-        <w:bCs w:val="1"/>
+        <w:rFonts w:ascii="Arial" w:eastAsia="Arial" w:hAnsi="Arial" w:cs="Arial"/>
+        <w:b/>
+        <w:bCs/>
       </w:rPr>
     </w:lvl>
     <w:lvl w:ilvl="1">
@@ -1287,7 +3574,6 @@
       <w:pPr>
         <w:ind w:left="0" w:firstLine="0"/>
       </w:pPr>
-      <w:rPr/>
     </w:lvl>
     <w:lvl w:ilvl="2">
       <w:start w:val="1"/>
@@ -1297,7 +3583,6 @@
       <w:pPr>
         <w:ind w:left="0" w:firstLine="0"/>
       </w:pPr>
-      <w:rPr/>
     </w:lvl>
     <w:lvl w:ilvl="3">
       <w:start w:val="1"/>
@@ -1307,7 +3592,6 @@
       <w:pPr>
         <w:ind w:left="0" w:firstLine="0"/>
       </w:pPr>
-      <w:rPr/>
     </w:lvl>
     <w:lvl w:ilvl="4">
       <w:start w:val="1"/>
@@ -1317,7 +3601,6 @@
       <w:pPr>
         <w:ind w:left="0" w:firstLine="0"/>
       </w:pPr>
-      <w:rPr/>
     </w:lvl>
     <w:lvl w:ilvl="5">
       <w:start w:val="1"/>
@@ -1327,7 +3610,6 @@
       <w:pPr>
         <w:ind w:left="0" w:firstLine="0"/>
       </w:pPr>
-      <w:rPr/>
     </w:lvl>
     <w:lvl w:ilvl="6">
       <w:start w:val="1"/>
@@ -1337,7 +3619,6 @@
       <w:pPr>
         <w:ind w:left="0" w:firstLine="0"/>
       </w:pPr>
-      <w:rPr/>
     </w:lvl>
     <w:lvl w:ilvl="7">
       <w:start w:val="1"/>
@@ -1347,7 +3628,6 @@
       <w:pPr>
         <w:ind w:left="0" w:firstLine="0"/>
       </w:pPr>
-      <w:rPr/>
     </w:lvl>
     <w:lvl w:ilvl="8">
       <w:start w:val="1"/>
@@ -1357,27 +3637,26 @@
       <w:pPr>
         <w:ind w:left="0" w:firstLine="0"/>
       </w:pPr>
-      <w:rPr/>
     </w:lvl>
   </w:abstractNum>
-  <w:num w:numId="1">
+  <w:num w:numId="1" w16cid:durableId="169491638">
+    <w:abstractNumId w:val="0"/>
+  </w:num>
+  <w:num w:numId="2" w16cid:durableId="1161896937">
     <w:abstractNumId w:val="1"/>
-  </w:num>
-  <w:num w:numId="2">
-    <w:abstractNumId w:val="2"/>
   </w:num>
 </w:numbering>
 </file>
 
 <file path=word/styles.xml><?xml version="1.0" encoding="utf-8"?>
-<w:styles xmlns:mc="http://schemas.openxmlformats.org/markup-compatibility/2006" xmlns:o="urn:schemas-microsoft-com:office:office" xmlns:r="http://schemas.openxmlformats.org/officeDocument/2006/relationships" xmlns:m="http://schemas.openxmlformats.org/officeDocument/2006/math" xmlns:v="urn:schemas-microsoft-com:vml" xmlns:wp="http://schemas.openxmlformats.org/drawingml/2006/wordprocessingDrawing" xmlns:w10="urn:schemas-microsoft-com:office:word" xmlns:w="http://schemas.openxmlformats.org/wordprocessingml/2006/main" xmlns:wne="http://schemas.microsoft.com/office/word/2006/wordml" xmlns:sl="http://schemas.openxmlformats.org/schemaLibrary/2006/main" xmlns:a="http://schemas.openxmlformats.org/drawingml/2006/main" xmlns:pic="http://schemas.openxmlformats.org/drawingml/2006/picture" xmlns:c="http://schemas.openxmlformats.org/drawingml/2006/chart" xmlns:lc="http://schemas.openxmlformats.org/drawingml/2006/lockedCanvas" xmlns:dgm="http://schemas.openxmlformats.org/drawingml/2006/diagram" xmlns:wps="http://schemas.microsoft.com/office/word/2010/wordprocessingShape" xmlns:wpg="http://schemas.microsoft.com/office/word/2010/wordprocessingGroup" xmlns:w14="http://schemas.microsoft.com/office/word/2010/wordml" xmlns:w15="http://schemas.microsoft.com/office/word/2012/wordml" xmlns:w16="http://schemas.microsoft.com/office/word/2018/wordml" xmlns:w16cex="http://schemas.microsoft.com/office/word/2018/wordml/cex" xmlns:w16cid="http://schemas.microsoft.com/office/word/2016/wordml/cid" xmlns="http://schemas.microsoft.com/office/tasks/2019/documenttasks" xmlns:cr="http://schemas.microsoft.com/office/comments/2020/reactions">
+<w:styles xmlns:mc="http://schemas.openxmlformats.org/markup-compatibility/2006" xmlns:r="http://schemas.openxmlformats.org/officeDocument/2006/relationships" xmlns:w="http://schemas.openxmlformats.org/wordprocessingml/2006/main" xmlns:w14="http://schemas.microsoft.com/office/word/2010/wordml" xmlns:w15="http://schemas.microsoft.com/office/word/2012/wordml" xmlns:w16cex="http://schemas.microsoft.com/office/word/2018/wordml/cex" xmlns:w16cid="http://schemas.microsoft.com/office/word/2016/wordml/cid" xmlns:w16="http://schemas.microsoft.com/office/word/2018/wordml" xmlns:w16du="http://schemas.microsoft.com/office/word/2023/wordml/word16du" xmlns:w16sdtdh="http://schemas.microsoft.com/office/word/2020/wordml/sdtdatahash" xmlns:w16sdtfl="http://schemas.microsoft.com/office/word/2024/wordml/sdtformatlock" xmlns:w16se="http://schemas.microsoft.com/office/word/2015/wordml/symex" mc:Ignorable="w14 w15 w16se w16cid w16 w16cex w16sdtdh w16sdtfl w16du">
   <w:docDefaults>
     <w:rPrDefault>
       <w:rPr>
-        <w:rFonts w:ascii="Cambria" w:cs="Cambria" w:eastAsia="Cambria" w:hAnsi="Cambria"/>
+        <w:rFonts w:ascii="Cambria" w:eastAsia="Cambria" w:hAnsi="Cambria" w:cs="Cambria"/>
         <w:sz w:val="22"/>
         <w:szCs w:val="22"/>
-        <w:lang w:val="en"/>
+        <w:lang w:val="en" w:eastAsia="pt-BR" w:bidi="ar-SA"/>
       </w:rPr>
     </w:rPrDefault>
     <w:pPrDefault>
@@ -1386,199 +3665,600 @@
       </w:pPr>
     </w:pPrDefault>
   </w:docDefaults>
-  <w:style w:type="table" w:styleId="TableNormal" w:default="1">
-    <w:name w:val="TableNormal"/>
-    <w:tblPr>
-      <w:tblCellMar>
-        <w:top w:w="100.0" w:type="dxa"/>
-        <w:left w:w="100.0" w:type="dxa"/>
-        <w:bottom w:w="100.0" w:type="dxa"/>
-        <w:right w:w="100.0" w:type="dxa"/>
-      </w:tblCellMar>
-    </w:tblPr>
+  <w:latentStyles w:defLockedState="0" w:defUIPriority="99" w:defSemiHidden="0" w:defUnhideWhenUsed="0" w:defQFormat="0" w:count="376">
+    <w:lsdException w:name="Normal" w:uiPriority="0" w:qFormat="1"/>
+    <w:lsdException w:name="heading 1" w:uiPriority="9" w:qFormat="1"/>
+    <w:lsdException w:name="heading 2" w:semiHidden="1" w:uiPriority="9" w:unhideWhenUsed="1" w:qFormat="1"/>
+    <w:lsdException w:name="heading 3" w:semiHidden="1" w:uiPriority="9" w:unhideWhenUsed="1" w:qFormat="1"/>
+    <w:lsdException w:name="heading 4" w:semiHidden="1" w:uiPriority="9" w:unhideWhenUsed="1" w:qFormat="1"/>
+    <w:lsdException w:name="heading 5" w:semiHidden="1" w:uiPriority="9" w:unhideWhenUsed="1" w:qFormat="1"/>
+    <w:lsdException w:name="heading 6" w:semiHidden="1" w:uiPriority="9" w:unhideWhenUsed="1" w:qFormat="1"/>
+    <w:lsdException w:name="heading 7" w:semiHidden="1" w:uiPriority="9" w:unhideWhenUsed="1" w:qFormat="1"/>
+    <w:lsdException w:name="heading 8" w:semiHidden="1" w:uiPriority="9" w:unhideWhenUsed="1" w:qFormat="1"/>
+    <w:lsdException w:name="heading 9" w:semiHidden="1" w:uiPriority="9" w:unhideWhenUsed="1" w:qFormat="1"/>
+    <w:lsdException w:name="index 1" w:semiHidden="1" w:unhideWhenUsed="1"/>
+    <w:lsdException w:name="index 2" w:semiHidden="1" w:unhideWhenUsed="1"/>
+    <w:lsdException w:name="index 3" w:semiHidden="1" w:unhideWhenUsed="1"/>
+    <w:lsdException w:name="index 4" w:semiHidden="1" w:unhideWhenUsed="1"/>
+    <w:lsdException w:name="index 5" w:semiHidden="1" w:unhideWhenUsed="1"/>
+    <w:lsdException w:name="index 6" w:semiHidden="1" w:unhideWhenUsed="1"/>
+    <w:lsdException w:name="index 7" w:semiHidden="1" w:unhideWhenUsed="1"/>
+    <w:lsdException w:name="index 8" w:semiHidden="1" w:unhideWhenUsed="1"/>
+    <w:lsdException w:name="index 9" w:semiHidden="1" w:unhideWhenUsed="1"/>
+    <w:lsdException w:name="toc 1" w:semiHidden="1" w:uiPriority="39" w:unhideWhenUsed="1"/>
+    <w:lsdException w:name="toc 2" w:semiHidden="1" w:uiPriority="39" w:unhideWhenUsed="1"/>
+    <w:lsdException w:name="toc 3" w:semiHidden="1" w:uiPriority="39" w:unhideWhenUsed="1"/>
+    <w:lsdException w:name="toc 4" w:semiHidden="1" w:uiPriority="39" w:unhideWhenUsed="1"/>
+    <w:lsdException w:name="toc 5" w:semiHidden="1" w:uiPriority="39" w:unhideWhenUsed="1"/>
+    <w:lsdException w:name="toc 6" w:semiHidden="1" w:uiPriority="39" w:unhideWhenUsed="1"/>
+    <w:lsdException w:name="toc 7" w:semiHidden="1" w:uiPriority="39" w:unhideWhenUsed="1"/>
+    <w:lsdException w:name="toc 8" w:semiHidden="1" w:uiPriority="39" w:unhideWhenUsed="1"/>
+    <w:lsdException w:name="toc 9" w:semiHidden="1" w:uiPriority="39" w:unhideWhenUsed="1"/>
+    <w:lsdException w:name="Normal Indent" w:semiHidden="1" w:unhideWhenUsed="1"/>
+    <w:lsdException w:name="footnote text" w:semiHidden="1" w:unhideWhenUsed="1"/>
+    <w:lsdException w:name="annotation text" w:semiHidden="1" w:unhideWhenUsed="1"/>
+    <w:lsdException w:name="header" w:semiHidden="1" w:unhideWhenUsed="1"/>
+    <w:lsdException w:name="footer" w:semiHidden="1" w:unhideWhenUsed="1"/>
+    <w:lsdException w:name="index heading" w:semiHidden="1" w:unhideWhenUsed="1"/>
+    <w:lsdException w:name="caption" w:semiHidden="1" w:uiPriority="35" w:unhideWhenUsed="1" w:qFormat="1"/>
+    <w:lsdException w:name="table of figures" w:semiHidden="1" w:unhideWhenUsed="1"/>
+    <w:lsdException w:name="envelope address" w:semiHidden="1" w:unhideWhenUsed="1"/>
+    <w:lsdException w:name="envelope return" w:semiHidden="1" w:unhideWhenUsed="1"/>
+    <w:lsdException w:name="footnote reference" w:semiHidden="1" w:unhideWhenUsed="1"/>
+    <w:lsdException w:name="annotation reference" w:semiHidden="1" w:unhideWhenUsed="1"/>
+    <w:lsdException w:name="line number" w:semiHidden="1" w:unhideWhenUsed="1"/>
+    <w:lsdException w:name="page number" w:semiHidden="1" w:unhideWhenUsed="1"/>
+    <w:lsdException w:name="endnote reference" w:semiHidden="1" w:unhideWhenUsed="1"/>
+    <w:lsdException w:name="endnote text" w:semiHidden="1" w:unhideWhenUsed="1"/>
+    <w:lsdException w:name="table of authorities" w:semiHidden="1" w:unhideWhenUsed="1"/>
+    <w:lsdException w:name="macro" w:semiHidden="1" w:unhideWhenUsed="1"/>
+    <w:lsdException w:name="toa heading" w:semiHidden="1" w:unhideWhenUsed="1"/>
+    <w:lsdException w:name="List" w:semiHidden="1" w:unhideWhenUsed="1"/>
+    <w:lsdException w:name="List Bullet" w:semiHidden="1" w:unhideWhenUsed="1"/>
+    <w:lsdException w:name="List Number" w:semiHidden="1" w:unhideWhenUsed="1"/>
+    <w:lsdException w:name="List 2" w:semiHidden="1" w:unhideWhenUsed="1"/>
+    <w:lsdException w:name="List 3" w:semiHidden="1" w:unhideWhenUsed="1"/>
+    <w:lsdException w:name="List 4" w:semiHidden="1" w:unhideWhenUsed="1"/>
+    <w:lsdException w:name="List 5" w:semiHidden="1" w:unhideWhenUsed="1"/>
+    <w:lsdException w:name="List Bullet 2" w:semiHidden="1" w:unhideWhenUsed="1"/>
+    <w:lsdException w:name="List Bullet 3" w:semiHidden="1" w:unhideWhenUsed="1"/>
+    <w:lsdException w:name="List Bullet 4" w:semiHidden="1" w:unhideWhenUsed="1"/>
+    <w:lsdException w:name="List Bullet 5" w:semiHidden="1" w:unhideWhenUsed="1"/>
+    <w:lsdException w:name="List Number 2" w:semiHidden="1" w:unhideWhenUsed="1"/>
+    <w:lsdException w:name="List Number 3" w:semiHidden="1" w:unhideWhenUsed="1"/>
+    <w:lsdException w:name="List Number 4" w:semiHidden="1" w:unhideWhenUsed="1"/>
+    <w:lsdException w:name="List Number 5" w:semiHidden="1" w:unhideWhenUsed="1"/>
+    <w:lsdException w:name="Title" w:uiPriority="10" w:qFormat="1"/>
+    <w:lsdException w:name="Closing" w:semiHidden="1" w:unhideWhenUsed="1"/>
+    <w:lsdException w:name="Signature" w:semiHidden="1" w:unhideWhenUsed="1"/>
+    <w:lsdException w:name="Default Paragraph Font" w:semiHidden="1" w:uiPriority="1" w:unhideWhenUsed="1"/>
+    <w:lsdException w:name="Body Text" w:semiHidden="1" w:unhideWhenUsed="1"/>
+    <w:lsdException w:name="Body Text Indent" w:semiHidden="1" w:unhideWhenUsed="1"/>
+    <w:lsdException w:name="List Continue" w:semiHidden="1" w:unhideWhenUsed="1"/>
+    <w:lsdException w:name="List Continue 2" w:semiHidden="1" w:unhideWhenUsed="1"/>
+    <w:lsdException w:name="List Continue 3" w:semiHidden="1" w:unhideWhenUsed="1"/>
+    <w:lsdException w:name="List Continue 4" w:semiHidden="1" w:unhideWhenUsed="1"/>
+    <w:lsdException w:name="List Continue 5" w:semiHidden="1" w:unhideWhenUsed="1"/>
+    <w:lsdException w:name="Message Header" w:semiHidden="1" w:unhideWhenUsed="1"/>
+    <w:lsdException w:name="Subtitle" w:uiPriority="11" w:qFormat="1"/>
+    <w:lsdException w:name="Salutation" w:semiHidden="1" w:unhideWhenUsed="1"/>
+    <w:lsdException w:name="Date" w:semiHidden="1" w:unhideWhenUsed="1"/>
+    <w:lsdException w:name="Body Text First Indent" w:semiHidden="1" w:unhideWhenUsed="1"/>
+    <w:lsdException w:name="Body Text First Indent 2" w:semiHidden="1" w:unhideWhenUsed="1"/>
+    <w:lsdException w:name="Note Heading" w:semiHidden="1" w:unhideWhenUsed="1"/>
+    <w:lsdException w:name="Body Text 2" w:semiHidden="1" w:unhideWhenUsed="1"/>
+    <w:lsdException w:name="Body Text 3" w:semiHidden="1" w:unhideWhenUsed="1"/>
+    <w:lsdException w:name="Body Text Indent 2" w:semiHidden="1" w:unhideWhenUsed="1"/>
+    <w:lsdException w:name="Body Text Indent 3" w:semiHidden="1" w:unhideWhenUsed="1"/>
+    <w:lsdException w:name="Block Text" w:semiHidden="1" w:unhideWhenUsed="1"/>
+    <w:lsdException w:name="Hyperlink" w:semiHidden="1" w:unhideWhenUsed="1"/>
+    <w:lsdException w:name="FollowedHyperlink" w:semiHidden="1" w:unhideWhenUsed="1"/>
+    <w:lsdException w:name="Strong" w:uiPriority="22" w:qFormat="1"/>
+    <w:lsdException w:name="Emphasis" w:uiPriority="20" w:qFormat="1"/>
+    <w:lsdException w:name="Document Map" w:semiHidden="1" w:unhideWhenUsed="1"/>
+    <w:lsdException w:name="Plain Text" w:semiHidden="1" w:unhideWhenUsed="1"/>
+    <w:lsdException w:name="E-mail Signature" w:semiHidden="1" w:unhideWhenUsed="1"/>
+    <w:lsdException w:name="HTML Top of Form" w:semiHidden="1" w:unhideWhenUsed="1"/>
+    <w:lsdException w:name="HTML Bottom of Form" w:semiHidden="1" w:unhideWhenUsed="1"/>
+    <w:lsdException w:name="Normal (Web)" w:semiHidden="1" w:unhideWhenUsed="1"/>
+    <w:lsdException w:name="HTML Acronym" w:semiHidden="1" w:unhideWhenUsed="1"/>
+    <w:lsdException w:name="HTML Address" w:semiHidden="1" w:unhideWhenUsed="1"/>
+    <w:lsdException w:name="HTML Cite" w:semiHidden="1" w:unhideWhenUsed="1"/>
+    <w:lsdException w:name="HTML Code" w:semiHidden="1" w:unhideWhenUsed="1"/>
+    <w:lsdException w:name="HTML Definition" w:semiHidden="1" w:unhideWhenUsed="1"/>
+    <w:lsdException w:name="HTML Keyboard" w:semiHidden="1" w:unhideWhenUsed="1"/>
+    <w:lsdException w:name="HTML Preformatted" w:semiHidden="1" w:unhideWhenUsed="1"/>
+    <w:lsdException w:name="HTML Sample" w:semiHidden="1" w:unhideWhenUsed="1"/>
+    <w:lsdException w:name="HTML Typewriter" w:semiHidden="1" w:unhideWhenUsed="1"/>
+    <w:lsdException w:name="HTML Variable" w:semiHidden="1" w:unhideWhenUsed="1"/>
+    <w:lsdException w:name="Normal Table" w:semiHidden="1" w:unhideWhenUsed="1"/>
+    <w:lsdException w:name="annotation subject" w:semiHidden="1" w:unhideWhenUsed="1"/>
+    <w:lsdException w:name="No List" w:semiHidden="1" w:unhideWhenUsed="1"/>
+    <w:lsdException w:name="Outline List 1" w:semiHidden="1" w:unhideWhenUsed="1"/>
+    <w:lsdException w:name="Outline List 2" w:semiHidden="1" w:unhideWhenUsed="1"/>
+    <w:lsdException w:name="Outline List 3" w:semiHidden="1" w:unhideWhenUsed="1"/>
+    <w:lsdException w:name="Table Simple 1" w:semiHidden="1" w:unhideWhenUsed="1"/>
+    <w:lsdException w:name="Table Simple 2" w:semiHidden="1" w:unhideWhenUsed="1"/>
+    <w:lsdException w:name="Table Simple 3" w:semiHidden="1" w:unhideWhenUsed="1"/>
+    <w:lsdException w:name="Table Classic 1" w:semiHidden="1" w:unhideWhenUsed="1"/>
+    <w:lsdException w:name="Table Classic 2" w:semiHidden="1" w:unhideWhenUsed="1"/>
+    <w:lsdException w:name="Table Classic 3" w:semiHidden="1" w:unhideWhenUsed="1"/>
+    <w:lsdException w:name="Table Classic 4" w:semiHidden="1" w:unhideWhenUsed="1"/>
+    <w:lsdException w:name="Table Colorful 1" w:semiHidden="1" w:unhideWhenUsed="1"/>
+    <w:lsdException w:name="Table Colorful 2" w:semiHidden="1" w:unhideWhenUsed="1"/>
+    <w:lsdException w:name="Table Colorful 3" w:semiHidden="1" w:unhideWhenUsed="1"/>
+    <w:lsdException w:name="Table Columns 1" w:semiHidden="1" w:unhideWhenUsed="1"/>
+    <w:lsdException w:name="Table Columns 2" w:semiHidden="1" w:unhideWhenUsed="1"/>
+    <w:lsdException w:name="Table Columns 3" w:semiHidden="1" w:unhideWhenUsed="1"/>
+    <w:lsdException w:name="Table Columns 4" w:semiHidden="1" w:unhideWhenUsed="1"/>
+    <w:lsdException w:name="Table Columns 5" w:semiHidden="1" w:unhideWhenUsed="1"/>
+    <w:lsdException w:name="Table Grid 1" w:semiHidden="1" w:unhideWhenUsed="1"/>
+    <w:lsdException w:name="Table Grid 2" w:semiHidden="1" w:unhideWhenUsed="1"/>
+    <w:lsdException w:name="Table Grid 3" w:semiHidden="1" w:unhideWhenUsed="1"/>
+    <w:lsdException w:name="Table Grid 4" w:semiHidden="1" w:unhideWhenUsed="1"/>
+    <w:lsdException w:name="Table Grid 5" w:semiHidden="1" w:unhideWhenUsed="1"/>
+    <w:lsdException w:name="Table Grid 6" w:semiHidden="1" w:unhideWhenUsed="1"/>
+    <w:lsdException w:name="Table Grid 7" w:semiHidden="1" w:unhideWhenUsed="1"/>
+    <w:lsdException w:name="Table Grid 8" w:semiHidden="1" w:unhideWhenUsed="1"/>
+    <w:lsdException w:name="Table List 1" w:semiHidden="1" w:unhideWhenUsed="1"/>
+    <w:lsdException w:name="Table List 2" w:semiHidden="1" w:unhideWhenUsed="1"/>
+    <w:lsdException w:name="Table List 3" w:semiHidden="1" w:unhideWhenUsed="1"/>
+    <w:lsdException w:name="Table List 4" w:semiHidden="1" w:unhideWhenUsed="1"/>
+    <w:lsdException w:name="Table List 5" w:semiHidden="1" w:unhideWhenUsed="1"/>
+    <w:lsdException w:name="Table List 6" w:semiHidden="1" w:unhideWhenUsed="1"/>
+    <w:lsdException w:name="Table List 7" w:semiHidden="1" w:unhideWhenUsed="1"/>
+    <w:lsdException w:name="Table List 8" w:semiHidden="1" w:unhideWhenUsed="1"/>
+    <w:lsdException w:name="Table 3D effects 1" w:semiHidden="1" w:unhideWhenUsed="1"/>
+    <w:lsdException w:name="Table 3D effects 2" w:semiHidden="1" w:unhideWhenUsed="1"/>
+    <w:lsdException w:name="Table 3D effects 3" w:semiHidden="1" w:unhideWhenUsed="1"/>
+    <w:lsdException w:name="Table Contemporary" w:semiHidden="1" w:unhideWhenUsed="1"/>
+    <w:lsdException w:name="Table Elegant" w:semiHidden="1" w:unhideWhenUsed="1"/>
+    <w:lsdException w:name="Table Professional" w:semiHidden="1" w:unhideWhenUsed="1"/>
+    <w:lsdException w:name="Table Subtle 1" w:semiHidden="1" w:unhideWhenUsed="1"/>
+    <w:lsdException w:name="Table Subtle 2" w:semiHidden="1" w:unhideWhenUsed="1"/>
+    <w:lsdException w:name="Table Web 1" w:semiHidden="1" w:unhideWhenUsed="1"/>
+    <w:lsdException w:name="Table Web 2" w:semiHidden="1" w:unhideWhenUsed="1"/>
+    <w:lsdException w:name="Table Web 3" w:semiHidden="1" w:unhideWhenUsed="1"/>
+    <w:lsdException w:name="Balloon Text" w:semiHidden="1" w:unhideWhenUsed="1"/>
+    <w:lsdException w:name="Table Grid" w:uiPriority="39"/>
+    <w:lsdException w:name="Table Theme" w:semiHidden="1" w:unhideWhenUsed="1"/>
+    <w:lsdException w:name="Placeholder Text" w:semiHidden="1"/>
+    <w:lsdException w:name="No Spacing" w:uiPriority="1" w:qFormat="1"/>
+    <w:lsdException w:name="Light Shading" w:uiPriority="60"/>
+    <w:lsdException w:name="Light List" w:uiPriority="61"/>
+    <w:lsdException w:name="Light Grid" w:uiPriority="62"/>
+    <w:lsdException w:name="Medium Shading 1" w:uiPriority="63"/>
+    <w:lsdException w:name="Medium Shading 2" w:uiPriority="64"/>
+    <w:lsdException w:name="Medium List 1" w:uiPriority="65"/>
+    <w:lsdException w:name="Medium List 2" w:uiPriority="66"/>
+    <w:lsdException w:name="Medium Grid 1" w:uiPriority="67"/>
+    <w:lsdException w:name="Medium Grid 2" w:uiPriority="68"/>
+    <w:lsdException w:name="Medium Grid 3" w:uiPriority="69"/>
+    <w:lsdException w:name="Dark List" w:uiPriority="70"/>
+    <w:lsdException w:name="Colorful Shading" w:uiPriority="71"/>
+    <w:lsdException w:name="Colorful List" w:uiPriority="72"/>
+    <w:lsdException w:name="Colorful Grid" w:uiPriority="73"/>
+    <w:lsdException w:name="Light Shading Accent 1" w:uiPriority="60"/>
+    <w:lsdException w:name="Light List Accent 1" w:uiPriority="61"/>
+    <w:lsdException w:name="Light Grid Accent 1" w:uiPriority="62"/>
+    <w:lsdException w:name="Medium Shading 1 Accent 1" w:uiPriority="63"/>
+    <w:lsdException w:name="Medium Shading 2 Accent 1" w:uiPriority="64"/>
+    <w:lsdException w:name="Medium List 1 Accent 1" w:uiPriority="65"/>
+    <w:lsdException w:name="Revision" w:semiHidden="1"/>
+    <w:lsdException w:name="List Paragraph" w:uiPriority="34" w:qFormat="1"/>
+    <w:lsdException w:name="Quote" w:uiPriority="29" w:qFormat="1"/>
+    <w:lsdException w:name="Intense Quote" w:uiPriority="30" w:qFormat="1"/>
+    <w:lsdException w:name="Medium List 2 Accent 1" w:uiPriority="66"/>
+    <w:lsdException w:name="Medium Grid 1 Accent 1" w:uiPriority="67"/>
+    <w:lsdException w:name="Medium Grid 2 Accent 1" w:uiPriority="68"/>
+    <w:lsdException w:name="Medium Grid 3 Accent 1" w:uiPriority="69"/>
+    <w:lsdException w:name="Dark List Accent 1" w:uiPriority="70"/>
+    <w:lsdException w:name="Colorful Shading Accent 1" w:uiPriority="71"/>
+    <w:lsdException w:name="Colorful List Accent 1" w:uiPriority="72"/>
+    <w:lsdException w:name="Colorful Grid Accent 1" w:uiPriority="73"/>
+    <w:lsdException w:name="Light Shading Accent 2" w:uiPriority="60"/>
+    <w:lsdException w:name="Light List Accent 2" w:uiPriority="61"/>
+    <w:lsdException w:name="Light Grid Accent 2" w:uiPriority="62"/>
+    <w:lsdException w:name="Medium Shading 1 Accent 2" w:uiPriority="63"/>
+    <w:lsdException w:name="Medium Shading 2 Accent 2" w:uiPriority="64"/>
+    <w:lsdException w:name="Medium List 1 Accent 2" w:uiPriority="65"/>
+    <w:lsdException w:name="Medium List 2 Accent 2" w:uiPriority="66"/>
+    <w:lsdException w:name="Medium Grid 1 Accent 2" w:uiPriority="67"/>
+    <w:lsdException w:name="Medium Grid 2 Accent 2" w:uiPriority="68"/>
+    <w:lsdException w:name="Medium Grid 3 Accent 2" w:uiPriority="69"/>
+    <w:lsdException w:name="Dark List Accent 2" w:uiPriority="70"/>
+    <w:lsdException w:name="Colorful Shading Accent 2" w:uiPriority="71"/>
+    <w:lsdException w:name="Colorful List Accent 2" w:uiPriority="72"/>
+    <w:lsdException w:name="Colorful Grid Accent 2" w:uiPriority="73"/>
+    <w:lsdException w:name="Light Shading Accent 3" w:uiPriority="60"/>
+    <w:lsdException w:name="Light List Accent 3" w:uiPriority="61"/>
+    <w:lsdException w:name="Light Grid Accent 3" w:uiPriority="62"/>
+    <w:lsdException w:name="Medium Shading 1 Accent 3" w:uiPriority="63"/>
+    <w:lsdException w:name="Medium Shading 2 Accent 3" w:uiPriority="64"/>
+    <w:lsdException w:name="Medium List 1 Accent 3" w:uiPriority="65"/>
+    <w:lsdException w:name="Medium List 2 Accent 3" w:uiPriority="66"/>
+    <w:lsdException w:name="Medium Grid 1 Accent 3" w:uiPriority="67"/>
+    <w:lsdException w:name="Medium Grid 2 Accent 3" w:uiPriority="68"/>
+    <w:lsdException w:name="Medium Grid 3 Accent 3" w:uiPriority="69"/>
+    <w:lsdException w:name="Dark List Accent 3" w:uiPriority="70"/>
+    <w:lsdException w:name="Colorful Shading Accent 3" w:uiPriority="71"/>
+    <w:lsdException w:name="Colorful List Accent 3" w:uiPriority="72"/>
+    <w:lsdException w:name="Colorful Grid Accent 3" w:uiPriority="73"/>
+    <w:lsdException w:name="Light Shading Accent 4" w:uiPriority="60"/>
+    <w:lsdException w:name="Light List Accent 4" w:uiPriority="61"/>
+    <w:lsdException w:name="Light Grid Accent 4" w:uiPriority="62"/>
+    <w:lsdException w:name="Medium Shading 1 Accent 4" w:uiPriority="63"/>
+    <w:lsdException w:name="Medium Shading 2 Accent 4" w:uiPriority="64"/>
+    <w:lsdException w:name="Medium List 1 Accent 4" w:uiPriority="65"/>
+    <w:lsdException w:name="Medium List 2 Accent 4" w:uiPriority="66"/>
+    <w:lsdException w:name="Medium Grid 1 Accent 4" w:uiPriority="67"/>
+    <w:lsdException w:name="Medium Grid 2 Accent 4" w:uiPriority="68"/>
+    <w:lsdException w:name="Medium Grid 3 Accent 4" w:uiPriority="69"/>
+    <w:lsdException w:name="Dark List Accent 4" w:uiPriority="70"/>
+    <w:lsdException w:name="Colorful Shading Accent 4" w:uiPriority="71"/>
+    <w:lsdException w:name="Colorful List Accent 4" w:uiPriority="72"/>
+    <w:lsdException w:name="Colorful Grid Accent 4" w:uiPriority="73"/>
+    <w:lsdException w:name="Light Shading Accent 5" w:uiPriority="60"/>
+    <w:lsdException w:name="Light List Accent 5" w:uiPriority="61"/>
+    <w:lsdException w:name="Light Grid Accent 5" w:uiPriority="62"/>
+    <w:lsdException w:name="Medium Shading 1 Accent 5" w:uiPriority="63"/>
+    <w:lsdException w:name="Medium Shading 2 Accent 5" w:uiPriority="64"/>
+    <w:lsdException w:name="Medium List 1 Accent 5" w:uiPriority="65"/>
+    <w:lsdException w:name="Medium List 2 Accent 5" w:uiPriority="66"/>
+    <w:lsdException w:name="Medium Grid 1 Accent 5" w:uiPriority="67"/>
+    <w:lsdException w:name="Medium Grid 2 Accent 5" w:uiPriority="68"/>
+    <w:lsdException w:name="Medium Grid 3 Accent 5" w:uiPriority="69"/>
+    <w:lsdException w:name="Dark List Accent 5" w:uiPriority="70"/>
+    <w:lsdException w:name="Colorful Shading Accent 5" w:uiPriority="71"/>
+    <w:lsdException w:name="Colorful List Accent 5" w:uiPriority="72"/>
+    <w:lsdException w:name="Colorful Grid Accent 5" w:uiPriority="73"/>
+    <w:lsdException w:name="Light Shading Accent 6" w:uiPriority="60"/>
+    <w:lsdException w:name="Light List Accent 6" w:uiPriority="61"/>
+    <w:lsdException w:name="Light Grid Accent 6" w:uiPriority="62"/>
+    <w:lsdException w:name="Medium Shading 1 Accent 6" w:uiPriority="63"/>
+    <w:lsdException w:name="Medium Shading 2 Accent 6" w:uiPriority="64"/>
+    <w:lsdException w:name="Medium List 1 Accent 6" w:uiPriority="65"/>
+    <w:lsdException w:name="Medium List 2 Accent 6" w:uiPriority="66"/>
+    <w:lsdException w:name="Medium Grid 1 Accent 6" w:uiPriority="67"/>
+    <w:lsdException w:name="Medium Grid 2 Accent 6" w:uiPriority="68"/>
+    <w:lsdException w:name="Medium Grid 3 Accent 6" w:uiPriority="69"/>
+    <w:lsdException w:name="Dark List Accent 6" w:uiPriority="70"/>
+    <w:lsdException w:name="Colorful Shading Accent 6" w:uiPriority="71"/>
+    <w:lsdException w:name="Colorful List Accent 6" w:uiPriority="72"/>
+    <w:lsdException w:name="Colorful Grid Accent 6" w:uiPriority="73"/>
+    <w:lsdException w:name="Subtle Emphasis" w:uiPriority="19" w:qFormat="1"/>
+    <w:lsdException w:name="Intense Emphasis" w:uiPriority="21" w:qFormat="1"/>
+    <w:lsdException w:name="Subtle Reference" w:uiPriority="31" w:qFormat="1"/>
+    <w:lsdException w:name="Intense Reference" w:uiPriority="32" w:qFormat="1"/>
+    <w:lsdException w:name="Book Title" w:uiPriority="33" w:qFormat="1"/>
+    <w:lsdException w:name="Bibliography" w:semiHidden="1" w:uiPriority="37" w:unhideWhenUsed="1"/>
+    <w:lsdException w:name="TOC Heading" w:semiHidden="1" w:uiPriority="39" w:unhideWhenUsed="1" w:qFormat="1"/>
+    <w:lsdException w:name="Plain Table 1" w:uiPriority="41"/>
+    <w:lsdException w:name="Plain Table 2" w:uiPriority="42"/>
+    <w:lsdException w:name="Plain Table 3" w:uiPriority="43"/>
+    <w:lsdException w:name="Plain Table 4" w:uiPriority="44"/>
+    <w:lsdException w:name="Plain Table 5" w:uiPriority="45"/>
+    <w:lsdException w:name="Grid Table Light" w:uiPriority="40"/>
+    <w:lsdException w:name="Grid Table 1 Light" w:uiPriority="46"/>
+    <w:lsdException w:name="Grid Table 2" w:uiPriority="47"/>
+    <w:lsdException w:name="Grid Table 3" w:uiPriority="48"/>
+    <w:lsdException w:name="Grid Table 4" w:uiPriority="49"/>
+    <w:lsdException w:name="Grid Table 5 Dark" w:uiPriority="50"/>
+    <w:lsdException w:name="Grid Table 6 Colorful" w:uiPriority="51"/>
+    <w:lsdException w:name="Grid Table 7 Colorful" w:uiPriority="52"/>
+    <w:lsdException w:name="Grid Table 1 Light Accent 1" w:uiPriority="46"/>
+    <w:lsdException w:name="Grid Table 2 Accent 1" w:uiPriority="47"/>
+    <w:lsdException w:name="Grid Table 3 Accent 1" w:uiPriority="48"/>
+    <w:lsdException w:name="Grid Table 4 Accent 1" w:uiPriority="49"/>
+    <w:lsdException w:name="Grid Table 5 Dark Accent 1" w:uiPriority="50"/>
+    <w:lsdException w:name="Grid Table 6 Colorful Accent 1" w:uiPriority="51"/>
+    <w:lsdException w:name="Grid Table 7 Colorful Accent 1" w:uiPriority="52"/>
+    <w:lsdException w:name="Grid Table 1 Light Accent 2" w:uiPriority="46"/>
+    <w:lsdException w:name="Grid Table 2 Accent 2" w:uiPriority="47"/>
+    <w:lsdException w:name="Grid Table 3 Accent 2" w:uiPriority="48"/>
+    <w:lsdException w:name="Grid Table 4 Accent 2" w:uiPriority="49"/>
+    <w:lsdException w:name="Grid Table 5 Dark Accent 2" w:uiPriority="50"/>
+    <w:lsdException w:name="Grid Table 6 Colorful Accent 2" w:uiPriority="51"/>
+    <w:lsdException w:name="Grid Table 7 Colorful Accent 2" w:uiPriority="52"/>
+    <w:lsdException w:name="Grid Table 1 Light Accent 3" w:uiPriority="46"/>
+    <w:lsdException w:name="Grid Table 2 Accent 3" w:uiPriority="47"/>
+    <w:lsdException w:name="Grid Table 3 Accent 3" w:uiPriority="48"/>
+    <w:lsdException w:name="Grid Table 4 Accent 3" w:uiPriority="49"/>
+    <w:lsdException w:name="Grid Table 5 Dark Accent 3" w:uiPriority="50"/>
+    <w:lsdException w:name="Grid Table 6 Colorful Accent 3" w:uiPriority="51"/>
+    <w:lsdException w:name="Grid Table 7 Colorful Accent 3" w:uiPriority="52"/>
+    <w:lsdException w:name="Grid Table 1 Light Accent 4" w:uiPriority="46"/>
+    <w:lsdException w:name="Grid Table 2 Accent 4" w:uiPriority="47"/>
+    <w:lsdException w:name="Grid Table 3 Accent 4" w:uiPriority="48"/>
+    <w:lsdException w:name="Grid Table 4 Accent 4" w:uiPriority="49"/>
+    <w:lsdException w:name="Grid Table 5 Dark Accent 4" w:uiPriority="50"/>
+    <w:lsdException w:name="Grid Table 6 Colorful Accent 4" w:uiPriority="51"/>
+    <w:lsdException w:name="Grid Table 7 Colorful Accent 4" w:uiPriority="52"/>
+    <w:lsdException w:name="Grid Table 1 Light Accent 5" w:uiPriority="46"/>
+    <w:lsdException w:name="Grid Table 2 Accent 5" w:uiPriority="47"/>
+    <w:lsdException w:name="Grid Table 3 Accent 5" w:uiPriority="48"/>
+    <w:lsdException w:name="Grid Table 4 Accent 5" w:uiPriority="49"/>
+    <w:lsdException w:name="Grid Table 5 Dark Accent 5" w:uiPriority="50"/>
+    <w:lsdException w:name="Grid Table 6 Colorful Accent 5" w:uiPriority="51"/>
+    <w:lsdException w:name="Grid Table 7 Colorful Accent 5" w:uiPriority="52"/>
+    <w:lsdException w:name="Grid Table 1 Light Accent 6" w:uiPriority="46"/>
+    <w:lsdException w:name="Grid Table 2 Accent 6" w:uiPriority="47"/>
+    <w:lsdException w:name="Grid Table 3 Accent 6" w:uiPriority="48"/>
+    <w:lsdException w:name="Grid Table 4 Accent 6" w:uiPriority="49"/>
+    <w:lsdException w:name="Grid Table 5 Dark Accent 6" w:uiPriority="50"/>
+    <w:lsdException w:name="Grid Table 6 Colorful Accent 6" w:uiPriority="51"/>
+    <w:lsdException w:name="Grid Table 7 Colorful Accent 6" w:uiPriority="52"/>
+    <w:lsdException w:name="List Table 1 Light" w:uiPriority="46"/>
+    <w:lsdException w:name="List Table 2" w:uiPriority="47"/>
+    <w:lsdException w:name="List Table 3" w:uiPriority="48"/>
+    <w:lsdException w:name="List Table 4" w:uiPriority="49"/>
+    <w:lsdException w:name="List Table 5 Dark" w:uiPriority="50"/>
+    <w:lsdException w:name="List Table 6 Colorful" w:uiPriority="51"/>
+    <w:lsdException w:name="List Table 7 Colorful" w:uiPriority="52"/>
+    <w:lsdException w:name="List Table 1 Light Accent 1" w:uiPriority="46"/>
+    <w:lsdException w:name="List Table 2 Accent 1" w:uiPriority="47"/>
+    <w:lsdException w:name="List Table 3 Accent 1" w:uiPriority="48"/>
+    <w:lsdException w:name="List Table 4 Accent 1" w:uiPriority="49"/>
+    <w:lsdException w:name="List Table 5 Dark Accent 1" w:uiPriority="50"/>
+    <w:lsdException w:name="List Table 6 Colorful Accent 1" w:uiPriority="51"/>
+    <w:lsdException w:name="List Table 7 Colorful Accent 1" w:uiPriority="52"/>
+    <w:lsdException w:name="List Table 1 Light Accent 2" w:uiPriority="46"/>
+    <w:lsdException w:name="List Table 2 Accent 2" w:uiPriority="47"/>
+    <w:lsdException w:name="List Table 3 Accent 2" w:uiPriority="48"/>
+    <w:lsdException w:name="List Table 4 Accent 2" w:uiPriority="49"/>
+    <w:lsdException w:name="List Table 5 Dark Accent 2" w:uiPriority="50"/>
+    <w:lsdException w:name="List Table 6 Colorful Accent 2" w:uiPriority="51"/>
+    <w:lsdException w:name="List Table 7 Colorful Accent 2" w:uiPriority="52"/>
+    <w:lsdException w:name="List Table 1 Light Accent 3" w:uiPriority="46"/>
+    <w:lsdException w:name="List Table 2 Accent 3" w:uiPriority="47"/>
+    <w:lsdException w:name="List Table 3 Accent 3" w:uiPriority="48"/>
+    <w:lsdException w:name="List Table 4 Accent 3" w:uiPriority="49"/>
+    <w:lsdException w:name="List Table 5 Dark Accent 3" w:uiPriority="50"/>
+    <w:lsdException w:name="List Table 6 Colorful Accent 3" w:uiPriority="51"/>
+    <w:lsdException w:name="List Table 7 Colorful Accent 3" w:uiPriority="52"/>
+    <w:lsdException w:name="List Table 1 Light Accent 4" w:uiPriority="46"/>
+    <w:lsdException w:name="List Table 2 Accent 4" w:uiPriority="47"/>
+    <w:lsdException w:name="List Table 3 Accent 4" w:uiPriority="48"/>
+    <w:lsdException w:name="List Table 4 Accent 4" w:uiPriority="49"/>
+    <w:lsdException w:name="List Table 5 Dark Accent 4" w:uiPriority="50"/>
+    <w:lsdException w:name="List Table 6 Colorful Accent 4" w:uiPriority="51"/>
+    <w:lsdException w:name="List Table 7 Colorful Accent 4" w:uiPriority="52"/>
+    <w:lsdException w:name="List Table 1 Light Accent 5" w:uiPriority="46"/>
+    <w:lsdException w:name="List Table 2 Accent 5" w:uiPriority="47"/>
+    <w:lsdException w:name="List Table 3 Accent 5" w:uiPriority="48"/>
+    <w:lsdException w:name="List Table 4 Accent 5" w:uiPriority="49"/>
+    <w:lsdException w:name="List Table 5 Dark Accent 5" w:uiPriority="50"/>
+    <w:lsdException w:name="List Table 6 Colorful Accent 5" w:uiPriority="51"/>
+    <w:lsdException w:name="List Table 7 Colorful Accent 5" w:uiPriority="52"/>
+    <w:lsdException w:name="List Table 1 Light Accent 6" w:uiPriority="46"/>
+    <w:lsdException w:name="List Table 2 Accent 6" w:uiPriority="47"/>
+    <w:lsdException w:name="List Table 3 Accent 6" w:uiPriority="48"/>
+    <w:lsdException w:name="List Table 4 Accent 6" w:uiPriority="49"/>
+    <w:lsdException w:name="List Table 5 Dark Accent 6" w:uiPriority="50"/>
+    <w:lsdException w:name="List Table 6 Colorful Accent 6" w:uiPriority="51"/>
+    <w:lsdException w:name="List Table 7 Colorful Accent 6" w:uiPriority="52"/>
+    <w:lsdException w:name="Mention" w:semiHidden="1" w:unhideWhenUsed="1"/>
+    <w:lsdException w:name="Smart Hyperlink" w:semiHidden="1" w:unhideWhenUsed="1"/>
+    <w:lsdException w:name="Hashtag" w:semiHidden="1" w:unhideWhenUsed="1"/>
+    <w:lsdException w:name="Unresolved Mention" w:semiHidden="1" w:unhideWhenUsed="1"/>
+    <w:lsdException w:name="Smart Link" w:semiHidden="1" w:unhideWhenUsed="1"/>
+  </w:latentStyles>
+  <w:style w:type="paragraph" w:default="1" w:styleId="Normal">
+    <w:name w:val="Normal"/>
+    <w:qFormat/>
   </w:style>
-  <w:style w:type="paragraph" w:styleId="Normal" w:default="1">
-    <w:name w:val="normal"/>
-  </w:style>
-  <w:style w:type="paragraph" w:styleId="Heading1">
+  <w:style w:type="paragraph" w:styleId="Ttulo1">
     <w:name w:val="heading 1"/>
     <w:basedOn w:val="Normal"/>
     <w:next w:val="Normal"/>
+    <w:uiPriority w:val="9"/>
+    <w:qFormat/>
     <w:pPr>
-      <w:keepNext w:val="1"/>
-      <w:keepLines w:val="1"/>
-      <w:spacing w:after="0" w:before="480" w:lineRule="auto"/>
+      <w:keepNext/>
+      <w:keepLines/>
+      <w:spacing w:before="480" w:after="0"/>
+      <w:outlineLvl w:val="0"/>
     </w:pPr>
     <w:rPr>
-      <w:rFonts w:ascii="Calibri" w:cs="Calibri" w:eastAsia="Calibri" w:hAnsi="Calibri"/>
-      <w:b w:val="1"/>
-      <w:bCs w:val="1"/>
+      <w:rFonts w:ascii="Calibri" w:eastAsia="Calibri" w:hAnsi="Calibri" w:cs="Calibri"/>
+      <w:b/>
+      <w:bCs/>
       <w:color w:val="366091"/>
       <w:sz w:val="28"/>
       <w:szCs w:val="28"/>
     </w:rPr>
   </w:style>
-  <w:style w:type="paragraph" w:styleId="Heading2">
+  <w:style w:type="paragraph" w:styleId="Ttulo2">
     <w:name w:val="heading 2"/>
     <w:basedOn w:val="Normal"/>
     <w:next w:val="Normal"/>
+    <w:uiPriority w:val="9"/>
+    <w:semiHidden/>
+    <w:unhideWhenUsed/>
+    <w:qFormat/>
     <w:pPr>
-      <w:keepNext w:val="1"/>
-      <w:keepLines w:val="1"/>
-      <w:spacing w:after="0" w:before="200" w:lineRule="auto"/>
+      <w:keepNext/>
+      <w:keepLines/>
+      <w:spacing w:before="200" w:after="0"/>
+      <w:outlineLvl w:val="1"/>
     </w:pPr>
     <w:rPr>
-      <w:rFonts w:ascii="Calibri" w:cs="Calibri" w:eastAsia="Calibri" w:hAnsi="Calibri"/>
-      <w:b w:val="1"/>
-      <w:bCs w:val="1"/>
-      <w:color w:val="4f81bd"/>
+      <w:rFonts w:ascii="Calibri" w:eastAsia="Calibri" w:hAnsi="Calibri" w:cs="Calibri"/>
+      <w:b/>
+      <w:bCs/>
+      <w:color w:val="4F81BD"/>
       <w:sz w:val="26"/>
       <w:szCs w:val="26"/>
     </w:rPr>
   </w:style>
-  <w:style w:type="paragraph" w:styleId="Heading3">
+  <w:style w:type="paragraph" w:styleId="Ttulo3">
     <w:name w:val="heading 3"/>
     <w:basedOn w:val="Normal"/>
     <w:next w:val="Normal"/>
+    <w:uiPriority w:val="9"/>
+    <w:semiHidden/>
+    <w:unhideWhenUsed/>
+    <w:qFormat/>
     <w:pPr>
-      <w:keepNext w:val="1"/>
-      <w:keepLines w:val="1"/>
-      <w:spacing w:after="0" w:before="200" w:lineRule="auto"/>
+      <w:keepNext/>
+      <w:keepLines/>
+      <w:spacing w:before="200" w:after="0"/>
+      <w:outlineLvl w:val="2"/>
     </w:pPr>
     <w:rPr>
-      <w:rFonts w:ascii="Calibri" w:cs="Calibri" w:eastAsia="Calibri" w:hAnsi="Calibri"/>
-      <w:b w:val="1"/>
-      <w:bCs w:val="1"/>
-      <w:color w:val="4f81bd"/>
+      <w:rFonts w:ascii="Calibri" w:eastAsia="Calibri" w:hAnsi="Calibri" w:cs="Calibri"/>
+      <w:b/>
+      <w:bCs/>
+      <w:color w:val="4F81BD"/>
     </w:rPr>
   </w:style>
-  <w:style w:type="paragraph" w:styleId="Heading4">
+  <w:style w:type="paragraph" w:styleId="Ttulo4">
     <w:name w:val="heading 4"/>
     <w:basedOn w:val="Normal"/>
     <w:next w:val="Normal"/>
+    <w:uiPriority w:val="9"/>
+    <w:semiHidden/>
+    <w:unhideWhenUsed/>
+    <w:qFormat/>
     <w:pPr>
-      <w:keepNext w:val="1"/>
-      <w:keepLines w:val="1"/>
-      <w:spacing w:after="0" w:before="200" w:lineRule="auto"/>
+      <w:keepNext/>
+      <w:keepLines/>
+      <w:spacing w:before="200" w:after="0"/>
+      <w:outlineLvl w:val="3"/>
     </w:pPr>
     <w:rPr>
-      <w:rFonts w:ascii="Calibri" w:cs="Calibri" w:eastAsia="Calibri" w:hAnsi="Calibri"/>
-      <w:b w:val="1"/>
-      <w:bCs w:val="1"/>
-      <w:i w:val="1"/>
-      <w:iCs w:val="1"/>
-      <w:color w:val="4f81bd"/>
+      <w:rFonts w:ascii="Calibri" w:eastAsia="Calibri" w:hAnsi="Calibri" w:cs="Calibri"/>
+      <w:b/>
+      <w:bCs/>
+      <w:i/>
+      <w:iCs/>
+      <w:color w:val="4F81BD"/>
     </w:rPr>
   </w:style>
-  <w:style w:type="paragraph" w:styleId="Heading5">
+  <w:style w:type="paragraph" w:styleId="Ttulo5">
     <w:name w:val="heading 5"/>
     <w:basedOn w:val="Normal"/>
     <w:next w:val="Normal"/>
+    <w:uiPriority w:val="9"/>
+    <w:semiHidden/>
+    <w:unhideWhenUsed/>
+    <w:qFormat/>
     <w:pPr>
-      <w:keepNext w:val="1"/>
-      <w:keepLines w:val="1"/>
-      <w:spacing w:after="0" w:before="200" w:lineRule="auto"/>
+      <w:keepNext/>
+      <w:keepLines/>
+      <w:spacing w:before="200" w:after="0"/>
+      <w:outlineLvl w:val="4"/>
     </w:pPr>
     <w:rPr>
-      <w:rFonts w:ascii="Calibri" w:cs="Calibri" w:eastAsia="Calibri" w:hAnsi="Calibri"/>
-      <w:color w:val="243f61"/>
+      <w:rFonts w:ascii="Calibri" w:eastAsia="Calibri" w:hAnsi="Calibri" w:cs="Calibri"/>
+      <w:color w:val="243F61"/>
     </w:rPr>
   </w:style>
-  <w:style w:type="paragraph" w:styleId="Heading6">
+  <w:style w:type="paragraph" w:styleId="Ttulo6">
     <w:name w:val="heading 6"/>
     <w:basedOn w:val="Normal"/>
     <w:next w:val="Normal"/>
+    <w:uiPriority w:val="9"/>
+    <w:semiHidden/>
+    <w:unhideWhenUsed/>
+    <w:qFormat/>
     <w:pPr>
-      <w:keepNext w:val="1"/>
-      <w:keepLines w:val="1"/>
-      <w:spacing w:after="0" w:before="200" w:lineRule="auto"/>
+      <w:keepNext/>
+      <w:keepLines/>
+      <w:spacing w:before="200" w:after="0"/>
+      <w:outlineLvl w:val="5"/>
     </w:pPr>
     <w:rPr>
-      <w:rFonts w:ascii="Calibri" w:cs="Calibri" w:eastAsia="Calibri" w:hAnsi="Calibri"/>
-      <w:i w:val="1"/>
-      <w:iCs w:val="1"/>
-      <w:color w:val="243f61"/>
+      <w:rFonts w:ascii="Calibri" w:eastAsia="Calibri" w:hAnsi="Calibri" w:cs="Calibri"/>
+      <w:i/>
+      <w:iCs/>
+      <w:color w:val="243F61"/>
     </w:rPr>
   </w:style>
-  <w:style w:type="paragraph" w:styleId="Title">
+  <w:style w:type="character" w:default="1" w:styleId="Fontepargpadro">
+    <w:name w:val="Default Paragraph Font"/>
+    <w:uiPriority w:val="1"/>
+    <w:semiHidden/>
+    <w:unhideWhenUsed/>
+  </w:style>
+  <w:style w:type="table" w:default="1" w:styleId="Tabelanormal">
+    <w:name w:val="Normal Table"/>
+    <w:uiPriority w:val="99"/>
+    <w:semiHidden/>
+    <w:unhideWhenUsed/>
+    <w:tblPr>
+      <w:tblInd w:w="0" w:type="dxa"/>
+      <w:tblCellMar>
+        <w:top w:w="0" w:type="dxa"/>
+        <w:left w:w="108" w:type="dxa"/>
+        <w:bottom w:w="0" w:type="dxa"/>
+        <w:right w:w="108" w:type="dxa"/>
+      </w:tblCellMar>
+    </w:tblPr>
+  </w:style>
+  <w:style w:type="numbering" w:default="1" w:styleId="Semlista">
+    <w:name w:val="No List"/>
+    <w:uiPriority w:val="99"/>
+    <w:semiHidden/>
+    <w:unhideWhenUsed/>
+  </w:style>
+  <w:style w:type="table" w:customStyle="1" w:styleId="TableNormal">
+    <w:name w:val="TableNormal"/>
+    <w:tblPr>
+      <w:tblCellMar>
+        <w:top w:w="100" w:type="dxa"/>
+        <w:left w:w="100" w:type="dxa"/>
+        <w:bottom w:w="100" w:type="dxa"/>
+        <w:right w:w="100" w:type="dxa"/>
+      </w:tblCellMar>
+    </w:tblPr>
+  </w:style>
+  <w:style w:type="paragraph" w:styleId="Ttulo">
     <w:name w:val="Title"/>
     <w:basedOn w:val="Normal"/>
     <w:next w:val="Normal"/>
+    <w:uiPriority w:val="10"/>
+    <w:qFormat/>
     <w:pPr>
       <w:pBdr>
-        <w:bottom w:color="4f81bd" w:space="4" w:sz="8" w:val="single"/>
+        <w:bottom w:val="single" w:sz="8" w:space="4" w:color="4F81BD"/>
       </w:pBdr>
       <w:spacing w:after="300" w:line="240" w:lineRule="auto"/>
     </w:pPr>
     <w:rPr>
-      <w:rFonts w:ascii="Calibri" w:cs="Calibri" w:eastAsia="Calibri" w:hAnsi="Calibri"/>
-      <w:color w:val="17365d"/>
+      <w:rFonts w:ascii="Calibri" w:eastAsia="Calibri" w:hAnsi="Calibri" w:cs="Calibri"/>
+      <w:color w:val="17365D"/>
       <w:sz w:val="52"/>
       <w:szCs w:val="52"/>
     </w:rPr>
   </w:style>
-  <w:style w:type="paragraph" w:styleId="Subtitle">
+  <w:style w:type="paragraph" w:styleId="Subttulo">
     <w:name w:val="Subtitle"/>
     <w:basedOn w:val="Normal"/>
     <w:next w:val="Normal"/>
-    <w:pPr/>
+    <w:uiPriority w:val="11"/>
+    <w:qFormat/>
     <w:rPr>
-      <w:rFonts w:ascii="Calibri" w:cs="Calibri" w:eastAsia="Calibri" w:hAnsi="Calibri"/>
-      <w:i w:val="1"/>
-      <w:iCs w:val="1"/>
-      <w:color w:val="4f81bd"/>
+      <w:rFonts w:ascii="Calibri" w:eastAsia="Calibri" w:hAnsi="Calibri" w:cs="Calibri"/>
+      <w:i/>
+      <w:iCs/>
+      <w:color w:val="4F81BD"/>
       <w:sz w:val="24"/>
       <w:szCs w:val="24"/>
     </w:rPr>
   </w:style>
-  <w:style w:type="table" w:styleId="Table1">
+  <w:style w:type="table" w:customStyle="1" w:styleId="a">
     <w:basedOn w:val="TableNormal"/>
     <w:tblPr>
       <w:tblStyleRowBandSize w:val="1"/>
       <w:tblStyleColBandSize w:val="1"/>
       <w:tblCellMar>
-        <w:top w:w="0.0" w:type="dxa"/>
-        <w:left w:w="115.0" w:type="dxa"/>
-        <w:bottom w:w="0.0" w:type="dxa"/>
-        <w:right w:w="115.0" w:type="dxa"/>
+        <w:top w:w="0" w:type="dxa"/>
+        <w:left w:w="115" w:type="dxa"/>
+        <w:bottom w:w="0" w:type="dxa"/>
+        <w:right w:w="115" w:type="dxa"/>
       </w:tblCellMar>
     </w:tblPr>
-    <w:tblStylePr w:type="band1Horz">
-      <w:tcPr/>
-    </w:tblStylePr>
-    <w:tblStylePr w:type="band1Vert">
-      <w:tcPr/>
-    </w:tblStylePr>
-    <w:tblStylePr w:type="band2Horz">
-      <w:tcPr/>
-    </w:tblStylePr>
-    <w:tblStylePr w:type="band2Vert">
-      <w:tcPr/>
-    </w:tblStylePr>
-    <w:tblStylePr w:type="firstCol">
-      <w:tcPr/>
-    </w:tblStylePr>
-    <w:tblStylePr w:type="firstRow">
-      <w:tcPr/>
-    </w:tblStylePr>
-    <w:tblStylePr w:type="lastCol">
-      <w:tcPr/>
-    </w:tblStylePr>
-    <w:tblStylePr w:type="lastRow">
-      <w:tcPr/>
-    </w:tblStylePr>
-    <w:tblStylePr w:type="neCell">
-      <w:tcPr/>
-    </w:tblStylePr>
-    <w:tblStylePr w:type="nwCell">
-      <w:tcPr/>
-    </w:tblStylePr>
-    <w:tblStylePr w:type="seCell">
-      <w:tcPr/>
-    </w:tblStylePr>
-    <w:tblStylePr w:type="swCell">
-      <w:tcPr/>
-    </w:tblStylePr>
   </w:style>
 </w:styles>
 </file>
